--- a/TaiLieuGiangDay_UngDungAI/GiaoTrinh_UngDungAI_PhanTichDuLieu.docx
+++ b/TaiLieuGiangDay_UngDungAI/GiaoTrinh_UngDungAI_PhanTichDuLieu.docx
@@ -2,83 +2,9 @@
 <file path=word/document.xml><?xml version="1.0" encoding="utf-8"?>
 <w:document xmlns:wpc="http://schemas.microsoft.com/office/word/2010/wordprocessingCanvas" xmlns:mc="http://schemas.openxmlformats.org/markup-compatibility/2006" xmlns:o="urn:schemas-microsoft-com:office:office" xmlns:r="http://schemas.openxmlformats.org/officeDocument/2006/relationships" xmlns:m="http://schemas.openxmlformats.org/officeDocument/2006/math" xmlns:v="urn:schemas-microsoft-com:vml" xmlns:wp14="http://schemas.microsoft.com/office/word/2010/wordprocessingDrawing" xmlns:wp="http://schemas.openxmlformats.org/drawingml/2006/wordprocessingDrawing" xmlns:w10="urn:schemas-microsoft-com:office:word" xmlns:w="http://schemas.openxmlformats.org/wordprocessingml/2006/main" xmlns:w14="http://schemas.microsoft.com/office/word/2010/wordml" xmlns:w15="http://schemas.microsoft.com/office/word/2012/wordml" xmlns:wpg="http://schemas.microsoft.com/office/word/2010/wordprocessingGroup" xmlns:wpi="http://schemas.microsoft.com/office/word/2010/wordprocessingInk" xmlns:wne="http://schemas.microsoft.com/office/word/2006/wordml" xmlns:wps="http://schemas.microsoft.com/office/word/2010/wordprocessingShape" xmlns:cx="http://schemas.microsoft.com/office/drawing/2014/chartex" xmlns:cx1="http://schemas.microsoft.com/office/drawing/2015/9/8/chartex" xmlns:cx2="http://schemas.microsoft.com/office/drawing/2015/10/21/chartex" xmlns:cx3="http://schemas.microsoft.com/office/drawing/2016/5/9/chartex" xmlns:cx4="http://schemas.microsoft.com/office/drawing/2016/5/10/chartex" xmlns:cx5="http://schemas.microsoft.com/office/drawing/2016/5/11/chartex" xmlns:cx6="http://schemas.microsoft.com/office/drawing/2016/5/12/chartex" xmlns:cx7="http://schemas.microsoft.com/office/drawing/2016/5/13/chartex" xmlns:cx8="http://schemas.microsoft.com/office/drawing/2016/5/14/chartex" xmlns:aink="http://schemas.microsoft.com/office/drawing/2016/ink" xmlns:am3d="http://schemas.microsoft.com/office/drawing/2017/model3d" xmlns:w16cex="http://schemas.microsoft.com/office/word/2018/wordml/cex" xmlns:w16cid="http://schemas.microsoft.com/office/word/2016/wordml/cid" xmlns:w16="http://schemas.microsoft.com/office/word/2018/wordml" xmlns:w16sdtdh="http://schemas.microsoft.com/office/word/2020/wordml/sdtdatahash" xmlns:w16se="http://schemas.microsoft.com/office/word/2015/wordml/symex" mc:Ignorable="w14 w15 wp14">
   <w:body>
-    <w:p>
-      <w:pPr>
-        <w:spacing w:after="600"/>
-      </w:pPr>
-    </w:p>
-    <w:p>
-      <w:pPr>
-        <w:spacing w:after="60"/>
-        <w:jc w:val="center"/>
-      </w:pPr>
-      <w:r>
-        <w:rPr>
-          <w:rFonts w:ascii="Times New Roman" w:cs="Times New Roman" w:eastAsia="Times New Roman" w:hAnsi="Times New Roman"/>
-          <w:b/>
-          <w:bCs/>
-          <w:color w:val="595959"/>
-          <w:sz w:val="24"/>
-          <w:szCs w:val="24"/>
-        </w:rPr>
-        <w:t xml:space="preserve">MÔN TRÍ TUỆ NHÂN TẠO ỨNG DỤNG</w:t>
-      </w:r>
-    </w:p>
-    <w:p>
-      <w:pPr>
-        <w:spacing w:after="60"/>
-        <w:jc w:val="center"/>
-      </w:pPr>
-      <w:r>
-        <w:rPr>
-          <w:rFonts w:ascii="Times New Roman" w:cs="Times New Roman" w:eastAsia="Times New Roman" w:hAnsi="Times New Roman"/>
-          <w:b/>
-          <w:bCs/>
-          <w:color w:val="1B2A4A"/>
-          <w:sz w:val="40"/>
-          <w:szCs w:val="40"/>
-        </w:rPr>
-        <w:t xml:space="preserve">TÀI LIỆU GIẢNG DẠY</w:t>
-      </w:r>
-    </w:p>
-    <w:p>
-      <w:pPr>
-        <w:shd w:fill="EBF5FB" w:val="clear"/>
-        <w:spacing w:after="80" w:before="80"/>
-        <w:jc w:val="center"/>
-      </w:pPr>
-      <w:r>
-        <w:rPr>
-          <w:rFonts w:ascii="Times New Roman" w:cs="Times New Roman" w:eastAsia="Times New Roman" w:hAnsi="Times New Roman"/>
-          <w:b/>
-          <w:bCs/>
-          <w:color w:val="2563EB"/>
-          <w:sz w:val="56"/>
-          <w:szCs w:val="56"/>
-        </w:rPr>
-        <w:t xml:space="preserve">ỨNG DỤNG AI TRONG PHÂN TÍCH DỮ LIỆU</w:t>
-      </w:r>
-    </w:p>
-    <w:p>
-      <w:pPr>
-        <w:spacing w:after="280"/>
-        <w:jc w:val="center"/>
-      </w:pPr>
-      <w:r>
-        <w:rPr>
-          <w:rFonts w:ascii="Times New Roman" w:cs="Times New Roman" w:eastAsia="Times New Roman" w:hAnsi="Times New Roman"/>
-          <w:i/>
-          <w:iCs/>
-          <w:color w:val="595959"/>
-          <w:sz w:val="26"/>
-          <w:szCs w:val="26"/>
-        </w:rPr>
-        <w:t xml:space="preserve">Dành cho người mới bắt đầu  |  Không yêu cầu kiến thức nền</w:t>
-      </w:r>
-    </w:p>
     <w:tbl>
       <w:tblPr>
-        <w:tblW w:type="dxa" w:w="8846"/>
+        <w:tblW w:type="dxa" w:w="8906"/>
         <w:tblBorders>
           <w:top w:val="single" w:color="auto" w:sz="4"/>
           <w:left w:val="single" w:color="auto" w:sz="4"/>
@@ -89,80 +15,368 @@
         </w:tblBorders>
       </w:tblPr>
       <w:tblGrid>
-        <w:gridCol w:w="3000"/>
-        <w:gridCol w:w="5846"/>
+        <w:gridCol w:w="3562"/>
+        <w:gridCol w:w="5344"/>
+      </w:tblGrid>
+      <w:tr>
+        <w:tc>
+          <w:tcPr>
+            <w:tcW w:type="dxa" w:w="3562"/>
+            <w:tcBorders>
+              <w:top w:val="none" w:color="FFFFFF" w:sz="0"/>
+              <w:left w:val="none" w:color="FFFFFF" w:sz="0"/>
+              <w:bottom w:val="none" w:color="FFFFFF" w:sz="0"/>
+              <w:right w:val="none" w:color="FFFFFF" w:sz="0"/>
+            </w:tcBorders>
+            <w:tcMar>
+              <w:top w:type="dxa" w:w="0"/>
+              <w:left w:type="dxa" w:w="0"/>
+              <w:bottom w:type="dxa" w:w="0"/>
+              <w:right w:type="dxa" w:w="80"/>
+            </w:tcMar>
+            <w:vAlign w:val="center"/>
+          </w:tcPr>
+          <w:p>
+            <w:pPr>
+              <w:spacing w:after="0"/>
+              <w:jc w:val="left"/>
+            </w:pPr>
+            <w:r>
+              <w:drawing>
+                <wp:inline distT="0" distB="0" distL="0" distR="0">
+                  <wp:extent cx="2038350" cy="495300"/>
+                  <wp:effectExtent t="0" r="0" b="0" l="0"/>
+                  <wp:docPr id="1" name="" descr="" title=""/>
+                  <wp:cNvGraphicFramePr>
+                    <a:graphicFrameLocks xmlns:a="http://schemas.openxmlformats.org/drawingml/2006/main" noChangeAspect="1"/>
+                  </wp:cNvGraphicFramePr>
+                  <a:graphic xmlns:a="http://schemas.openxmlformats.org/drawingml/2006/main">
+                    <a:graphicData uri="http://schemas.openxmlformats.org/drawingml/2006/picture">
+                      <pic:pic xmlns:pic="http://schemas.openxmlformats.org/drawingml/2006/picture">
+                        <pic:nvPicPr>
+                          <pic:cNvPr id="0" name="" descr=""/>
+                          <pic:cNvPicPr>
+                            <a:picLocks noChangeAspect="1" noChangeArrowheads="1"/>
+                          </pic:cNvPicPr>
+                        </pic:nvPicPr>
+                        <pic:blipFill>
+                          <a:blip r:embed="rId9" cstate="none"/>
+                          <a:srcRect/>
+                          <a:stretch>
+                            <a:fillRect/>
+                          </a:stretch>
+                        </pic:blipFill>
+                        <pic:spPr bwMode="auto">
+                          <a:xfrm>
+                            <a:off x="0" y="0"/>
+                            <a:ext cx="2038350" cy="495300"/>
+                          </a:xfrm>
+                          <a:prstGeom prst="rect">
+                            <a:avLst/>
+                          </a:prstGeom>
+                        </pic:spPr>
+                      </pic:pic>
+                    </a:graphicData>
+                  </a:graphic>
+                </wp:inline>
+              </w:drawing>
+            </w:r>
+          </w:p>
+        </w:tc>
+        <w:tc>
+          <w:tcPr>
+            <w:tcW w:type="dxa" w:w="5344"/>
+            <w:tcBorders>
+              <w:top w:val="none" w:color="FFFFFF" w:sz="0"/>
+              <w:left w:val="none" w:color="FFFFFF" w:sz="0"/>
+              <w:bottom w:val="none" w:color="FFFFFF" w:sz="0"/>
+              <w:right w:val="none" w:color="FFFFFF" w:sz="0"/>
+            </w:tcBorders>
+            <w:tcMar>
+              <w:top w:type="dxa" w:w="0"/>
+              <w:left w:type="dxa" w:w="80"/>
+              <w:bottom w:type="dxa" w:w="0"/>
+              <w:right w:type="dxa" w:w="0"/>
+            </w:tcMar>
+            <w:vAlign w:val="center"/>
+          </w:tcPr>
+          <w:p>
+            <w:pPr>
+              <w:spacing w:after="60"/>
+              <w:jc w:val="center"/>
+            </w:pPr>
+            <w:r>
+              <w:rPr>
+                <w:rFonts w:ascii="Times New Roman" w:cs="Times New Roman" w:eastAsia="Times New Roman" w:hAnsi="Times New Roman"/>
+                <w:b/>
+                <w:bCs/>
+                <w:sz w:val="25"/>
+                <w:szCs w:val="25"/>
+              </w:rPr>
+              <w:t xml:space="preserve">BỘ GIÁO DỤC VÀ ĐÀO TẠO.</w:t>
+            </w:r>
+          </w:p>
+          <w:p>
+            <w:pPr>
+              <w:spacing w:after="0"/>
+              <w:jc w:val="center"/>
+            </w:pPr>
+            <w:r>
+              <w:rPr>
+                <w:rFonts w:ascii="Times New Roman" w:cs="Times New Roman" w:eastAsia="Times New Roman" w:hAnsi="Times New Roman"/>
+                <w:b/>
+                <w:bCs/>
+                <w:sz w:val="25"/>
+                <w:szCs w:val="25"/>
+              </w:rPr>
+              <w:t xml:space="preserve">TRƯỜNG ĐẠI HỌC CÔNG NGHỆ TP.HCM.</w:t>
+            </w:r>
+          </w:p>
+        </w:tc>
+      </w:tr>
+    </w:tbl>
+    <w:p>
+      <w:pPr>
+        <w:spacing w:after="620"/>
+      </w:pPr>
+    </w:p>
+    <w:p>
+      <w:pPr>
+        <w:spacing w:after="120" w:line="300" w:lineRule="auto"/>
+        <w:jc w:val="center"/>
+      </w:pPr>
+      <w:r>
+        <w:rPr>
+          <w:rFonts w:ascii="Times New Roman" w:cs="Times New Roman" w:eastAsia="Times New Roman" w:hAnsi="Times New Roman"/>
+          <w:b/>
+          <w:bCs/>
+          <w:sz w:val="32"/>
+          <w:szCs w:val="32"/>
+        </w:rPr>
+        <w:t xml:space="preserve">TÀI LIỆU GIẢNG DẠY.</w:t>
+      </w:r>
+    </w:p>
+    <w:p>
+      <w:pPr>
+        <w:spacing w:after="520"/>
+      </w:pPr>
+    </w:p>
+    <w:p>
+      <w:pPr>
+        <w:spacing w:after="120" w:line="340" w:lineRule="auto"/>
+        <w:jc w:val="center"/>
+      </w:pPr>
+      <w:r>
+        <w:rPr>
+          <w:rFonts w:ascii="Times New Roman" w:cs="Times New Roman" w:eastAsia="Times New Roman" w:hAnsi="Times New Roman"/>
+          <w:b/>
+          <w:bCs/>
+          <w:sz w:val="36"/>
+          <w:szCs w:val="36"/>
+        </w:rPr>
+        <w:t xml:space="preserve">ỨNG DỤNG AI TRONG PHÂN TÍCH DỮ LIỆU.</w:t>
+      </w:r>
+    </w:p>
+    <w:p>
+      <w:pPr>
+        <w:spacing w:after="520"/>
+      </w:pPr>
+    </w:p>
+    <w:p>
+      <w:pPr>
+        <w:spacing w:after="120" w:line="300" w:lineRule="auto"/>
+        <w:jc w:val="center"/>
+      </w:pPr>
+      <w:r>
+        <w:rPr>
+          <w:rFonts w:ascii="Times New Roman" w:cs="Times New Roman" w:eastAsia="Times New Roman" w:hAnsi="Times New Roman"/>
+          <w:sz w:val="26"/>
+          <w:szCs w:val="26"/>
+        </w:rPr>
+        <w:t xml:space="preserve">Ngành: </w:t>
+      </w:r>
+      <w:r>
+        <w:rPr>
+          <w:rFonts w:ascii="Times New Roman" w:cs="Times New Roman" w:eastAsia="Times New Roman" w:hAnsi="Times New Roman"/>
+          <w:b/>
+          <w:bCs/>
+          <w:sz w:val="26"/>
+          <w:szCs w:val="26"/>
+        </w:rPr>
+        <w:t xml:space="preserve">Trí tuệ nhân tạo ứng dụng.</w:t>
+      </w:r>
+    </w:p>
+    <w:p>
+      <w:pPr>
+        <w:spacing w:after="360"/>
+      </w:pPr>
+    </w:p>
+    <w:p>
+      <w:pPr>
+        <w:spacing w:after="120" w:line="300" w:lineRule="auto"/>
+        <w:jc w:val="center"/>
+      </w:pPr>
+      <w:r>
+        <w:rPr>
+          <w:rFonts w:ascii="Times New Roman" w:cs="Times New Roman" w:eastAsia="Times New Roman" w:hAnsi="Times New Roman"/>
+          <w:sz w:val="26"/>
+          <w:szCs w:val="26"/>
+        </w:rPr>
+        <w:t xml:space="preserve">GVHD: </w:t>
+      </w:r>
+      <w:r>
+        <w:rPr>
+          <w:rFonts w:ascii="Times New Roman" w:cs="Times New Roman" w:eastAsia="Times New Roman" w:hAnsi="Times New Roman"/>
+          <w:b/>
+          <w:bCs/>
+          <w:sz w:val="26"/>
+          <w:szCs w:val="26"/>
+        </w:rPr>
+        <w:t xml:space="preserve">……………………………………</w:t>
+      </w:r>
+    </w:p>
+    <w:p>
+      <w:pPr>
+        <w:spacing w:after="440"/>
+      </w:pPr>
+    </w:p>
+    <w:p>
+      <w:pPr>
+        <w:spacing w:after="120" w:line="300" w:lineRule="auto"/>
+        <w:jc w:val="center"/>
+      </w:pPr>
+      <w:r>
+        <w:rPr>
+          <w:rFonts w:ascii="Times New Roman" w:cs="Times New Roman" w:eastAsia="Times New Roman" w:hAnsi="Times New Roman"/>
+          <w:b/>
+          <w:bCs/>
+          <w:sz w:val="26"/>
+          <w:szCs w:val="26"/>
+        </w:rPr>
+        <w:t xml:space="preserve">Sinh viên thực hiện:</w:t>
+      </w:r>
+    </w:p>
+    <w:tbl>
+      <w:tblPr>
+        <w:tblW w:type="dxa" w:w="8906"/>
+        <w:tblBorders>
+          <w:top w:val="single" w:color="auto" w:sz="4"/>
+          <w:left w:val="single" w:color="auto" w:sz="4"/>
+          <w:bottom w:val="single" w:color="auto" w:sz="4"/>
+          <w:right w:val="single" w:color="auto" w:sz="4"/>
+          <w:insideH w:val="single" w:color="auto" w:sz="4"/>
+          <w:insideV w:val="single" w:color="auto" w:sz="4"/>
+        </w:tblBorders>
+      </w:tblPr>
+      <w:tblGrid>
+        <w:gridCol w:w="3919"/>
+        <w:gridCol w:w="2494"/>
+        <w:gridCol w:w="2493"/>
       </w:tblGrid>
       <w:tr>
         <w:trPr>
           <w:cantSplit/>
+          <w:tblHeader/>
         </w:trPr>
         <w:tc>
           <w:tcPr>
-            <w:tcW w:type="dxa" w:w="3000"/>
-            <w:tcBorders>
-              <w:top w:val="single" w:color="BFBFBF" w:sz="4"/>
-              <w:left w:val="single" w:color="BFBFBF" w:sz="4"/>
-              <w:bottom w:val="single" w:color="BFBFBF" w:sz="4"/>
-              <w:right w:val="single" w:color="BFBFBF" w:sz="4"/>
-            </w:tcBorders>
-            <w:shd w:fill="F2F2F2" w:val="clear"/>
-            <w:tcMar>
-              <w:top w:type="dxa" w:w="80"/>
-              <w:left w:type="dxa" w:w="140"/>
-              <w:bottom w:type="dxa" w:w="80"/>
-              <w:right w:type="dxa" w:w="140"/>
-            </w:tcMar>
-            <w:vAlign w:val="center"/>
-          </w:tcPr>
-          <w:p>
-            <w:pPr>
-              <w:spacing w:after="40"/>
-            </w:pPr>
-            <w:r>
-              <w:rPr>
-                <w:rFonts w:ascii="Times New Roman" w:cs="Times New Roman" w:eastAsia="Times New Roman" w:hAnsi="Times New Roman"/>
-                <w:b/>
-                <w:bCs/>
-                <w:color w:val="2563EB"/>
-                <w:sz w:val="24"/>
-                <w:szCs w:val="24"/>
-              </w:rPr>
-              <w:t xml:space="preserve">Phiên bản</w:t>
-            </w:r>
-          </w:p>
-        </w:tc>
-        <w:tc>
-          <w:tcPr>
-            <w:tcW w:type="dxa" w:w="5846"/>
-            <w:tcBorders>
-              <w:top w:val="single" w:color="BFBFBF" w:sz="4"/>
-              <w:left w:val="single" w:color="BFBFBF" w:sz="4"/>
-              <w:bottom w:val="single" w:color="BFBFBF" w:sz="4"/>
-              <w:right w:val="single" w:color="BFBFBF" w:sz="4"/>
-            </w:tcBorders>
-            <w:shd w:fill="FFFFFF" w:val="clear"/>
-            <w:tcMar>
-              <w:top w:type="dxa" w:w="80"/>
-              <w:left w:type="dxa" w:w="140"/>
-              <w:bottom w:type="dxa" w:w="80"/>
-              <w:right w:type="dxa" w:w="140"/>
-            </w:tcMar>
-            <w:vAlign w:val="center"/>
-          </w:tcPr>
-          <w:p>
-            <w:pPr>
-              <w:spacing w:after="40"/>
-            </w:pPr>
-            <w:r>
-              <w:rPr>
-                <w:rFonts w:ascii="Times New Roman" w:cs="Times New Roman" w:eastAsia="Times New Roman" w:hAnsi="Times New Roman"/>
-                <w:b w:val="false"/>
-                <w:bCs w:val="false"/>
-                <w:color w:val="000000"/>
-                <w:sz w:val="24"/>
-                <w:szCs w:val="24"/>
-              </w:rPr>
-              <w:t xml:space="preserve">1.0</w:t>
+            <w:tcW w:type="dxa" w:w="3919"/>
+            <w:tcBorders>
+              <w:top w:val="single" w:color="000000" w:sz="8"/>
+              <w:left w:val="single" w:color="000000" w:sz="8"/>
+              <w:bottom w:val="single" w:color="000000" w:sz="8"/>
+              <w:right w:val="single" w:color="000000" w:sz="8"/>
+            </w:tcBorders>
+            <w:tcMar>
+              <w:top w:type="dxa" w:w="60"/>
+              <w:left w:type="dxa" w:w="100"/>
+              <w:bottom w:type="dxa" w:w="60"/>
+              <w:right w:type="dxa" w:w="100"/>
+            </w:tcMar>
+            <w:vAlign w:val="center"/>
+          </w:tcPr>
+          <w:p>
+            <w:pPr>
+              <w:spacing w:after="0"/>
+              <w:jc w:val="center"/>
+            </w:pPr>
+            <w:r>
+              <w:rPr>
+                <w:rFonts w:ascii="Times New Roman" w:cs="Times New Roman" w:eastAsia="Times New Roman" w:hAnsi="Times New Roman"/>
+                <w:b/>
+                <w:bCs/>
+                <w:sz w:val="26"/>
+                <w:szCs w:val="26"/>
+              </w:rPr>
+              <w:t xml:space="preserve">Họ và Tên</w:t>
+            </w:r>
+          </w:p>
+        </w:tc>
+        <w:tc>
+          <w:tcPr>
+            <w:tcW w:type="dxa" w:w="2494"/>
+            <w:tcBorders>
+              <w:top w:val="single" w:color="000000" w:sz="8"/>
+              <w:left w:val="single" w:color="000000" w:sz="8"/>
+              <w:bottom w:val="single" w:color="000000" w:sz="8"/>
+              <w:right w:val="single" w:color="000000" w:sz="8"/>
+            </w:tcBorders>
+            <w:tcMar>
+              <w:top w:type="dxa" w:w="60"/>
+              <w:left w:type="dxa" w:w="100"/>
+              <w:bottom w:type="dxa" w:w="60"/>
+              <w:right w:type="dxa" w:w="100"/>
+            </w:tcMar>
+            <w:vAlign w:val="center"/>
+          </w:tcPr>
+          <w:p>
+            <w:pPr>
+              <w:spacing w:after="0"/>
+              <w:jc w:val="center"/>
+            </w:pPr>
+            <w:r>
+              <w:rPr>
+                <w:rFonts w:ascii="Times New Roman" w:cs="Times New Roman" w:eastAsia="Times New Roman" w:hAnsi="Times New Roman"/>
+                <w:b/>
+                <w:bCs/>
+                <w:sz w:val="26"/>
+                <w:szCs w:val="26"/>
+              </w:rPr>
+              <w:t xml:space="preserve">MSSV</w:t>
+            </w:r>
+          </w:p>
+        </w:tc>
+        <w:tc>
+          <w:tcPr>
+            <w:tcW w:type="dxa" w:w="2493"/>
+            <w:tcBorders>
+              <w:top w:val="single" w:color="000000" w:sz="8"/>
+              <w:left w:val="single" w:color="000000" w:sz="8"/>
+              <w:bottom w:val="single" w:color="000000" w:sz="8"/>
+              <w:right w:val="single" w:color="000000" w:sz="8"/>
+            </w:tcBorders>
+            <w:tcMar>
+              <w:top w:type="dxa" w:w="60"/>
+              <w:left w:type="dxa" w:w="100"/>
+              <w:bottom w:type="dxa" w:w="60"/>
+              <w:right w:type="dxa" w:w="100"/>
+            </w:tcMar>
+            <w:vAlign w:val="center"/>
+          </w:tcPr>
+          <w:p>
+            <w:pPr>
+              <w:spacing w:after="0"/>
+              <w:jc w:val="center"/>
+            </w:pPr>
+            <w:r>
+              <w:rPr>
+                <w:rFonts w:ascii="Times New Roman" w:cs="Times New Roman" w:eastAsia="Times New Roman" w:hAnsi="Times New Roman"/>
+                <w:b/>
+                <w:bCs/>
+                <w:sz w:val="26"/>
+                <w:szCs w:val="26"/>
+              </w:rPr>
+              <w:t xml:space="preserve">Lớp</w:t>
             </w:r>
           </w:p>
         </w:tc>
@@ -173,71 +387,103 @@
         </w:trPr>
         <w:tc>
           <w:tcPr>
-            <w:tcW w:type="dxa" w:w="3000"/>
-            <w:tcBorders>
-              <w:top w:val="single" w:color="BFBFBF" w:sz="4"/>
-              <w:left w:val="single" w:color="BFBFBF" w:sz="4"/>
-              <w:bottom w:val="single" w:color="BFBFBF" w:sz="4"/>
-              <w:right w:val="single" w:color="BFBFBF" w:sz="4"/>
-            </w:tcBorders>
-            <w:shd w:fill="F2F2F2" w:val="clear"/>
-            <w:tcMar>
-              <w:top w:type="dxa" w:w="80"/>
-              <w:left w:type="dxa" w:w="140"/>
-              <w:bottom w:type="dxa" w:w="80"/>
-              <w:right w:type="dxa" w:w="140"/>
-            </w:tcMar>
-            <w:vAlign w:val="center"/>
-          </w:tcPr>
-          <w:p>
-            <w:pPr>
-              <w:spacing w:after="40"/>
-            </w:pPr>
-            <w:r>
-              <w:rPr>
-                <w:rFonts w:ascii="Times New Roman" w:cs="Times New Roman" w:eastAsia="Times New Roman" w:hAnsi="Times New Roman"/>
-                <w:b/>
-                <w:bCs/>
-                <w:color w:val="2563EB"/>
-                <w:sz w:val="24"/>
-                <w:szCs w:val="24"/>
-              </w:rPr>
-              <w:t xml:space="preserve">Chuẩn tài liệu</w:t>
-            </w:r>
-          </w:p>
-        </w:tc>
-        <w:tc>
-          <w:tcPr>
-            <w:tcW w:type="dxa" w:w="5846"/>
-            <w:tcBorders>
-              <w:top w:val="single" w:color="BFBFBF" w:sz="4"/>
-              <w:left w:val="single" w:color="BFBFBF" w:sz="4"/>
-              <w:bottom w:val="single" w:color="BFBFBF" w:sz="4"/>
-              <w:right w:val="single" w:color="BFBFBF" w:sz="4"/>
-            </w:tcBorders>
-            <w:shd w:fill="FFFFFF" w:val="clear"/>
-            <w:tcMar>
-              <w:top w:type="dxa" w:w="80"/>
-              <w:left w:type="dxa" w:w="140"/>
-              <w:bottom w:type="dxa" w:w="80"/>
-              <w:right w:type="dxa" w:w="140"/>
-            </w:tcMar>
-            <w:vAlign w:val="center"/>
-          </w:tcPr>
-          <w:p>
-            <w:pPr>
-              <w:spacing w:after="40"/>
+            <w:tcW w:type="dxa" w:w="3919"/>
+            <w:tcBorders>
+              <w:top w:val="single" w:color="000000" w:sz="8"/>
+              <w:left w:val="single" w:color="000000" w:sz="8"/>
+              <w:bottom w:val="single" w:color="000000" w:sz="8"/>
+              <w:right w:val="single" w:color="000000" w:sz="8"/>
+            </w:tcBorders>
+            <w:tcMar>
+              <w:top w:type="dxa" w:w="60"/>
+              <w:left w:type="dxa" w:w="100"/>
+              <w:bottom w:type="dxa" w:w="60"/>
+              <w:right w:type="dxa" w:w="100"/>
+            </w:tcMar>
+            <w:vAlign w:val="center"/>
+          </w:tcPr>
+          <w:p>
+            <w:pPr>
+              <w:spacing w:after="0"/>
+              <w:jc w:val="center"/>
             </w:pPr>
             <w:r>
               <w:rPr>
                 <w:rFonts w:ascii="Times New Roman" w:cs="Times New Roman" w:eastAsia="Times New Roman" w:hAnsi="Times New Roman"/>
                 <w:b w:val="false"/>
                 <w:bCs w:val="false"/>
-                <w:color w:val="000000"/>
-                <w:sz w:val="24"/>
-                <w:szCs w:val="24"/>
-              </w:rPr>
-              <w:t xml:space="preserve">IEEE Std 1063-2001</w:t>
+                <w:sz w:val="26"/>
+                <w:szCs w:val="26"/>
+              </w:rPr>
+              <w:t xml:space="preserve">……………………………………</w:t>
+            </w:r>
+          </w:p>
+        </w:tc>
+        <w:tc>
+          <w:tcPr>
+            <w:tcW w:type="dxa" w:w="2494"/>
+            <w:tcBorders>
+              <w:top w:val="single" w:color="000000" w:sz="8"/>
+              <w:left w:val="single" w:color="000000" w:sz="8"/>
+              <w:bottom w:val="single" w:color="000000" w:sz="8"/>
+              <w:right w:val="single" w:color="000000" w:sz="8"/>
+            </w:tcBorders>
+            <w:tcMar>
+              <w:top w:type="dxa" w:w="60"/>
+              <w:left w:type="dxa" w:w="100"/>
+              <w:bottom w:type="dxa" w:w="60"/>
+              <w:right w:type="dxa" w:w="100"/>
+            </w:tcMar>
+            <w:vAlign w:val="center"/>
+          </w:tcPr>
+          <w:p>
+            <w:pPr>
+              <w:spacing w:after="0"/>
+              <w:jc w:val="center"/>
+            </w:pPr>
+            <w:r>
+              <w:rPr>
+                <w:rFonts w:ascii="Times New Roman" w:cs="Times New Roman" w:eastAsia="Times New Roman" w:hAnsi="Times New Roman"/>
+                <w:b w:val="false"/>
+                <w:bCs w:val="false"/>
+                <w:sz w:val="26"/>
+                <w:szCs w:val="26"/>
+              </w:rPr>
+              <w:t xml:space="preserve">……………………</w:t>
+            </w:r>
+          </w:p>
+        </w:tc>
+        <w:tc>
+          <w:tcPr>
+            <w:tcW w:type="dxa" w:w="2493"/>
+            <w:tcBorders>
+              <w:top w:val="single" w:color="000000" w:sz="8"/>
+              <w:left w:val="single" w:color="000000" w:sz="8"/>
+              <w:bottom w:val="single" w:color="000000" w:sz="8"/>
+              <w:right w:val="single" w:color="000000" w:sz="8"/>
+            </w:tcBorders>
+            <w:tcMar>
+              <w:top w:type="dxa" w:w="60"/>
+              <w:left w:type="dxa" w:w="100"/>
+              <w:bottom w:type="dxa" w:w="60"/>
+              <w:right w:type="dxa" w:w="100"/>
+            </w:tcMar>
+            <w:vAlign w:val="center"/>
+          </w:tcPr>
+          <w:p>
+            <w:pPr>
+              <w:spacing w:after="0"/>
+              <w:jc w:val="center"/>
+            </w:pPr>
+            <w:r>
+              <w:rPr>
+                <w:rFonts w:ascii="Times New Roman" w:cs="Times New Roman" w:eastAsia="Times New Roman" w:hAnsi="Times New Roman"/>
+                <w:b w:val="false"/>
+                <w:bCs w:val="false"/>
+                <w:sz w:val="26"/>
+                <w:szCs w:val="26"/>
+              </w:rPr>
+              <w:t xml:space="preserve">……………………</w:t>
             </w:r>
           </w:p>
         </w:tc>
@@ -248,71 +494,103 @@
         </w:trPr>
         <w:tc>
           <w:tcPr>
-            <w:tcW w:type="dxa" w:w="3000"/>
-            <w:tcBorders>
-              <w:top w:val="single" w:color="BFBFBF" w:sz="4"/>
-              <w:left w:val="single" w:color="BFBFBF" w:sz="4"/>
-              <w:bottom w:val="single" w:color="BFBFBF" w:sz="4"/>
-              <w:right w:val="single" w:color="BFBFBF" w:sz="4"/>
-            </w:tcBorders>
-            <w:shd w:fill="F2F2F2" w:val="clear"/>
-            <w:tcMar>
-              <w:top w:type="dxa" w:w="80"/>
-              <w:left w:type="dxa" w:w="140"/>
-              <w:bottom w:type="dxa" w:w="80"/>
-              <w:right w:type="dxa" w:w="140"/>
-            </w:tcMar>
-            <w:vAlign w:val="center"/>
-          </w:tcPr>
-          <w:p>
-            <w:pPr>
-              <w:spacing w:after="40"/>
-            </w:pPr>
-            <w:r>
-              <w:rPr>
-                <w:rFonts w:ascii="Times New Roman" w:cs="Times New Roman" w:eastAsia="Times New Roman" w:hAnsi="Times New Roman"/>
-                <w:b/>
-                <w:bCs/>
-                <w:color w:val="2563EB"/>
-                <w:sz w:val="24"/>
-                <w:szCs w:val="24"/>
-              </w:rPr>
-              <w:t xml:space="preserve">Đối tượng</w:t>
-            </w:r>
-          </w:p>
-        </w:tc>
-        <w:tc>
-          <w:tcPr>
-            <w:tcW w:type="dxa" w:w="5846"/>
-            <w:tcBorders>
-              <w:top w:val="single" w:color="BFBFBF" w:sz="4"/>
-              <w:left w:val="single" w:color="BFBFBF" w:sz="4"/>
-              <w:bottom w:val="single" w:color="BFBFBF" w:sz="4"/>
-              <w:right w:val="single" w:color="BFBFBF" w:sz="4"/>
-            </w:tcBorders>
-            <w:shd w:fill="FFFFFF" w:val="clear"/>
-            <w:tcMar>
-              <w:top w:type="dxa" w:w="80"/>
-              <w:left w:type="dxa" w:w="140"/>
-              <w:bottom w:type="dxa" w:w="80"/>
-              <w:right w:type="dxa" w:w="140"/>
-            </w:tcMar>
-            <w:vAlign w:val="center"/>
-          </w:tcPr>
-          <w:p>
-            <w:pPr>
-              <w:spacing w:after="40"/>
+            <w:tcW w:type="dxa" w:w="3919"/>
+            <w:tcBorders>
+              <w:top w:val="single" w:color="000000" w:sz="8"/>
+              <w:left w:val="single" w:color="000000" w:sz="8"/>
+              <w:bottom w:val="single" w:color="000000" w:sz="8"/>
+              <w:right w:val="single" w:color="000000" w:sz="8"/>
+            </w:tcBorders>
+            <w:tcMar>
+              <w:top w:type="dxa" w:w="60"/>
+              <w:left w:type="dxa" w:w="100"/>
+              <w:bottom w:type="dxa" w:w="60"/>
+              <w:right w:type="dxa" w:w="100"/>
+            </w:tcMar>
+            <w:vAlign w:val="center"/>
+          </w:tcPr>
+          <w:p>
+            <w:pPr>
+              <w:spacing w:after="0"/>
+              <w:jc w:val="center"/>
             </w:pPr>
             <w:r>
               <w:rPr>
                 <w:rFonts w:ascii="Times New Roman" w:cs="Times New Roman" w:eastAsia="Times New Roman" w:hAnsi="Times New Roman"/>
                 <w:b w:val="false"/>
                 <w:bCs w:val="false"/>
-                <w:color w:val="000000"/>
-                <w:sz w:val="24"/>
-                <w:szCs w:val="24"/>
-              </w:rPr>
-              <w:t xml:space="preserve">Người mới bắt đầu, chưa có kiến thức về phân tích dữ liệu</w:t>
+                <w:sz w:val="26"/>
+                <w:szCs w:val="26"/>
+              </w:rPr>
+              <w:t xml:space="preserve">……………………………………</w:t>
+            </w:r>
+          </w:p>
+        </w:tc>
+        <w:tc>
+          <w:tcPr>
+            <w:tcW w:type="dxa" w:w="2494"/>
+            <w:tcBorders>
+              <w:top w:val="single" w:color="000000" w:sz="8"/>
+              <w:left w:val="single" w:color="000000" w:sz="8"/>
+              <w:bottom w:val="single" w:color="000000" w:sz="8"/>
+              <w:right w:val="single" w:color="000000" w:sz="8"/>
+            </w:tcBorders>
+            <w:tcMar>
+              <w:top w:type="dxa" w:w="60"/>
+              <w:left w:type="dxa" w:w="100"/>
+              <w:bottom w:type="dxa" w:w="60"/>
+              <w:right w:type="dxa" w:w="100"/>
+            </w:tcMar>
+            <w:vAlign w:val="center"/>
+          </w:tcPr>
+          <w:p>
+            <w:pPr>
+              <w:spacing w:after="0"/>
+              <w:jc w:val="center"/>
+            </w:pPr>
+            <w:r>
+              <w:rPr>
+                <w:rFonts w:ascii="Times New Roman" w:cs="Times New Roman" w:eastAsia="Times New Roman" w:hAnsi="Times New Roman"/>
+                <w:b w:val="false"/>
+                <w:bCs w:val="false"/>
+                <w:sz w:val="26"/>
+                <w:szCs w:val="26"/>
+              </w:rPr>
+              <w:t xml:space="preserve">……………………</w:t>
+            </w:r>
+          </w:p>
+        </w:tc>
+        <w:tc>
+          <w:tcPr>
+            <w:tcW w:type="dxa" w:w="2493"/>
+            <w:tcBorders>
+              <w:top w:val="single" w:color="000000" w:sz="8"/>
+              <w:left w:val="single" w:color="000000" w:sz="8"/>
+              <w:bottom w:val="single" w:color="000000" w:sz="8"/>
+              <w:right w:val="single" w:color="000000" w:sz="8"/>
+            </w:tcBorders>
+            <w:tcMar>
+              <w:top w:type="dxa" w:w="60"/>
+              <w:left w:type="dxa" w:w="100"/>
+              <w:bottom w:type="dxa" w:w="60"/>
+              <w:right w:type="dxa" w:w="100"/>
+            </w:tcMar>
+            <w:vAlign w:val="center"/>
+          </w:tcPr>
+          <w:p>
+            <w:pPr>
+              <w:spacing w:after="0"/>
+              <w:jc w:val="center"/>
+            </w:pPr>
+            <w:r>
+              <w:rPr>
+                <w:rFonts w:ascii="Times New Roman" w:cs="Times New Roman" w:eastAsia="Times New Roman" w:hAnsi="Times New Roman"/>
+                <w:b w:val="false"/>
+                <w:bCs w:val="false"/>
+                <w:sz w:val="26"/>
+                <w:szCs w:val="26"/>
+              </w:rPr>
+              <w:t xml:space="preserve">……………………</w:t>
             </w:r>
           </w:p>
         </w:tc>
@@ -323,296 +601,103 @@
         </w:trPr>
         <w:tc>
           <w:tcPr>
-            <w:tcW w:type="dxa" w:w="3000"/>
-            <w:tcBorders>
-              <w:top w:val="single" w:color="BFBFBF" w:sz="4"/>
-              <w:left w:val="single" w:color="BFBFBF" w:sz="4"/>
-              <w:bottom w:val="single" w:color="BFBFBF" w:sz="4"/>
-              <w:right w:val="single" w:color="BFBFBF" w:sz="4"/>
-            </w:tcBorders>
-            <w:shd w:fill="F2F2F2" w:val="clear"/>
-            <w:tcMar>
-              <w:top w:type="dxa" w:w="80"/>
-              <w:left w:type="dxa" w:w="140"/>
-              <w:bottom w:type="dxa" w:w="80"/>
-              <w:right w:type="dxa" w:w="140"/>
-            </w:tcMar>
-            <w:vAlign w:val="center"/>
-          </w:tcPr>
-          <w:p>
-            <w:pPr>
-              <w:spacing w:after="40"/>
-            </w:pPr>
-            <w:r>
-              <w:rPr>
-                <w:rFonts w:ascii="Times New Roman" w:cs="Times New Roman" w:eastAsia="Times New Roman" w:hAnsi="Times New Roman"/>
-                <w:b/>
-                <w:bCs/>
-                <w:color w:val="2563EB"/>
-                <w:sz w:val="24"/>
-                <w:szCs w:val="24"/>
-              </w:rPr>
-              <w:t xml:space="preserve">Thời lượng gợi ý</w:t>
-            </w:r>
-          </w:p>
-        </w:tc>
-        <w:tc>
-          <w:tcPr>
-            <w:tcW w:type="dxa" w:w="5846"/>
-            <w:tcBorders>
-              <w:top w:val="single" w:color="BFBFBF" w:sz="4"/>
-              <w:left w:val="single" w:color="BFBFBF" w:sz="4"/>
-              <w:bottom w:val="single" w:color="BFBFBF" w:sz="4"/>
-              <w:right w:val="single" w:color="BFBFBF" w:sz="4"/>
-            </w:tcBorders>
-            <w:shd w:fill="FFFFFF" w:val="clear"/>
-            <w:tcMar>
-              <w:top w:type="dxa" w:w="80"/>
-              <w:left w:type="dxa" w:w="140"/>
-              <w:bottom w:type="dxa" w:w="80"/>
-              <w:right w:type="dxa" w:w="140"/>
-            </w:tcMar>
-            <w:vAlign w:val="center"/>
-          </w:tcPr>
-          <w:p>
-            <w:pPr>
-              <w:spacing w:after="40"/>
+            <w:tcW w:type="dxa" w:w="3919"/>
+            <w:tcBorders>
+              <w:top w:val="single" w:color="000000" w:sz="8"/>
+              <w:left w:val="single" w:color="000000" w:sz="8"/>
+              <w:bottom w:val="single" w:color="000000" w:sz="8"/>
+              <w:right w:val="single" w:color="000000" w:sz="8"/>
+            </w:tcBorders>
+            <w:tcMar>
+              <w:top w:type="dxa" w:w="60"/>
+              <w:left w:type="dxa" w:w="100"/>
+              <w:bottom w:type="dxa" w:w="60"/>
+              <w:right w:type="dxa" w:w="100"/>
+            </w:tcMar>
+            <w:vAlign w:val="center"/>
+          </w:tcPr>
+          <w:p>
+            <w:pPr>
+              <w:spacing w:after="0"/>
+              <w:jc w:val="center"/>
             </w:pPr>
             <w:r>
               <w:rPr>
                 <w:rFonts w:ascii="Times New Roman" w:cs="Times New Roman" w:eastAsia="Times New Roman" w:hAnsi="Times New Roman"/>
                 <w:b w:val="false"/>
                 <w:bCs w:val="false"/>
-                <w:color w:val="000000"/>
-                <w:sz w:val="24"/>
-                <w:szCs w:val="24"/>
-              </w:rPr>
-              <w:t xml:space="preserve">6 buổi × 90 phút (hoặc tự học trong 3 tuần)</w:t>
-            </w:r>
-          </w:p>
-        </w:tc>
-      </w:tr>
-      <w:tr>
-        <w:trPr>
-          <w:cantSplit/>
-        </w:trPr>
-        <w:tc>
-          <w:tcPr>
-            <w:tcW w:type="dxa" w:w="3000"/>
-            <w:tcBorders>
-              <w:top w:val="single" w:color="BFBFBF" w:sz="4"/>
-              <w:left w:val="single" w:color="BFBFBF" w:sz="4"/>
-              <w:bottom w:val="single" w:color="BFBFBF" w:sz="4"/>
-              <w:right w:val="single" w:color="BFBFBF" w:sz="4"/>
-            </w:tcBorders>
-            <w:shd w:fill="F2F2F2" w:val="clear"/>
-            <w:tcMar>
-              <w:top w:type="dxa" w:w="80"/>
-              <w:left w:type="dxa" w:w="140"/>
-              <w:bottom w:type="dxa" w:w="80"/>
-              <w:right w:type="dxa" w:w="140"/>
-            </w:tcMar>
-            <w:vAlign w:val="center"/>
-          </w:tcPr>
-          <w:p>
-            <w:pPr>
-              <w:spacing w:after="40"/>
-            </w:pPr>
-            <w:r>
-              <w:rPr>
-                <w:rFonts w:ascii="Times New Roman" w:cs="Times New Roman" w:eastAsia="Times New Roman" w:hAnsi="Times New Roman"/>
-                <w:b/>
-                <w:bCs/>
-                <w:color w:val="2563EB"/>
-                <w:sz w:val="24"/>
-                <w:szCs w:val="24"/>
-              </w:rPr>
-              <w:t xml:space="preserve">Đơn vị biên soạn</w:t>
-            </w:r>
-          </w:p>
-        </w:tc>
-        <w:tc>
-          <w:tcPr>
-            <w:tcW w:type="dxa" w:w="5846"/>
-            <w:tcBorders>
-              <w:top w:val="single" w:color="BFBFBF" w:sz="4"/>
-              <w:left w:val="single" w:color="BFBFBF" w:sz="4"/>
-              <w:bottom w:val="single" w:color="BFBFBF" w:sz="4"/>
-              <w:right w:val="single" w:color="BFBFBF" w:sz="4"/>
-            </w:tcBorders>
-            <w:shd w:fill="FFFFFF" w:val="clear"/>
-            <w:tcMar>
-              <w:top w:type="dxa" w:w="80"/>
-              <w:left w:type="dxa" w:w="140"/>
-              <w:bottom w:type="dxa" w:w="80"/>
-              <w:right w:type="dxa" w:w="140"/>
-            </w:tcMar>
-            <w:vAlign w:val="center"/>
-          </w:tcPr>
-          <w:p>
-            <w:pPr>
-              <w:spacing w:after="40"/>
+                <w:sz w:val="26"/>
+                <w:szCs w:val="26"/>
+              </w:rPr>
+              <w:t xml:space="preserve">……………………………………</w:t>
+            </w:r>
+          </w:p>
+        </w:tc>
+        <w:tc>
+          <w:tcPr>
+            <w:tcW w:type="dxa" w:w="2494"/>
+            <w:tcBorders>
+              <w:top w:val="single" w:color="000000" w:sz="8"/>
+              <w:left w:val="single" w:color="000000" w:sz="8"/>
+              <w:bottom w:val="single" w:color="000000" w:sz="8"/>
+              <w:right w:val="single" w:color="000000" w:sz="8"/>
+            </w:tcBorders>
+            <w:tcMar>
+              <w:top w:type="dxa" w:w="60"/>
+              <w:left w:type="dxa" w:w="100"/>
+              <w:bottom w:type="dxa" w:w="60"/>
+              <w:right w:type="dxa" w:w="100"/>
+            </w:tcMar>
+            <w:vAlign w:val="center"/>
+          </w:tcPr>
+          <w:p>
+            <w:pPr>
+              <w:spacing w:after="0"/>
+              <w:jc w:val="center"/>
             </w:pPr>
             <w:r>
               <w:rPr>
                 <w:rFonts w:ascii="Times New Roman" w:cs="Times New Roman" w:eastAsia="Times New Roman" w:hAnsi="Times New Roman"/>
                 <w:b w:val="false"/>
                 <w:bCs w:val="false"/>
-                <w:color w:val="000000"/>
-                <w:sz w:val="24"/>
-                <w:szCs w:val="24"/>
-              </w:rPr>
-              <w:t xml:space="preserve">……………………………………</w:t>
-            </w:r>
-          </w:p>
-        </w:tc>
-      </w:tr>
-      <w:tr>
-        <w:trPr>
-          <w:cantSplit/>
-        </w:trPr>
-        <w:tc>
-          <w:tcPr>
-            <w:tcW w:type="dxa" w:w="3000"/>
-            <w:tcBorders>
-              <w:top w:val="single" w:color="BFBFBF" w:sz="4"/>
-              <w:left w:val="single" w:color="BFBFBF" w:sz="4"/>
-              <w:bottom w:val="single" w:color="BFBFBF" w:sz="4"/>
-              <w:right w:val="single" w:color="BFBFBF" w:sz="4"/>
-            </w:tcBorders>
-            <w:shd w:fill="F2F2F2" w:val="clear"/>
-            <w:tcMar>
-              <w:top w:type="dxa" w:w="80"/>
-              <w:left w:type="dxa" w:w="140"/>
-              <w:bottom w:type="dxa" w:w="80"/>
-              <w:right w:type="dxa" w:w="140"/>
-            </w:tcMar>
-            <w:vAlign w:val="center"/>
-          </w:tcPr>
-          <w:p>
-            <w:pPr>
-              <w:spacing w:after="40"/>
-            </w:pPr>
-            <w:r>
-              <w:rPr>
-                <w:rFonts w:ascii="Times New Roman" w:cs="Times New Roman" w:eastAsia="Times New Roman" w:hAnsi="Times New Roman"/>
-                <w:b/>
-                <w:bCs/>
-                <w:color w:val="2563EB"/>
-                <w:sz w:val="24"/>
-                <w:szCs w:val="24"/>
-              </w:rPr>
-              <w:t xml:space="preserve">Giảng viên phụ trách</w:t>
-            </w:r>
-          </w:p>
-        </w:tc>
-        <w:tc>
-          <w:tcPr>
-            <w:tcW w:type="dxa" w:w="5846"/>
-            <w:tcBorders>
-              <w:top w:val="single" w:color="BFBFBF" w:sz="4"/>
-              <w:left w:val="single" w:color="BFBFBF" w:sz="4"/>
-              <w:bottom w:val="single" w:color="BFBFBF" w:sz="4"/>
-              <w:right w:val="single" w:color="BFBFBF" w:sz="4"/>
-            </w:tcBorders>
-            <w:shd w:fill="FFFFFF" w:val="clear"/>
-            <w:tcMar>
-              <w:top w:type="dxa" w:w="80"/>
-              <w:left w:type="dxa" w:w="140"/>
-              <w:bottom w:type="dxa" w:w="80"/>
-              <w:right w:type="dxa" w:w="140"/>
-            </w:tcMar>
-            <w:vAlign w:val="center"/>
-          </w:tcPr>
-          <w:p>
-            <w:pPr>
-              <w:spacing w:after="40"/>
+                <w:sz w:val="26"/>
+                <w:szCs w:val="26"/>
+              </w:rPr>
+              <w:t xml:space="preserve">……………………</w:t>
+            </w:r>
+          </w:p>
+        </w:tc>
+        <w:tc>
+          <w:tcPr>
+            <w:tcW w:type="dxa" w:w="2493"/>
+            <w:tcBorders>
+              <w:top w:val="single" w:color="000000" w:sz="8"/>
+              <w:left w:val="single" w:color="000000" w:sz="8"/>
+              <w:bottom w:val="single" w:color="000000" w:sz="8"/>
+              <w:right w:val="single" w:color="000000" w:sz="8"/>
+            </w:tcBorders>
+            <w:tcMar>
+              <w:top w:type="dxa" w:w="60"/>
+              <w:left w:type="dxa" w:w="100"/>
+              <w:bottom w:type="dxa" w:w="60"/>
+              <w:right w:type="dxa" w:w="100"/>
+            </w:tcMar>
+            <w:vAlign w:val="center"/>
+          </w:tcPr>
+          <w:p>
+            <w:pPr>
+              <w:spacing w:after="0"/>
+              <w:jc w:val="center"/>
             </w:pPr>
             <w:r>
               <w:rPr>
                 <w:rFonts w:ascii="Times New Roman" w:cs="Times New Roman" w:eastAsia="Times New Roman" w:hAnsi="Times New Roman"/>
                 <w:b w:val="false"/>
                 <w:bCs w:val="false"/>
-                <w:color w:val="000000"/>
-                <w:sz w:val="24"/>
-                <w:szCs w:val="24"/>
-              </w:rPr>
-              <w:t xml:space="preserve">……………………………………</w:t>
-            </w:r>
-          </w:p>
-        </w:tc>
-      </w:tr>
-      <w:tr>
-        <w:trPr>
-          <w:cantSplit/>
-        </w:trPr>
-        <w:tc>
-          <w:tcPr>
-            <w:tcW w:type="dxa" w:w="3000"/>
-            <w:tcBorders>
-              <w:top w:val="single" w:color="BFBFBF" w:sz="4"/>
-              <w:left w:val="single" w:color="BFBFBF" w:sz="4"/>
-              <w:bottom w:val="single" w:color="BFBFBF" w:sz="4"/>
-              <w:right w:val="single" w:color="BFBFBF" w:sz="4"/>
-            </w:tcBorders>
-            <w:shd w:fill="F2F2F2" w:val="clear"/>
-            <w:tcMar>
-              <w:top w:type="dxa" w:w="80"/>
-              <w:left w:type="dxa" w:w="140"/>
-              <w:bottom w:type="dxa" w:w="80"/>
-              <w:right w:type="dxa" w:w="140"/>
-            </w:tcMar>
-            <w:vAlign w:val="center"/>
-          </w:tcPr>
-          <w:p>
-            <w:pPr>
-              <w:spacing w:after="40"/>
-            </w:pPr>
-            <w:r>
-              <w:rPr>
-                <w:rFonts w:ascii="Times New Roman" w:cs="Times New Roman" w:eastAsia="Times New Roman" w:hAnsi="Times New Roman"/>
-                <w:b/>
-                <w:bCs/>
-                <w:color w:val="2563EB"/>
-                <w:sz w:val="24"/>
-                <w:szCs w:val="24"/>
-              </w:rPr>
-              <w:t xml:space="preserve">Năm biên soạn</w:t>
-            </w:r>
-          </w:p>
-        </w:tc>
-        <w:tc>
-          <w:tcPr>
-            <w:tcW w:type="dxa" w:w="5846"/>
-            <w:tcBorders>
-              <w:top w:val="single" w:color="BFBFBF" w:sz="4"/>
-              <w:left w:val="single" w:color="BFBFBF" w:sz="4"/>
-              <w:bottom w:val="single" w:color="BFBFBF" w:sz="4"/>
-              <w:right w:val="single" w:color="BFBFBF" w:sz="4"/>
-            </w:tcBorders>
-            <w:shd w:fill="FFFFFF" w:val="clear"/>
-            <w:tcMar>
-              <w:top w:type="dxa" w:w="80"/>
-              <w:left w:type="dxa" w:w="140"/>
-              <w:bottom w:type="dxa" w:w="80"/>
-              <w:right w:type="dxa" w:w="140"/>
-            </w:tcMar>
-            <w:vAlign w:val="center"/>
-          </w:tcPr>
-          <w:p>
-            <w:pPr>
-              <w:spacing w:after="40"/>
-            </w:pPr>
-            <w:r>
-              <w:rPr>
-                <w:rFonts w:ascii="Times New Roman" w:cs="Times New Roman" w:eastAsia="Times New Roman" w:hAnsi="Times New Roman"/>
-                <w:b w:val="false"/>
-                <w:bCs w:val="false"/>
-                <w:color w:val="000000"/>
-                <w:sz w:val="24"/>
-                <w:szCs w:val="24"/>
-              </w:rPr>
-              <w:t xml:space="preserve">2026</w:t>
+                <w:sz w:val="26"/>
+                <w:szCs w:val="26"/>
+              </w:rPr>
+              <w:t xml:space="preserve">……………………</w:t>
             </w:r>
           </w:p>
         </w:tc>
@@ -620,31 +705,40 @@
     </w:tbl>
     <w:p>
       <w:pPr>
-        <w:spacing w:after="240"/>
-      </w:pPr>
-    </w:p>
-    <w:p>
-      <w:pPr>
-        <w:spacing w:after="120" w:line="360" w:lineRule="auto"/>
-        <w:jc w:val="both"/>
-      </w:pPr>
-      <w:r>
-        <w:rPr>
-          <w:rFonts w:ascii="Times New Roman" w:cs="Times New Roman" w:eastAsia="Times New Roman" w:hAnsi="Times New Roman"/>
-          <w:color w:val="000000"/>
-          <w:sz w:val="28"/>
-          <w:szCs w:val="28"/>
-        </w:rPr>
-        <w:t xml:space="preserve">Tóm tắt: Tài liệu này hướng dẫn cách sử dụng các trợ lý trí tuệ nhân tạo (ChatGPT, Gemini, Claude) để thực hiện một quy trình phân tích dữ liệu hoàn chỉnh, từ khám phá dữ liệu ban đầu đến trình bày kết quả. Tài liệu được viết cho người chưa có kiến thức nền về dữ liệu hay lập trình. Điểm khác biệt của tài liệu là toàn bộ ví dụ đều lấy từ hai ca phân tích có thật, bao gồm cả những lỗi mà AI đã mắc phải trong quá trình làm việc — vì người học cần biết AI sai ở đâu, không chỉ biết AI làm được gì.</w:t>
-      </w:r>
-    </w:p>
-    <w:p>
-      <w:pPr>
-        <w:spacing w:after="0"/>
-      </w:pPr>
-      <w:r>
-        <w:br w:type="page"/>
-      </w:r>
+        <w:spacing w:after="620"/>
+      </w:pPr>
+    </w:p>
+    <w:p>
+      <w:pPr>
+        <w:spacing w:after="120" w:line="300" w:lineRule="auto"/>
+        <w:jc w:val="center"/>
+      </w:pPr>
+      <w:r>
+        <w:rPr>
+          <w:rFonts w:ascii="Times New Roman" w:cs="Times New Roman" w:eastAsia="Times New Roman" w:hAnsi="Times New Roman"/>
+          <w:b/>
+          <w:bCs/>
+          <w:sz w:val="26"/>
+          <w:szCs w:val="26"/>
+        </w:rPr>
+        <w:t xml:space="preserve">Thành phố Hồ Chí Minh, 2026.</w:t>
+      </w:r>
+    </w:p>
+    <w:p>
+      <w:pPr>
+        <w:sectPr>
+          <w:pgSz w:w="11906" w:h="16838" w:orient="portrait"/>
+          <w:pgMar w:top="1300" w:right="1300" w:bottom="1300" w:left="1700" w:header="708" w:footer="708" w:gutter="0"/>
+          <w:pgBorders>
+            <w:top w:val="double" w:color="000000" w:sz="18" w:space="22"/>
+            <w:left w:val="double" w:color="000000" w:sz="18" w:space="22"/>
+            <w:bottom w:val="double" w:color="000000" w:sz="18" w:space="22"/>
+            <w:right w:val="double" w:color="000000" w:sz="18" w:space="22"/>
+          </w:pgBorders>
+          <w:pgNumType/>
+          <w:docGrid w:linePitch="360"/>
+        </w:sectPr>
+      </w:pPr>
     </w:p>
     <w:p>
       <w:pPr>
@@ -698,7 +792,7 @@
           <w:sz w:val="28"/>
           <w:szCs w:val="28"/>
         </w:rPr>
-        <w:t xml:space="preserve">	4</w:t>
+        <w:t xml:space="preserve">	5</w:t>
       </w:r>
     </w:p>
     <w:p>
@@ -733,7 +827,7 @@
           <w:sz w:val="28"/>
           <w:szCs w:val="28"/>
         </w:rPr>
-        <w:t xml:space="preserve">	5</w:t>
+        <w:t xml:space="preserve">	6</w:t>
       </w:r>
     </w:p>
     <w:p>
@@ -768,7 +862,7 @@
           <w:sz w:val="26"/>
           <w:szCs w:val="26"/>
         </w:rPr>
-        <w:t xml:space="preserve">	5</w:t>
+        <w:t xml:space="preserve">	6</w:t>
       </w:r>
     </w:p>
     <w:p>
@@ -803,7 +897,7 @@
           <w:sz w:val="26"/>
           <w:szCs w:val="26"/>
         </w:rPr>
-        <w:t xml:space="preserve">	5</w:t>
+        <w:t xml:space="preserve">	6</w:t>
       </w:r>
     </w:p>
     <w:p>
@@ -838,7 +932,7 @@
           <w:sz w:val="26"/>
           <w:szCs w:val="26"/>
         </w:rPr>
-        <w:t xml:space="preserve">	6</w:t>
+        <w:t xml:space="preserve">	7</w:t>
       </w:r>
     </w:p>
     <w:p>
@@ -873,7 +967,7 @@
           <w:sz w:val="26"/>
           <w:szCs w:val="26"/>
         </w:rPr>
-        <w:t xml:space="preserve">	6</w:t>
+        <w:t xml:space="preserve">	7</w:t>
       </w:r>
     </w:p>
     <w:p>
@@ -908,7 +1002,7 @@
           <w:sz w:val="26"/>
           <w:szCs w:val="26"/>
         </w:rPr>
-        <w:t xml:space="preserve">	7</w:t>
+        <w:t xml:space="preserve">	8</w:t>
       </w:r>
     </w:p>
     <w:p>
@@ -943,7 +1037,7 @@
           <w:sz w:val="28"/>
           <w:szCs w:val="28"/>
         </w:rPr>
-        <w:t xml:space="preserve">	8</w:t>
+        <w:t xml:space="preserve">	9</w:t>
       </w:r>
     </w:p>
     <w:p>
@@ -978,7 +1072,7 @@
           <w:sz w:val="26"/>
           <w:szCs w:val="26"/>
         </w:rPr>
-        <w:t xml:space="preserve">	8</w:t>
+        <w:t xml:space="preserve">	9</w:t>
       </w:r>
     </w:p>
     <w:p>
@@ -1013,7 +1107,7 @@
           <w:sz w:val="26"/>
           <w:szCs w:val="26"/>
         </w:rPr>
-        <w:t xml:space="preserve">	8</w:t>
+        <w:t xml:space="preserve">	9</w:t>
       </w:r>
     </w:p>
     <w:p>
@@ -1048,7 +1142,7 @@
           <w:sz w:val="26"/>
           <w:szCs w:val="26"/>
         </w:rPr>
-        <w:t xml:space="preserve">	9</w:t>
+        <w:t xml:space="preserve">	10</w:t>
       </w:r>
     </w:p>
     <w:p>
@@ -1083,7 +1177,7 @@
           <w:sz w:val="26"/>
           <w:szCs w:val="26"/>
         </w:rPr>
-        <w:t xml:space="preserve">	10</w:t>
+        <w:t xml:space="preserve">	11</w:t>
       </w:r>
     </w:p>
     <w:p>
@@ -1118,7 +1212,7 @@
           <w:sz w:val="26"/>
           <w:szCs w:val="26"/>
         </w:rPr>
-        <w:t xml:space="preserve">	10</w:t>
+        <w:t xml:space="preserve">	11</w:t>
       </w:r>
     </w:p>
     <w:p>
@@ -1153,7 +1247,7 @@
           <w:sz w:val="28"/>
           <w:szCs w:val="28"/>
         </w:rPr>
-        <w:t xml:space="preserve">	12</w:t>
+        <w:t xml:space="preserve">	13</w:t>
       </w:r>
     </w:p>
     <w:p>
@@ -1188,7 +1282,7 @@
           <w:sz w:val="26"/>
           <w:szCs w:val="26"/>
         </w:rPr>
-        <w:t xml:space="preserve">	12</w:t>
+        <w:t xml:space="preserve">	13</w:t>
       </w:r>
     </w:p>
     <w:p>
@@ -1223,7 +1317,7 @@
           <w:sz w:val="26"/>
           <w:szCs w:val="26"/>
         </w:rPr>
-        <w:t xml:space="preserve">	12</w:t>
+        <w:t xml:space="preserve">	13</w:t>
       </w:r>
     </w:p>
     <w:p>
@@ -1258,7 +1352,7 @@
           <w:sz w:val="26"/>
           <w:szCs w:val="26"/>
         </w:rPr>
-        <w:t xml:space="preserve">	13</w:t>
+        <w:t xml:space="preserve">	14</w:t>
       </w:r>
     </w:p>
     <w:p>
@@ -1293,7 +1387,7 @@
           <w:sz w:val="26"/>
           <w:szCs w:val="26"/>
         </w:rPr>
-        <w:t xml:space="preserve">	13</w:t>
+        <w:t xml:space="preserve">	14</w:t>
       </w:r>
     </w:p>
     <w:p>
@@ -1328,7 +1422,7 @@
           <w:sz w:val="26"/>
           <w:szCs w:val="26"/>
         </w:rPr>
-        <w:t xml:space="preserve">	14</w:t>
+        <w:t xml:space="preserve">	15</w:t>
       </w:r>
     </w:p>
     <w:p>
@@ -1363,7 +1457,7 @@
           <w:sz w:val="28"/>
           <w:szCs w:val="28"/>
         </w:rPr>
-        <w:t xml:space="preserve">	16</w:t>
+        <w:t xml:space="preserve">	17</w:t>
       </w:r>
     </w:p>
     <w:p>
@@ -1398,7 +1492,7 @@
           <w:sz w:val="26"/>
           <w:szCs w:val="26"/>
         </w:rPr>
-        <w:t xml:space="preserve">	16</w:t>
+        <w:t xml:space="preserve">	17</w:t>
       </w:r>
     </w:p>
     <w:p>
@@ -1433,7 +1527,7 @@
           <w:sz w:val="26"/>
           <w:szCs w:val="26"/>
         </w:rPr>
-        <w:t xml:space="preserve">	16</w:t>
+        <w:t xml:space="preserve">	17</w:t>
       </w:r>
     </w:p>
     <w:p>
@@ -1468,7 +1562,7 @@
           <w:sz w:val="26"/>
           <w:szCs w:val="26"/>
         </w:rPr>
-        <w:t xml:space="preserve">	17</w:t>
+        <w:t xml:space="preserve">	18</w:t>
       </w:r>
     </w:p>
     <w:p>
@@ -1503,7 +1597,7 @@
           <w:sz w:val="26"/>
           <w:szCs w:val="26"/>
         </w:rPr>
-        <w:t xml:space="preserve">	18</w:t>
+        <w:t xml:space="preserve">	19</w:t>
       </w:r>
     </w:p>
     <w:p>
@@ -1538,7 +1632,7 @@
           <w:sz w:val="28"/>
           <w:szCs w:val="28"/>
         </w:rPr>
-        <w:t xml:space="preserve">	19</w:t>
+        <w:t xml:space="preserve">	20</w:t>
       </w:r>
     </w:p>
     <w:p>
@@ -1573,7 +1667,7 @@
           <w:sz w:val="26"/>
           <w:szCs w:val="26"/>
         </w:rPr>
-        <w:t xml:space="preserve">	19</w:t>
+        <w:t xml:space="preserve">	20</w:t>
       </w:r>
     </w:p>
     <w:p>
@@ -1608,7 +1702,7 @@
           <w:sz w:val="26"/>
           <w:szCs w:val="26"/>
         </w:rPr>
-        <w:t xml:space="preserve">	19</w:t>
+        <w:t xml:space="preserve">	20</w:t>
       </w:r>
     </w:p>
     <w:p>
@@ -1643,7 +1737,7 @@
           <w:sz w:val="26"/>
           <w:szCs w:val="26"/>
         </w:rPr>
-        <w:t xml:space="preserve">	20</w:t>
+        <w:t xml:space="preserve">	21</w:t>
       </w:r>
     </w:p>
     <w:p>
@@ -1678,7 +1772,7 @@
           <w:sz w:val="26"/>
           <w:szCs w:val="26"/>
         </w:rPr>
-        <w:t xml:space="preserve">	22</w:t>
+        <w:t xml:space="preserve">	23</w:t>
       </w:r>
     </w:p>
     <w:p>
@@ -1713,7 +1807,7 @@
           <w:sz w:val="26"/>
           <w:szCs w:val="26"/>
         </w:rPr>
-        <w:t xml:space="preserve">	22</w:t>
+        <w:t xml:space="preserve">	23</w:t>
       </w:r>
     </w:p>
     <w:p>
@@ -1748,7 +1842,7 @@
           <w:sz w:val="28"/>
           <w:szCs w:val="28"/>
         </w:rPr>
-        <w:t xml:space="preserve">	24</w:t>
+        <w:t xml:space="preserve">	25</w:t>
       </w:r>
     </w:p>
     <w:p>
@@ -1783,7 +1877,7 @@
           <w:sz w:val="26"/>
           <w:szCs w:val="26"/>
         </w:rPr>
-        <w:t xml:space="preserve">	24</w:t>
+        <w:t xml:space="preserve">	25</w:t>
       </w:r>
     </w:p>
     <w:p>
@@ -1818,7 +1912,7 @@
           <w:sz w:val="26"/>
           <w:szCs w:val="26"/>
         </w:rPr>
-        <w:t xml:space="preserve">	24</w:t>
+        <w:t xml:space="preserve">	25</w:t>
       </w:r>
     </w:p>
     <w:p>
@@ -1853,7 +1947,7 @@
           <w:sz w:val="26"/>
           <w:szCs w:val="26"/>
         </w:rPr>
-        <w:t xml:space="preserve">	25</w:t>
+        <w:t xml:space="preserve">	26</w:t>
       </w:r>
     </w:p>
     <w:p>
@@ -1888,7 +1982,7 @@
           <w:sz w:val="26"/>
           <w:szCs w:val="26"/>
         </w:rPr>
-        <w:t xml:space="preserve">	25</w:t>
+        <w:t xml:space="preserve">	26</w:t>
       </w:r>
     </w:p>
     <w:p>
@@ -1923,7 +2017,7 @@
           <w:sz w:val="26"/>
           <w:szCs w:val="26"/>
         </w:rPr>
-        <w:t xml:space="preserve">	26</w:t>
+        <w:t xml:space="preserve">	27</w:t>
       </w:r>
     </w:p>
     <w:p>
@@ -1958,7 +2052,7 @@
           <w:sz w:val="26"/>
           <w:szCs w:val="26"/>
         </w:rPr>
-        <w:t xml:space="preserve">	26</w:t>
+        <w:t xml:space="preserve">	27</w:t>
       </w:r>
     </w:p>
     <w:p>

--- a/TaiLieuGiangDay_UngDungAI/GiaoTrinh_UngDungAI_PhanTichDuLieu.docx
+++ b/TaiLieuGiangDay_UngDungAI/GiaoTrinh_UngDungAI_PhanTichDuLieu.docx
@@ -2065,7 +2065,7 @@
     </w:p>
     <w:p>
       <w:pPr>
-        <w:shd w:fill="1F4E79" w:val="clear"/>
+        <w:shd w:fill="000000" w:val="clear"/>
         <w:spacing w:after="200" w:before="0"/>
       </w:pPr>
       <w:r>
@@ -2109,7 +2109,7 @@
               <w:bottom w:val="single" w:color="BFBFBF" w:sz="4"/>
               <w:right w:val="single" w:color="BFBFBF" w:sz="4"/>
             </w:tcBorders>
-            <w:shd w:fill="1F4E79" w:val="clear"/>
+            <w:shd w:fill="000000" w:val="clear"/>
             <w:tcMar>
               <w:top w:type="dxa" w:w="80"/>
               <w:left w:type="dxa" w:w="140"/>
@@ -2144,7 +2144,7 @@
               <w:bottom w:val="single" w:color="BFBFBF" w:sz="4"/>
               <w:right w:val="single" w:color="BFBFBF" w:sz="4"/>
             </w:tcBorders>
-            <w:shd w:fill="1F4E79" w:val="clear"/>
+            <w:shd w:fill="000000" w:val="clear"/>
             <w:tcMar>
               <w:top w:type="dxa" w:w="80"/>
               <w:left w:type="dxa" w:w="140"/>
@@ -2202,7 +2202,7 @@
                 <w:rFonts w:ascii="Times New Roman" w:cs="Times New Roman" w:eastAsia="Times New Roman" w:hAnsi="Times New Roman"/>
                 <w:b/>
                 <w:bCs/>
-                <w:color w:val="2563EB"/>
+                <w:color w:val="000000"/>
                 <w:sz w:val="24"/>
                 <w:szCs w:val="24"/>
               </w:rPr>
@@ -2277,7 +2277,7 @@
                 <w:rFonts w:ascii="Times New Roman" w:cs="Times New Roman" w:eastAsia="Times New Roman" w:hAnsi="Times New Roman"/>
                 <w:b/>
                 <w:bCs/>
-                <w:color w:val="2563EB"/>
+                <w:color w:val="000000"/>
                 <w:sz w:val="24"/>
                 <w:szCs w:val="24"/>
               </w:rPr>
@@ -2352,7 +2352,7 @@
                 <w:rFonts w:ascii="Times New Roman" w:cs="Times New Roman" w:eastAsia="Times New Roman" w:hAnsi="Times New Roman"/>
                 <w:b/>
                 <w:bCs/>
-                <w:color w:val="2563EB"/>
+                <w:color w:val="000000"/>
                 <w:sz w:val="24"/>
                 <w:szCs w:val="24"/>
               </w:rPr>
@@ -2427,7 +2427,7 @@
                 <w:rFonts w:ascii="Times New Roman" w:cs="Times New Roman" w:eastAsia="Times New Roman" w:hAnsi="Times New Roman"/>
                 <w:b/>
                 <w:bCs/>
-                <w:color w:val="2563EB"/>
+                <w:color w:val="000000"/>
                 <w:sz w:val="24"/>
                 <w:szCs w:val="24"/>
               </w:rPr>
@@ -2502,7 +2502,7 @@
                 <w:rFonts w:ascii="Times New Roman" w:cs="Times New Roman" w:eastAsia="Times New Roman" w:hAnsi="Times New Roman"/>
                 <w:b/>
                 <w:bCs/>
-                <w:color w:val="2563EB"/>
+                <w:color w:val="000000"/>
                 <w:sz w:val="24"/>
                 <w:szCs w:val="24"/>
               </w:rPr>
@@ -2577,7 +2577,7 @@
                 <w:rFonts w:ascii="Times New Roman" w:cs="Times New Roman" w:eastAsia="Times New Roman" w:hAnsi="Times New Roman"/>
                 <w:b/>
                 <w:bCs/>
-                <w:color w:val="2563EB"/>
+                <w:color w:val="000000"/>
                 <w:sz w:val="24"/>
                 <w:szCs w:val="24"/>
               </w:rPr>
@@ -2652,7 +2652,7 @@
                 <w:rFonts w:ascii="Times New Roman" w:cs="Times New Roman" w:eastAsia="Times New Roman" w:hAnsi="Times New Roman"/>
                 <w:b/>
                 <w:bCs/>
-                <w:color w:val="2563EB"/>
+                <w:color w:val="000000"/>
                 <w:sz w:val="24"/>
                 <w:szCs w:val="24"/>
               </w:rPr>
@@ -2727,7 +2727,7 @@
                 <w:rFonts w:ascii="Times New Roman" w:cs="Times New Roman" w:eastAsia="Times New Roman" w:hAnsi="Times New Roman"/>
                 <w:b/>
                 <w:bCs/>
-                <w:color w:val="2563EB"/>
+                <w:color w:val="000000"/>
                 <w:sz w:val="24"/>
                 <w:szCs w:val="24"/>
               </w:rPr>
@@ -2783,7 +2783,7 @@
     <w:p>
       <w:pPr>
         <w:pStyle w:val="Heading1"/>
-        <w:shd w:fill="1F4E79" w:val="clear"/>
+        <w:shd w:fill="000000" w:val="clear"/>
         <w:spacing w:after="200" w:before="240"/>
       </w:pPr>
       <w:r>
@@ -2817,7 +2817,7 @@
       <w:pPr>
         <w:pStyle w:val="Heading2"/>
         <w:pBdr>
-          <w:bottom w:val="single" w:color="2563EB" w:sz="3" w:space="4"/>
+          <w:bottom w:val="single" w:color="000000" w:sz="3" w:space="4"/>
         </w:pBdr>
         <w:spacing w:after="120" w:before="200"/>
       </w:pPr>
@@ -2826,26 +2826,11 @@
           <w:rFonts w:ascii="Times New Roman" w:cs="Times New Roman" w:eastAsia="Times New Roman" w:hAnsi="Times New Roman"/>
           <w:b/>
           <w:bCs/>
-          <w:color w:val="2563EB"/>
-          <w:sz w:val="28"/>
-          <w:szCs w:val="28"/>
-        </w:rPr>
-        <w:t xml:space="preserve">1.1  Trợ lý AI tạo sinh là gì</w:t>
-      </w:r>
-    </w:p>
-    <w:p>
-      <w:pPr>
-        <w:spacing w:after="120" w:line="360" w:lineRule="auto"/>
-        <w:jc w:val="both"/>
-      </w:pPr>
-      <w:r>
-        <w:rPr>
-          <w:rFonts w:ascii="Times New Roman" w:cs="Times New Roman" w:eastAsia="Times New Roman" w:hAnsi="Times New Roman"/>
           <w:color w:val="000000"/>
           <w:sz w:val="28"/>
           <w:szCs w:val="28"/>
         </w:rPr>
-        <w:t xml:space="preserve">ChatGPT, Gemini và Claude là các trợ lý AI tạo sinh (generative AI). Chúng được huấn luyện trên lượng văn bản khổng lồ để làm một việc: đoán đoạn văn bản tiếp theo hợp lý nhất với những gì bạn vừa nhập vào.</w:t>
+        <w:t xml:space="preserve">1.1  Trợ lý AI tạo sinh là gì</w:t>
       </w:r>
     </w:p>
     <w:p>
@@ -2860,13 +2845,29 @@
           <w:sz w:val="28"/>
           <w:szCs w:val="28"/>
         </w:rPr>
+        <w:t xml:space="preserve">ChatGPT, Gemini và Claude là các trợ lý AI tạo sinh (generative AI). Chúng được huấn luyện trên lượng văn bản khổng lồ để làm một việc: đoán đoạn văn bản tiếp theo hợp lý nhất với những gì bạn vừa nhập vào.</w:t>
+      </w:r>
+    </w:p>
+    <w:p>
+      <w:pPr>
+        <w:spacing w:after="120" w:line="360" w:lineRule="auto"/>
+        <w:jc w:val="both"/>
+      </w:pPr>
+      <w:r>
+        <w:rPr>
+          <w:rFonts w:ascii="Times New Roman" w:cs="Times New Roman" w:eastAsia="Times New Roman" w:hAnsi="Times New Roman"/>
+          <w:color w:val="000000"/>
+          <w:sz w:val="28"/>
+          <w:szCs w:val="28"/>
+        </w:rPr>
         <w:t xml:space="preserve">Hãy hình dung thế này: AI giống một người cộng sự đọc rất nhiều, nhớ rất nhiều mẫu câu và mẫu lập luận, luôn trả lời trôi chảy và tự tin — nhưng không có cách nào tự kiểm tra xem điều mình nói có đúng không. Người cộng sự đó rất hữu ích nếu bạn biết cách dùng, và rất nguy hiểm nếu bạn tin tuyệt đối.</w:t>
       </w:r>
     </w:p>
     <w:p>
       <w:pPr>
-        <w:spacing w:after="120" w:before="80"/>
-        <w:ind w:left="360"/>
+        <w:shd w:fill="F2F2F2" w:val="clear"/>
+        <w:spacing w:after="130" w:before="100"/>
+        <w:ind w:left="200" w:right="200"/>
         <w:jc w:val="both"/>
       </w:pPr>
       <w:r>
@@ -2874,38 +2875,26 @@
           <w:rFonts w:ascii="Times New Roman" w:cs="Times New Roman" w:eastAsia="Times New Roman" w:hAnsi="Times New Roman"/>
           <w:b/>
           <w:bCs/>
-          <w:color w:val="375623"/>
           <w:sz w:val="28"/>
           <w:szCs w:val="28"/>
         </w:rPr>
-        <w:t xml:space="preserve">✔ </w:t>
-      </w:r>
+        <w:t xml:space="preserve">AI không "hiểu" dữ liệu của bạn theo cách con người hiểu. Nó nhận ra mẫu hình trong văn bản và tạo ra câu trả lời nghe hợp lý.</w:t>
+      </w:r>
+    </w:p>
+    <w:p>
+      <w:pPr>
+        <w:pStyle w:val="Heading2"/>
+        <w:pBdr>
+          <w:bottom w:val="single" w:color="000000" w:sz="3" w:space="4"/>
+        </w:pBdr>
+        <w:spacing w:after="120" w:before="200"/>
+      </w:pPr>
       <w:r>
         <w:rPr>
           <w:rFonts w:ascii="Times New Roman" w:cs="Times New Roman" w:eastAsia="Times New Roman" w:hAnsi="Times New Roman"/>
           <w:b/>
           <w:bCs/>
-          <w:color w:val="1B2A4A"/>
-          <w:sz w:val="28"/>
-          <w:szCs w:val="28"/>
-        </w:rPr>
-        <w:t xml:space="preserve">AI không "hiểu" dữ liệu của bạn theo cách con người hiểu. Nó nhận ra mẫu hình trong văn bản và tạo ra câu trả lời nghe hợp lý.</w:t>
-      </w:r>
-    </w:p>
-    <w:p>
-      <w:pPr>
-        <w:pStyle w:val="Heading2"/>
-        <w:pBdr>
-          <w:bottom w:val="single" w:color="2563EB" w:sz="3" w:space="4"/>
-        </w:pBdr>
-        <w:spacing w:after="120" w:before="200"/>
-      </w:pPr>
-      <w:r>
-        <w:rPr>
-          <w:rFonts w:ascii="Times New Roman" w:cs="Times New Roman" w:eastAsia="Times New Roman" w:hAnsi="Times New Roman"/>
-          <w:b/>
-          <w:bCs/>
-          <w:color w:val="2563EB"/>
+          <w:color w:val="000000"/>
           <w:sz w:val="28"/>
           <w:szCs w:val="28"/>
         </w:rPr>
@@ -2943,7 +2932,7 @@
               <w:bottom w:val="single" w:color="BFBFBF" w:sz="4"/>
               <w:right w:val="single" w:color="BFBFBF" w:sz="4"/>
             </w:tcBorders>
-            <w:shd w:fill="1F4E79" w:val="clear"/>
+            <w:shd w:fill="000000" w:val="clear"/>
             <w:tcMar>
               <w:top w:type="dxa" w:w="80"/>
               <w:left w:type="dxa" w:w="140"/>
@@ -2978,7 +2967,7 @@
               <w:bottom w:val="single" w:color="BFBFBF" w:sz="4"/>
               <w:right w:val="single" w:color="BFBFBF" w:sz="4"/>
             </w:tcBorders>
-            <w:shd w:fill="1F4E79" w:val="clear"/>
+            <w:shd w:fill="000000" w:val="clear"/>
             <w:tcMar>
               <w:top w:type="dxa" w:w="80"/>
               <w:left w:type="dxa" w:w="140"/>
@@ -3013,7 +3002,7 @@
               <w:bottom w:val="single" w:color="BFBFBF" w:sz="4"/>
               <w:right w:val="single" w:color="BFBFBF" w:sz="4"/>
             </w:tcBorders>
-            <w:shd w:fill="1F4E79" w:val="clear"/>
+            <w:shd w:fill="000000" w:val="clear"/>
             <w:tcMar>
               <w:top w:type="dxa" w:w="80"/>
               <w:left w:type="dxa" w:w="140"/>
@@ -3071,7 +3060,7 @@
                 <w:rFonts w:ascii="Times New Roman" w:cs="Times New Roman" w:eastAsia="Times New Roman" w:hAnsi="Times New Roman"/>
                 <w:b/>
                 <w:bCs/>
-                <w:color w:val="2563EB"/>
+                <w:color w:val="000000"/>
                 <w:sz w:val="22"/>
                 <w:szCs w:val="22"/>
               </w:rPr>
@@ -3181,7 +3170,7 @@
                 <w:rFonts w:ascii="Times New Roman" w:cs="Times New Roman" w:eastAsia="Times New Roman" w:hAnsi="Times New Roman"/>
                 <w:b/>
                 <w:bCs/>
-                <w:color w:val="2563EB"/>
+                <w:color w:val="000000"/>
                 <w:sz w:val="22"/>
                 <w:szCs w:val="22"/>
               </w:rPr>
@@ -3291,7 +3280,7 @@
                 <w:rFonts w:ascii="Times New Roman" w:cs="Times New Roman" w:eastAsia="Times New Roman" w:hAnsi="Times New Roman"/>
                 <w:b/>
                 <w:bCs/>
-                <w:color w:val="2563EB"/>
+                <w:color w:val="000000"/>
                 <w:sz w:val="22"/>
                 <w:szCs w:val="22"/>
               </w:rPr>
@@ -3401,7 +3390,7 @@
                 <w:rFonts w:ascii="Times New Roman" w:cs="Times New Roman" w:eastAsia="Times New Roman" w:hAnsi="Times New Roman"/>
                 <w:b/>
                 <w:bCs/>
-                <w:color w:val="2563EB"/>
+                <w:color w:val="000000"/>
                 <w:sz w:val="22"/>
                 <w:szCs w:val="22"/>
               </w:rPr>
@@ -3511,7 +3500,7 @@
                 <w:rFonts w:ascii="Times New Roman" w:cs="Times New Roman" w:eastAsia="Times New Roman" w:hAnsi="Times New Roman"/>
                 <w:b/>
                 <w:bCs/>
-                <w:color w:val="2563EB"/>
+                <w:color w:val="000000"/>
                 <w:sz w:val="22"/>
                 <w:szCs w:val="22"/>
               </w:rPr>
@@ -3621,7 +3610,7 @@
                 <w:rFonts w:ascii="Times New Roman" w:cs="Times New Roman" w:eastAsia="Times New Roman" w:hAnsi="Times New Roman"/>
                 <w:b/>
                 <w:bCs/>
-                <w:color w:val="2563EB"/>
+                <w:color w:val="000000"/>
                 <w:sz w:val="22"/>
                 <w:szCs w:val="22"/>
               </w:rPr>
@@ -3731,7 +3720,7 @@
                 <w:rFonts w:ascii="Times New Roman" w:cs="Times New Roman" w:eastAsia="Times New Roman" w:hAnsi="Times New Roman"/>
                 <w:b/>
                 <w:bCs/>
-                <w:color w:val="2563EB"/>
+                <w:color w:val="000000"/>
                 <w:sz w:val="22"/>
                 <w:szCs w:val="22"/>
               </w:rPr>
@@ -3841,7 +3830,7 @@
                 <w:rFonts w:ascii="Times New Roman" w:cs="Times New Roman" w:eastAsia="Times New Roman" w:hAnsi="Times New Roman"/>
                 <w:b/>
                 <w:bCs/>
-                <w:color w:val="2563EB"/>
+                <w:color w:val="000000"/>
                 <w:sz w:val="22"/>
                 <w:szCs w:val="22"/>
               </w:rPr>
@@ -3923,8 +3912,11 @@
     </w:tbl>
     <w:p>
       <w:pPr>
-        <w:spacing w:after="120" w:before="80"/>
-        <w:ind w:left="360"/>
+        <w:pBdr>
+          <w:left w:val="single" w:color="595959" w:sz="12" w:space="10"/>
+        </w:pBdr>
+        <w:spacing w:after="130" w:before="90"/>
+        <w:ind w:left="300"/>
         <w:jc w:val="both"/>
       </w:pPr>
       <w:r>
@@ -3932,11 +3924,10 @@
           <w:rFonts w:ascii="Times New Roman" w:cs="Times New Roman" w:eastAsia="Times New Roman" w:hAnsi="Times New Roman"/>
           <w:b/>
           <w:bCs/>
-          <w:color w:val="843C0C"/>
           <w:sz w:val="28"/>
           <w:szCs w:val="28"/>
         </w:rPr>
-        <w:t xml:space="preserve">⚠ Lưu ý: </w:t>
+        <w:t xml:space="preserve">Lưu ý: </w:t>
       </w:r>
       <w:r>
         <w:rPr>
@@ -3953,7 +3944,7 @@
       <w:pPr>
         <w:pStyle w:val="Heading2"/>
         <w:pBdr>
-          <w:bottom w:val="single" w:color="2563EB" w:sz="3" w:space="4"/>
+          <w:bottom w:val="single" w:color="000000" w:sz="3" w:space="4"/>
         </w:pBdr>
         <w:spacing w:after="120" w:before="200"/>
       </w:pPr>
@@ -3962,7 +3953,7 @@
           <w:rFonts w:ascii="Times New Roman" w:cs="Times New Roman" w:eastAsia="Times New Roman" w:hAnsi="Times New Roman"/>
           <w:b/>
           <w:bCs/>
-          <w:color w:val="2563EB"/>
+          <w:color w:val="000000"/>
           <w:sz w:val="28"/>
           <w:szCs w:val="28"/>
         </w:rPr>
@@ -4039,8 +4030,9 @@
     </w:p>
     <w:p>
       <w:pPr>
-        <w:spacing w:after="120" w:before="80"/>
-        <w:ind w:left="360"/>
+        <w:shd w:fill="F2F2F2" w:val="clear"/>
+        <w:spacing w:after="130" w:before="100"/>
+        <w:ind w:left="200" w:right="200"/>
         <w:jc w:val="both"/>
       </w:pPr>
       <w:r>
@@ -4048,38 +4040,26 @@
           <w:rFonts w:ascii="Times New Roman" w:cs="Times New Roman" w:eastAsia="Times New Roman" w:hAnsi="Times New Roman"/>
           <w:b/>
           <w:bCs/>
-          <w:color w:val="375623"/>
           <w:sz w:val="28"/>
           <w:szCs w:val="28"/>
         </w:rPr>
-        <w:t xml:space="preserve">✔ </w:t>
-      </w:r>
+        <w:t xml:space="preserve">Nếu một con số trong bài của bạn chỉ có nguồn gốc là "AI nói thế", con số đó chưa đủ tin cậy để nộp.</w:t>
+      </w:r>
+    </w:p>
+    <w:p>
+      <w:pPr>
+        <w:pStyle w:val="Heading2"/>
+        <w:pBdr>
+          <w:bottom w:val="single" w:color="000000" w:sz="3" w:space="4"/>
+        </w:pBdr>
+        <w:spacing w:after="120" w:before="200"/>
+      </w:pPr>
       <w:r>
         <w:rPr>
           <w:rFonts w:ascii="Times New Roman" w:cs="Times New Roman" w:eastAsia="Times New Roman" w:hAnsi="Times New Roman"/>
           <w:b/>
           <w:bCs/>
-          <w:color w:val="1B2A4A"/>
-          <w:sz w:val="28"/>
-          <w:szCs w:val="28"/>
-        </w:rPr>
-        <w:t xml:space="preserve">Nếu một con số trong bài của bạn chỉ có nguồn gốc là "AI nói thế", con số đó chưa đủ tin cậy để nộp.</w:t>
-      </w:r>
-    </w:p>
-    <w:p>
-      <w:pPr>
-        <w:pStyle w:val="Heading2"/>
-        <w:pBdr>
-          <w:bottom w:val="single" w:color="2563EB" w:sz="3" w:space="4"/>
-        </w:pBdr>
-        <w:spacing w:after="120" w:before="200"/>
-      </w:pPr>
-      <w:r>
-        <w:rPr>
-          <w:rFonts w:ascii="Times New Roman" w:cs="Times New Roman" w:eastAsia="Times New Roman" w:hAnsi="Times New Roman"/>
-          <w:b/>
-          <w:bCs/>
-          <w:color w:val="2563EB"/>
+          <w:color w:val="000000"/>
           <w:sz w:val="28"/>
           <w:szCs w:val="28"/>
         </w:rPr>
@@ -4132,7 +4112,7 @@
               <w:bottom w:val="single" w:color="BFBFBF" w:sz="4"/>
               <w:right w:val="single" w:color="BFBFBF" w:sz="4"/>
             </w:tcBorders>
-            <w:shd w:fill="1F4E79" w:val="clear"/>
+            <w:shd w:fill="000000" w:val="clear"/>
             <w:tcMar>
               <w:top w:type="dxa" w:w="80"/>
               <w:left w:type="dxa" w:w="140"/>
@@ -4167,7 +4147,7 @@
               <w:bottom w:val="single" w:color="BFBFBF" w:sz="4"/>
               <w:right w:val="single" w:color="BFBFBF" w:sz="4"/>
             </w:tcBorders>
-            <w:shd w:fill="1F4E79" w:val="clear"/>
+            <w:shd w:fill="000000" w:val="clear"/>
             <w:tcMar>
               <w:top w:type="dxa" w:w="80"/>
               <w:left w:type="dxa" w:w="140"/>
@@ -4202,7 +4182,7 @@
               <w:bottom w:val="single" w:color="BFBFBF" w:sz="4"/>
               <w:right w:val="single" w:color="BFBFBF" w:sz="4"/>
             </w:tcBorders>
-            <w:shd w:fill="1F4E79" w:val="clear"/>
+            <w:shd w:fill="000000" w:val="clear"/>
             <w:tcMar>
               <w:top w:type="dxa" w:w="80"/>
               <w:left w:type="dxa" w:w="140"/>
@@ -4260,7 +4240,7 @@
                 <w:rFonts w:ascii="Times New Roman" w:cs="Times New Roman" w:eastAsia="Times New Roman" w:hAnsi="Times New Roman"/>
                 <w:b/>
                 <w:bCs/>
-                <w:color w:val="2563EB"/>
+                <w:color w:val="000000"/>
                 <w:sz w:val="22"/>
                 <w:szCs w:val="22"/>
               </w:rPr>
@@ -4370,7 +4350,7 @@
                 <w:rFonts w:ascii="Times New Roman" w:cs="Times New Roman" w:eastAsia="Times New Roman" w:hAnsi="Times New Roman"/>
                 <w:b/>
                 <w:bCs/>
-                <w:color w:val="2563EB"/>
+                <w:color w:val="000000"/>
                 <w:sz w:val="22"/>
                 <w:szCs w:val="22"/>
               </w:rPr>
@@ -4480,7 +4460,7 @@
                 <w:rFonts w:ascii="Times New Roman" w:cs="Times New Roman" w:eastAsia="Times New Roman" w:hAnsi="Times New Roman"/>
                 <w:b/>
                 <w:bCs/>
-                <w:color w:val="2563EB"/>
+                <w:color w:val="000000"/>
                 <w:sz w:val="22"/>
                 <w:szCs w:val="22"/>
               </w:rPr>
@@ -4590,7 +4570,7 @@
                 <w:rFonts w:ascii="Times New Roman" w:cs="Times New Roman" w:eastAsia="Times New Roman" w:hAnsi="Times New Roman"/>
                 <w:b/>
                 <w:bCs/>
-                <w:color w:val="2563EB"/>
+                <w:color w:val="000000"/>
                 <w:sz w:val="22"/>
                 <w:szCs w:val="22"/>
               </w:rPr>
@@ -4700,7 +4680,7 @@
                 <w:rFonts w:ascii="Times New Roman" w:cs="Times New Roman" w:eastAsia="Times New Roman" w:hAnsi="Times New Roman"/>
                 <w:b/>
                 <w:bCs/>
-                <w:color w:val="2563EB"/>
+                <w:color w:val="000000"/>
                 <w:sz w:val="22"/>
                 <w:szCs w:val="22"/>
               </w:rPr>
@@ -4784,7 +4764,7 @@
       <w:pPr>
         <w:pStyle w:val="Heading2"/>
         <w:pBdr>
-          <w:bottom w:val="single" w:color="2563EB" w:sz="3" w:space="4"/>
+          <w:bottom w:val="single" w:color="000000" w:sz="3" w:space="4"/>
         </w:pBdr>
         <w:spacing w:after="120" w:before="200"/>
       </w:pPr>
@@ -4793,7 +4773,7 @@
           <w:rFonts w:ascii="Times New Roman" w:cs="Times New Roman" w:eastAsia="Times New Roman" w:hAnsi="Times New Roman"/>
           <w:b/>
           <w:bCs/>
-          <w:color w:val="2563EB"/>
+          <w:color w:val="000000"/>
           <w:sz w:val="28"/>
           <w:szCs w:val="28"/>
         </w:rPr>
@@ -4832,7 +4812,7 @@
               <w:bottom w:val="single" w:color="BFBFBF" w:sz="4"/>
               <w:right w:val="single" w:color="BFBFBF" w:sz="4"/>
             </w:tcBorders>
-            <w:shd w:fill="1F4E79" w:val="clear"/>
+            <w:shd w:fill="000000" w:val="clear"/>
             <w:tcMar>
               <w:top w:type="dxa" w:w="80"/>
               <w:left w:type="dxa" w:w="140"/>
@@ -4867,7 +4847,7 @@
               <w:bottom w:val="single" w:color="BFBFBF" w:sz="4"/>
               <w:right w:val="single" w:color="BFBFBF" w:sz="4"/>
             </w:tcBorders>
-            <w:shd w:fill="1F4E79" w:val="clear"/>
+            <w:shd w:fill="000000" w:val="clear"/>
             <w:tcMar>
               <w:top w:type="dxa" w:w="80"/>
               <w:left w:type="dxa" w:w="140"/>
@@ -4902,7 +4882,7 @@
               <w:bottom w:val="single" w:color="BFBFBF" w:sz="4"/>
               <w:right w:val="single" w:color="BFBFBF" w:sz="4"/>
             </w:tcBorders>
-            <w:shd w:fill="1F4E79" w:val="clear"/>
+            <w:shd w:fill="000000" w:val="clear"/>
             <w:tcMar>
               <w:top w:type="dxa" w:w="80"/>
               <w:left w:type="dxa" w:w="140"/>
@@ -4937,7 +4917,7 @@
               <w:bottom w:val="single" w:color="BFBFBF" w:sz="4"/>
               <w:right w:val="single" w:color="BFBFBF" w:sz="4"/>
             </w:tcBorders>
-            <w:shd w:fill="1F4E79" w:val="clear"/>
+            <w:shd w:fill="000000" w:val="clear"/>
             <w:tcMar>
               <w:top w:type="dxa" w:w="80"/>
               <w:left w:type="dxa" w:w="140"/>
@@ -4995,7 +4975,7 @@
                 <w:rFonts w:ascii="Times New Roman" w:cs="Times New Roman" w:eastAsia="Times New Roman" w:hAnsi="Times New Roman"/>
                 <w:b/>
                 <w:bCs/>
-                <w:color w:val="2563EB"/>
+                <w:color w:val="000000"/>
                 <w:sz w:val="22"/>
                 <w:szCs w:val="22"/>
               </w:rPr>
@@ -5065,7 +5045,7 @@
                 <w:rFonts w:ascii="Times New Roman" w:cs="Times New Roman" w:eastAsia="Times New Roman" w:hAnsi="Times New Roman"/>
                 <w:b/>
                 <w:bCs/>
-                <w:color w:val="375623"/>
+                <w:color w:val="000000"/>
                 <w:sz w:val="22"/>
                 <w:szCs w:val="22"/>
               </w:rPr>
@@ -5140,7 +5120,7 @@
                 <w:rFonts w:ascii="Times New Roman" w:cs="Times New Roman" w:eastAsia="Times New Roman" w:hAnsi="Times New Roman"/>
                 <w:b/>
                 <w:bCs/>
-                <w:color w:val="2563EB"/>
+                <w:color w:val="000000"/>
                 <w:sz w:val="22"/>
                 <w:szCs w:val="22"/>
               </w:rPr>
@@ -5210,7 +5190,7 @@
                 <w:rFonts w:ascii="Times New Roman" w:cs="Times New Roman" w:eastAsia="Times New Roman" w:hAnsi="Times New Roman"/>
                 <w:b/>
                 <w:bCs/>
-                <w:color w:val="375623"/>
+                <w:color w:val="000000"/>
                 <w:sz w:val="22"/>
                 <w:szCs w:val="22"/>
               </w:rPr>
@@ -5285,7 +5265,7 @@
                 <w:rFonts w:ascii="Times New Roman" w:cs="Times New Roman" w:eastAsia="Times New Roman" w:hAnsi="Times New Roman"/>
                 <w:b/>
                 <w:bCs/>
-                <w:color w:val="2563EB"/>
+                <w:color w:val="000000"/>
                 <w:sz w:val="22"/>
                 <w:szCs w:val="22"/>
               </w:rPr>
@@ -5355,7 +5335,7 @@
                 <w:rFonts w:ascii="Times New Roman" w:cs="Times New Roman" w:eastAsia="Times New Roman" w:hAnsi="Times New Roman"/>
                 <w:b/>
                 <w:bCs/>
-                <w:color w:val="843C0C"/>
+                <w:color w:val="000000"/>
                 <w:sz w:val="22"/>
                 <w:szCs w:val="22"/>
               </w:rPr>
@@ -5430,7 +5410,7 @@
                 <w:rFonts w:ascii="Times New Roman" w:cs="Times New Roman" w:eastAsia="Times New Roman" w:hAnsi="Times New Roman"/>
                 <w:b/>
                 <w:bCs/>
-                <w:color w:val="2563EB"/>
+                <w:color w:val="000000"/>
                 <w:sz w:val="22"/>
                 <w:szCs w:val="22"/>
               </w:rPr>
@@ -5500,7 +5480,7 @@
                 <w:rFonts w:ascii="Times New Roman" w:cs="Times New Roman" w:eastAsia="Times New Roman" w:hAnsi="Times New Roman"/>
                 <w:b/>
                 <w:bCs/>
-                <w:color w:val="843C0C"/>
+                <w:color w:val="000000"/>
                 <w:sz w:val="22"/>
                 <w:szCs w:val="22"/>
               </w:rPr>
@@ -5575,7 +5555,7 @@
                 <w:rFonts w:ascii="Times New Roman" w:cs="Times New Roman" w:eastAsia="Times New Roman" w:hAnsi="Times New Roman"/>
                 <w:b/>
                 <w:bCs/>
-                <w:color w:val="2563EB"/>
+                <w:color w:val="000000"/>
                 <w:sz w:val="22"/>
                 <w:szCs w:val="22"/>
               </w:rPr>
@@ -5645,7 +5625,7 @@
                 <w:rFonts w:ascii="Times New Roman" w:cs="Times New Roman" w:eastAsia="Times New Roman" w:hAnsi="Times New Roman"/>
                 <w:b/>
                 <w:bCs/>
-                <w:color w:val="922B21"/>
+                <w:color w:val="000000"/>
                 <w:sz w:val="22"/>
                 <w:szCs w:val="22"/>
               </w:rPr>
@@ -5701,7 +5681,7 @@
     <w:p>
       <w:pPr>
         <w:pStyle w:val="Heading1"/>
-        <w:shd w:fill="1F4E79" w:val="clear"/>
+        <w:shd w:fill="000000" w:val="clear"/>
         <w:spacing w:after="200" w:before="240"/>
       </w:pPr>
       <w:r>
@@ -5735,7 +5715,7 @@
       <w:pPr>
         <w:pStyle w:val="Heading2"/>
         <w:pBdr>
-          <w:bottom w:val="single" w:color="2563EB" w:sz="3" w:space="4"/>
+          <w:bottom w:val="single" w:color="000000" w:sz="3" w:space="4"/>
         </w:pBdr>
         <w:spacing w:after="120" w:before="200"/>
       </w:pPr>
@@ -5744,7 +5724,7 @@
           <w:rFonts w:ascii="Times New Roman" w:cs="Times New Roman" w:eastAsia="Times New Roman" w:hAnsi="Times New Roman"/>
           <w:b/>
           <w:bCs/>
-          <w:color w:val="2563EB"/>
+          <w:color w:val="000000"/>
           <w:sz w:val="28"/>
           <w:szCs w:val="28"/>
         </w:rPr>
@@ -5797,7 +5777,7 @@
               <w:bottom w:val="single" w:color="BFBFBF" w:sz="4"/>
               <w:right w:val="single" w:color="BFBFBF" w:sz="4"/>
             </w:tcBorders>
-            <w:shd w:fill="1F4E79" w:val="clear"/>
+            <w:shd w:fill="000000" w:val="clear"/>
             <w:tcMar>
               <w:top w:type="dxa" w:w="80"/>
               <w:left w:type="dxa" w:w="140"/>
@@ -5832,7 +5812,7 @@
               <w:bottom w:val="single" w:color="BFBFBF" w:sz="4"/>
               <w:right w:val="single" w:color="BFBFBF" w:sz="4"/>
             </w:tcBorders>
-            <w:shd w:fill="1F4E79" w:val="clear"/>
+            <w:shd w:fill="000000" w:val="clear"/>
             <w:tcMar>
               <w:top w:type="dxa" w:w="80"/>
               <w:left w:type="dxa" w:w="140"/>
@@ -5867,7 +5847,7 @@
               <w:bottom w:val="single" w:color="BFBFBF" w:sz="4"/>
               <w:right w:val="single" w:color="BFBFBF" w:sz="4"/>
             </w:tcBorders>
-            <w:shd w:fill="1F4E79" w:val="clear"/>
+            <w:shd w:fill="000000" w:val="clear"/>
             <w:tcMar>
               <w:top w:type="dxa" w:w="80"/>
               <w:left w:type="dxa" w:w="140"/>
@@ -5925,7 +5905,7 @@
                 <w:rFonts w:ascii="Times New Roman" w:cs="Times New Roman" w:eastAsia="Times New Roman" w:hAnsi="Times New Roman"/>
                 <w:b/>
                 <w:bCs/>
-                <w:color w:val="2563EB"/>
+                <w:color w:val="000000"/>
                 <w:sz w:val="22"/>
                 <w:szCs w:val="22"/>
               </w:rPr>
@@ -6035,7 +6015,7 @@
                 <w:rFonts w:ascii="Times New Roman" w:cs="Times New Roman" w:eastAsia="Times New Roman" w:hAnsi="Times New Roman"/>
                 <w:b/>
                 <w:bCs/>
-                <w:color w:val="2563EB"/>
+                <w:color w:val="000000"/>
                 <w:sz w:val="22"/>
                 <w:szCs w:val="22"/>
               </w:rPr>
@@ -6145,7 +6125,7 @@
                 <w:rFonts w:ascii="Times New Roman" w:cs="Times New Roman" w:eastAsia="Times New Roman" w:hAnsi="Times New Roman"/>
                 <w:b/>
                 <w:bCs/>
-                <w:color w:val="2563EB"/>
+                <w:color w:val="000000"/>
                 <w:sz w:val="22"/>
                 <w:szCs w:val="22"/>
               </w:rPr>
@@ -6242,8 +6222,11 @@
     </w:p>
     <w:p>
       <w:pPr>
-        <w:spacing w:after="120" w:before="80"/>
-        <w:ind w:left="360"/>
+        <w:pBdr>
+          <w:left w:val="single" w:color="595959" w:sz="12" w:space="10"/>
+        </w:pBdr>
+        <w:spacing w:after="130" w:before="90"/>
+        <w:ind w:left="300"/>
         <w:jc w:val="both"/>
       </w:pPr>
       <w:r>
@@ -6251,11 +6234,10 @@
           <w:rFonts w:ascii="Times New Roman" w:cs="Times New Roman" w:eastAsia="Times New Roman" w:hAnsi="Times New Roman"/>
           <w:b/>
           <w:bCs/>
-          <w:color w:val="843C0C"/>
           <w:sz w:val="28"/>
           <w:szCs w:val="28"/>
         </w:rPr>
-        <w:t xml:space="preserve">⚠ Lưu ý: </w:t>
+        <w:t xml:space="preserve">Lưu ý: </w:t>
       </w:r>
       <w:r>
         <w:rPr>
@@ -6272,7 +6254,7 @@
       <w:pPr>
         <w:pStyle w:val="Heading2"/>
         <w:pBdr>
-          <w:bottom w:val="single" w:color="2563EB" w:sz="3" w:space="4"/>
+          <w:bottom w:val="single" w:color="000000" w:sz="3" w:space="4"/>
         </w:pBdr>
         <w:spacing w:after="120" w:before="200"/>
       </w:pPr>
@@ -6281,7 +6263,7 @@
           <w:rFonts w:ascii="Times New Roman" w:cs="Times New Roman" w:eastAsia="Times New Roman" w:hAnsi="Times New Roman"/>
           <w:b/>
           <w:bCs/>
-          <w:color w:val="2563EB"/>
+          <w:color w:val="000000"/>
           <w:sz w:val="28"/>
           <w:szCs w:val="28"/>
         </w:rPr>
@@ -6334,7 +6316,7 @@
               <w:bottom w:val="single" w:color="BFBFBF" w:sz="4"/>
               <w:right w:val="single" w:color="BFBFBF" w:sz="4"/>
             </w:tcBorders>
-            <w:shd w:fill="1F4E79" w:val="clear"/>
+            <w:shd w:fill="000000" w:val="clear"/>
             <w:tcMar>
               <w:top w:type="dxa" w:w="80"/>
               <w:left w:type="dxa" w:w="140"/>
@@ -6369,7 +6351,7 @@
               <w:bottom w:val="single" w:color="BFBFBF" w:sz="4"/>
               <w:right w:val="single" w:color="BFBFBF" w:sz="4"/>
             </w:tcBorders>
-            <w:shd w:fill="1F4E79" w:val="clear"/>
+            <w:shd w:fill="000000" w:val="clear"/>
             <w:tcMar>
               <w:top w:type="dxa" w:w="80"/>
               <w:left w:type="dxa" w:w="140"/>
@@ -6404,7 +6386,7 @@
               <w:bottom w:val="single" w:color="BFBFBF" w:sz="4"/>
               <w:right w:val="single" w:color="BFBFBF" w:sz="4"/>
             </w:tcBorders>
-            <w:shd w:fill="1F4E79" w:val="clear"/>
+            <w:shd w:fill="000000" w:val="clear"/>
             <w:tcMar>
               <w:top w:type="dxa" w:w="80"/>
               <w:left w:type="dxa" w:w="140"/>
@@ -6462,7 +6444,7 @@
                 <w:rFonts w:ascii="Times New Roman" w:cs="Times New Roman" w:eastAsia="Times New Roman" w:hAnsi="Times New Roman"/>
                 <w:b/>
                 <w:bCs/>
-                <w:color w:val="2563EB"/>
+                <w:color w:val="000000"/>
                 <w:sz w:val="22"/>
                 <w:szCs w:val="22"/>
               </w:rPr>
@@ -6572,7 +6554,7 @@
                 <w:rFonts w:ascii="Times New Roman" w:cs="Times New Roman" w:eastAsia="Times New Roman" w:hAnsi="Times New Roman"/>
                 <w:b/>
                 <w:bCs/>
-                <w:color w:val="2563EB"/>
+                <w:color w:val="000000"/>
                 <w:sz w:val="22"/>
                 <w:szCs w:val="22"/>
               </w:rPr>
@@ -6682,7 +6664,7 @@
                 <w:rFonts w:ascii="Times New Roman" w:cs="Times New Roman" w:eastAsia="Times New Roman" w:hAnsi="Times New Roman"/>
                 <w:b/>
                 <w:bCs/>
-                <w:color w:val="2563EB"/>
+                <w:color w:val="000000"/>
                 <w:sz w:val="22"/>
                 <w:szCs w:val="22"/>
               </w:rPr>
@@ -6792,7 +6774,7 @@
                 <w:rFonts w:ascii="Times New Roman" w:cs="Times New Roman" w:eastAsia="Times New Roman" w:hAnsi="Times New Roman"/>
                 <w:b/>
                 <w:bCs/>
-                <w:color w:val="2563EB"/>
+                <w:color w:val="000000"/>
                 <w:sz w:val="22"/>
                 <w:szCs w:val="22"/>
               </w:rPr>
@@ -6874,8 +6856,11 @@
     </w:tbl>
     <w:p>
       <w:pPr>
-        <w:spacing w:after="120" w:before="80"/>
-        <w:ind w:left="360"/>
+        <w:pBdr>
+          <w:left w:val="single" w:color="595959" w:sz="12" w:space="10"/>
+        </w:pBdr>
+        <w:spacing w:after="130" w:before="90"/>
+        <w:ind w:left="300"/>
         <w:jc w:val="both"/>
       </w:pPr>
       <w:r>
@@ -6883,11 +6868,10 @@
           <w:rFonts w:ascii="Times New Roman" w:cs="Times New Roman" w:eastAsia="Times New Roman" w:hAnsi="Times New Roman"/>
           <w:b/>
           <w:bCs/>
-          <w:color w:val="843C0C"/>
           <w:sz w:val="28"/>
           <w:szCs w:val="28"/>
         </w:rPr>
-        <w:t xml:space="preserve">⚠ Lưu ý: </w:t>
+        <w:t xml:space="preserve">Lưu ý: </w:t>
       </w:r>
       <w:r>
         <w:rPr>
@@ -6904,7 +6888,7 @@
       <w:pPr>
         <w:pStyle w:val="Heading2"/>
         <w:pBdr>
-          <w:bottom w:val="single" w:color="2563EB" w:sz="3" w:space="4"/>
+          <w:bottom w:val="single" w:color="000000" w:sz="3" w:space="4"/>
         </w:pBdr>
         <w:spacing w:after="120" w:before="200"/>
       </w:pPr>
@@ -6913,25 +6897,25 @@
           <w:rFonts w:ascii="Times New Roman" w:cs="Times New Roman" w:eastAsia="Times New Roman" w:hAnsi="Times New Roman"/>
           <w:b/>
           <w:bCs/>
-          <w:color w:val="2563EB"/>
-          <w:sz w:val="28"/>
-          <w:szCs w:val="28"/>
-        </w:rPr>
-        <w:t xml:space="preserve">2.3  Đưa dữ liệu cho AI và hỏi gì</w:t>
-      </w:r>
-    </w:p>
-    <w:p>
-      <w:pPr>
-        <w:spacing w:after="120" w:line="360" w:lineRule="auto"/>
-        <w:jc w:val="both"/>
-      </w:pPr>
-      <w:r>
-        <w:rPr>
-          <w:rFonts w:ascii="Times New Roman" w:cs="Times New Roman" w:eastAsia="Times New Roman" w:hAnsi="Times New Roman"/>
           <w:color w:val="000000"/>
           <w:sz w:val="28"/>
           <w:szCs w:val="28"/>
         </w:rPr>
+        <w:t xml:space="preserve">2.3  Đưa dữ liệu cho AI và hỏi gì</w:t>
+      </w:r>
+    </w:p>
+    <w:p>
+      <w:pPr>
+        <w:spacing w:after="120" w:line="360" w:lineRule="auto"/>
+        <w:jc w:val="both"/>
+      </w:pPr>
+      <w:r>
+        <w:rPr>
+          <w:rFonts w:ascii="Times New Roman" w:cs="Times New Roman" w:eastAsia="Times New Roman" w:hAnsi="Times New Roman"/>
+          <w:color w:val="000000"/>
+          <w:sz w:val="28"/>
+          <w:szCs w:val="28"/>
+        </w:rPr>
         <w:t xml:space="preserve">Hầu hết trợ lý AI cho phép tải tệp lên trực tiếp. Sau khi tải lên, đừng hỏi chung chung kiểu “phân tích giúp tôi” — câu trả lời sẽ lan man. Hãy hỏi theo thứ tự cụ thể.</w:t>
       </w:r>
     </w:p>
@@ -6946,218 +6930,11 @@
           <w:rFonts w:ascii="Times New Roman" w:cs="Times New Roman" w:eastAsia="Times New Roman" w:hAnsi="Times New Roman"/>
           <w:b/>
           <w:bCs/>
-          <w:color w:val="1B2A4A"/>
-          <w:sz w:val="28"/>
-          <w:szCs w:val="28"/>
-        </w:rPr>
-        <w:t xml:space="preserve">2.3.1  Mẫu câu lệnh cho bước khám phá</w:t>
-      </w:r>
-    </w:p>
-    <w:p>
-      <w:pPr>
-        <w:spacing w:after="120" w:line="360" w:lineRule="auto"/>
-        <w:jc w:val="both"/>
-      </w:pPr>
-      <w:r>
-        <w:rPr>
-          <w:rFonts w:ascii="Times New Roman" w:cs="Times New Roman" w:eastAsia="Times New Roman" w:hAnsi="Times New Roman"/>
           <w:color w:val="000000"/>
           <w:sz w:val="28"/>
           <w:szCs w:val="28"/>
         </w:rPr>
-        <w:t xml:space="preserve">Dưới đây là mẫu câu lệnh bạn có thể chép và dùng ngay. Phần trong dấu ngoặc vuông là chỗ bạn thay bằng thông tin của mình:</w:t>
-      </w:r>
-    </w:p>
-    <w:p>
-      <w:pPr>
-        <w:shd w:fill="1E293B" w:val="clear"/>
-        <w:spacing w:after="0" w:line="280" w:lineRule="auto"/>
-        <w:ind w:left="200" w:right="200"/>
-      </w:pPr>
-      <w:r>
-        <w:rPr>
-          <w:rFonts w:ascii="Courier New" w:cs="Courier New" w:eastAsia="Courier New" w:hAnsi="Courier New"/>
-          <w:color w:val="E2E8F0"/>
-          <w:sz w:val="22"/>
-          <w:szCs w:val="22"/>
-        </w:rPr>
-        <w:t xml:space="preserve">Tôi đính kèm tệp [tên tệp].csv. Hãy giúp tôi khám phá dữ liệu này.</w:t>
-      </w:r>
-    </w:p>
-    <w:p>
-      <w:pPr>
-        <w:shd w:fill="1E293B" w:val="clear"/>
-        <w:spacing w:after="0" w:line="280" w:lineRule="auto"/>
-        <w:ind w:left="200" w:right="200"/>
-      </w:pPr>
-      <w:r>
-        <w:rPr>
-          <w:rFonts w:ascii="Courier New" w:cs="Courier New" w:eastAsia="Courier New" w:hAnsi="Courier New"/>
-          <w:color w:val="E2E8F0"/>
-          <w:sz w:val="22"/>
-          <w:szCs w:val="22"/>
-        </w:rPr>
-        <w:t xml:space="preserve"/>
-      </w:r>
-    </w:p>
-    <w:p>
-      <w:pPr>
-        <w:shd w:fill="1E293B" w:val="clear"/>
-        <w:spacing w:after="0" w:line="280" w:lineRule="auto"/>
-        <w:ind w:left="200" w:right="200"/>
-      </w:pPr>
-      <w:r>
-        <w:rPr>
-          <w:rFonts w:ascii="Courier New" w:cs="Courier New" w:eastAsia="Courier New" w:hAnsi="Courier New"/>
-          <w:color w:val="E2E8F0"/>
-          <w:sz w:val="22"/>
-          <w:szCs w:val="22"/>
-        </w:rPr>
-        <w:t xml:space="preserve">Trả lời lần lượt các mục sau, mỗi mục một đoạn ngắn:</w:t>
-      </w:r>
-    </w:p>
-    <w:p>
-      <w:pPr>
-        <w:shd w:fill="1E293B" w:val="clear"/>
-        <w:spacing w:after="0" w:line="280" w:lineRule="auto"/>
-        <w:ind w:left="200" w:right="200"/>
-      </w:pPr>
-      <w:r>
-        <w:rPr>
-          <w:rFonts w:ascii="Courier New" w:cs="Courier New" w:eastAsia="Courier New" w:hAnsi="Courier New"/>
-          <w:color w:val="E2E8F0"/>
-          <w:sz w:val="22"/>
-          <w:szCs w:val="22"/>
-        </w:rPr>
-        <w:t xml:space="preserve">1. Bộ dữ liệu có bao nhiêu dòng, bao nhiêu cột?</w:t>
-      </w:r>
-    </w:p>
-    <w:p>
-      <w:pPr>
-        <w:shd w:fill="1E293B" w:val="clear"/>
-        <w:spacing w:after="0" w:line="280" w:lineRule="auto"/>
-        <w:ind w:left="200" w:right="200"/>
-      </w:pPr>
-      <w:r>
-        <w:rPr>
-          <w:rFonts w:ascii="Courier New" w:cs="Courier New" w:eastAsia="Courier New" w:hAnsi="Courier New"/>
-          <w:color w:val="E2E8F0"/>
-          <w:sz w:val="22"/>
-          <w:szCs w:val="22"/>
-        </w:rPr>
-        <w:t xml:space="preserve">2. Liệt kê từng cột: tên cột, kiểu dữ liệu, ý nghĩa bạn đoán.</w:t>
-      </w:r>
-    </w:p>
-    <w:p>
-      <w:pPr>
-        <w:shd w:fill="1E293B" w:val="clear"/>
-        <w:spacing w:after="0" w:line="280" w:lineRule="auto"/>
-        <w:ind w:left="200" w:right="200"/>
-      </w:pPr>
-      <w:r>
-        <w:rPr>
-          <w:rFonts w:ascii="Courier New" w:cs="Courier New" w:eastAsia="Courier New" w:hAnsi="Courier New"/>
-          <w:color w:val="E2E8F0"/>
-          <w:sz w:val="22"/>
-          <w:szCs w:val="22"/>
-        </w:rPr>
-        <w:t xml:space="preserve">3. Cột nào có giá trị khuyết? Bao nhiêu ô, chiếm bao nhiêu phần trăm?</w:t>
-      </w:r>
-    </w:p>
-    <w:p>
-      <w:pPr>
-        <w:shd w:fill="1E293B" w:val="clear"/>
-        <w:spacing w:after="0" w:line="280" w:lineRule="auto"/>
-        <w:ind w:left="200" w:right="200"/>
-      </w:pPr>
-      <w:r>
-        <w:rPr>
-          <w:rFonts w:ascii="Courier New" w:cs="Courier New" w:eastAsia="Courier New" w:hAnsi="Courier New"/>
-          <w:color w:val="E2E8F0"/>
-          <w:sz w:val="22"/>
-          <w:szCs w:val="22"/>
-        </w:rPr>
-        <w:t xml:space="preserve">4. Có dòng nào trùng lặp hoàn toàn không?</w:t>
-      </w:r>
-    </w:p>
-    <w:p>
-      <w:pPr>
-        <w:shd w:fill="1E293B" w:val="clear"/>
-        <w:spacing w:after="0" w:line="280" w:lineRule="auto"/>
-        <w:ind w:left="200" w:right="200"/>
-      </w:pPr>
-      <w:r>
-        <w:rPr>
-          <w:rFonts w:ascii="Courier New" w:cs="Courier New" w:eastAsia="Courier New" w:hAnsi="Courier New"/>
-          <w:color w:val="E2E8F0"/>
-          <w:sz w:val="22"/>
-          <w:szCs w:val="22"/>
-        </w:rPr>
-        <w:t xml:space="preserve">5. Cột nào có giá trị bất thường hoặc ngoài thang đo hợp lý?</w:t>
-      </w:r>
-    </w:p>
-    <w:p>
-      <w:pPr>
-        <w:shd w:fill="1E293B" w:val="clear"/>
-        <w:spacing w:after="0" w:line="280" w:lineRule="auto"/>
-        <w:ind w:left="200" w:right="200"/>
-      </w:pPr>
-      <w:r>
-        <w:rPr>
-          <w:rFonts w:ascii="Courier New" w:cs="Courier New" w:eastAsia="Courier New" w:hAnsi="Courier New"/>
-          <w:color w:val="E2E8F0"/>
-          <w:sz w:val="22"/>
-          <w:szCs w:val="22"/>
-        </w:rPr>
-        <w:t xml:space="preserve">6. Biến nào có thể dùng làm biến mục tiêu để phân tích?</w:t>
-      </w:r>
-    </w:p>
-    <w:p>
-      <w:pPr>
-        <w:shd w:fill="1E293B" w:val="clear"/>
-        <w:spacing w:after="0" w:line="280" w:lineRule="auto"/>
-        <w:ind w:left="200" w:right="200"/>
-      </w:pPr>
-      <w:r>
-        <w:rPr>
-          <w:rFonts w:ascii="Courier New" w:cs="Courier New" w:eastAsia="Courier New" w:hAnsi="Courier New"/>
-          <w:color w:val="E2E8F0"/>
-          <w:sz w:val="22"/>
-          <w:szCs w:val="22"/>
-        </w:rPr>
-        <w:t xml:space="preserve"/>
-      </w:r>
-    </w:p>
-    <w:p>
-      <w:pPr>
-        <w:shd w:fill="1E293B" w:val="clear"/>
-        <w:spacing w:after="0" w:line="280" w:lineRule="auto"/>
-        <w:ind w:left="200" w:right="200"/>
-      </w:pPr>
-      <w:r>
-        <w:rPr>
-          <w:rFonts w:ascii="Courier New" w:cs="Courier New" w:eastAsia="Courier New" w:hAnsi="Courier New"/>
-          <w:color w:val="E2E8F0"/>
-          <w:sz w:val="22"/>
-          <w:szCs w:val="22"/>
-        </w:rPr>
-        <w:t xml:space="preserve">Quan trọng: hãy viết kèm mã Python (pandas) cho từng mục,</w:t>
-      </w:r>
-    </w:p>
-    <w:p>
-      <w:pPr>
-        <w:shd w:fill="1E293B" w:val="clear"/>
-        <w:spacing w:after="0" w:line="280" w:lineRule="auto"/>
-        <w:ind w:left="200" w:right="200"/>
-      </w:pPr>
-      <w:r>
-        <w:rPr>
-          <w:rFonts w:ascii="Courier New" w:cs="Courier New" w:eastAsia="Courier New" w:hAnsi="Courier New"/>
-          <w:color w:val="E2E8F0"/>
-          <w:sz w:val="22"/>
-          <w:szCs w:val="22"/>
-        </w:rPr>
-        <w:t xml:space="preserve">để tôi tự chạy lại và đối chiếu con số.</w:t>
+        <w:t xml:space="preserve">2.3.1  Mẫu câu lệnh cho bước khám phá</w:t>
       </w:r>
     </w:p>
     <w:p>
@@ -7172,6 +6949,213 @@
           <w:sz w:val="28"/>
           <w:szCs w:val="28"/>
         </w:rPr>
+        <w:t xml:space="preserve">Dưới đây là mẫu câu lệnh bạn có thể chép và dùng ngay. Phần trong dấu ngoặc vuông là chỗ bạn thay bằng thông tin của mình:</w:t>
+      </w:r>
+    </w:p>
+    <w:p>
+      <w:pPr>
+        <w:shd w:fill="262626" w:val="clear"/>
+        <w:spacing w:after="0" w:line="280" w:lineRule="auto"/>
+        <w:ind w:left="200" w:right="200"/>
+      </w:pPr>
+      <w:r>
+        <w:rPr>
+          <w:rFonts w:ascii="Courier New" w:cs="Courier New" w:eastAsia="Courier New" w:hAnsi="Courier New"/>
+          <w:color w:val="F2F2F2"/>
+          <w:sz w:val="22"/>
+          <w:szCs w:val="22"/>
+        </w:rPr>
+        <w:t xml:space="preserve">Tôi đính kèm tệp [tên tệp].csv. Hãy giúp tôi khám phá dữ liệu này.</w:t>
+      </w:r>
+    </w:p>
+    <w:p>
+      <w:pPr>
+        <w:shd w:fill="262626" w:val="clear"/>
+        <w:spacing w:after="0" w:line="280" w:lineRule="auto"/>
+        <w:ind w:left="200" w:right="200"/>
+      </w:pPr>
+      <w:r>
+        <w:rPr>
+          <w:rFonts w:ascii="Courier New" w:cs="Courier New" w:eastAsia="Courier New" w:hAnsi="Courier New"/>
+          <w:color w:val="F2F2F2"/>
+          <w:sz w:val="22"/>
+          <w:szCs w:val="22"/>
+        </w:rPr>
+        <w:t xml:space="preserve"/>
+      </w:r>
+    </w:p>
+    <w:p>
+      <w:pPr>
+        <w:shd w:fill="262626" w:val="clear"/>
+        <w:spacing w:after="0" w:line="280" w:lineRule="auto"/>
+        <w:ind w:left="200" w:right="200"/>
+      </w:pPr>
+      <w:r>
+        <w:rPr>
+          <w:rFonts w:ascii="Courier New" w:cs="Courier New" w:eastAsia="Courier New" w:hAnsi="Courier New"/>
+          <w:color w:val="F2F2F2"/>
+          <w:sz w:val="22"/>
+          <w:szCs w:val="22"/>
+        </w:rPr>
+        <w:t xml:space="preserve">Trả lời lần lượt các mục sau, mỗi mục một đoạn ngắn:</w:t>
+      </w:r>
+    </w:p>
+    <w:p>
+      <w:pPr>
+        <w:shd w:fill="262626" w:val="clear"/>
+        <w:spacing w:after="0" w:line="280" w:lineRule="auto"/>
+        <w:ind w:left="200" w:right="200"/>
+      </w:pPr>
+      <w:r>
+        <w:rPr>
+          <w:rFonts w:ascii="Courier New" w:cs="Courier New" w:eastAsia="Courier New" w:hAnsi="Courier New"/>
+          <w:color w:val="F2F2F2"/>
+          <w:sz w:val="22"/>
+          <w:szCs w:val="22"/>
+        </w:rPr>
+        <w:t xml:space="preserve">1. Bộ dữ liệu có bao nhiêu dòng, bao nhiêu cột?</w:t>
+      </w:r>
+    </w:p>
+    <w:p>
+      <w:pPr>
+        <w:shd w:fill="262626" w:val="clear"/>
+        <w:spacing w:after="0" w:line="280" w:lineRule="auto"/>
+        <w:ind w:left="200" w:right="200"/>
+      </w:pPr>
+      <w:r>
+        <w:rPr>
+          <w:rFonts w:ascii="Courier New" w:cs="Courier New" w:eastAsia="Courier New" w:hAnsi="Courier New"/>
+          <w:color w:val="F2F2F2"/>
+          <w:sz w:val="22"/>
+          <w:szCs w:val="22"/>
+        </w:rPr>
+        <w:t xml:space="preserve">2. Liệt kê từng cột: tên cột, kiểu dữ liệu, ý nghĩa bạn đoán.</w:t>
+      </w:r>
+    </w:p>
+    <w:p>
+      <w:pPr>
+        <w:shd w:fill="262626" w:val="clear"/>
+        <w:spacing w:after="0" w:line="280" w:lineRule="auto"/>
+        <w:ind w:left="200" w:right="200"/>
+      </w:pPr>
+      <w:r>
+        <w:rPr>
+          <w:rFonts w:ascii="Courier New" w:cs="Courier New" w:eastAsia="Courier New" w:hAnsi="Courier New"/>
+          <w:color w:val="F2F2F2"/>
+          <w:sz w:val="22"/>
+          <w:szCs w:val="22"/>
+        </w:rPr>
+        <w:t xml:space="preserve">3. Cột nào có giá trị khuyết? Bao nhiêu ô, chiếm bao nhiêu phần trăm?</w:t>
+      </w:r>
+    </w:p>
+    <w:p>
+      <w:pPr>
+        <w:shd w:fill="262626" w:val="clear"/>
+        <w:spacing w:after="0" w:line="280" w:lineRule="auto"/>
+        <w:ind w:left="200" w:right="200"/>
+      </w:pPr>
+      <w:r>
+        <w:rPr>
+          <w:rFonts w:ascii="Courier New" w:cs="Courier New" w:eastAsia="Courier New" w:hAnsi="Courier New"/>
+          <w:color w:val="F2F2F2"/>
+          <w:sz w:val="22"/>
+          <w:szCs w:val="22"/>
+        </w:rPr>
+        <w:t xml:space="preserve">4. Có dòng nào trùng lặp hoàn toàn không?</w:t>
+      </w:r>
+    </w:p>
+    <w:p>
+      <w:pPr>
+        <w:shd w:fill="262626" w:val="clear"/>
+        <w:spacing w:after="0" w:line="280" w:lineRule="auto"/>
+        <w:ind w:left="200" w:right="200"/>
+      </w:pPr>
+      <w:r>
+        <w:rPr>
+          <w:rFonts w:ascii="Courier New" w:cs="Courier New" w:eastAsia="Courier New" w:hAnsi="Courier New"/>
+          <w:color w:val="F2F2F2"/>
+          <w:sz w:val="22"/>
+          <w:szCs w:val="22"/>
+        </w:rPr>
+        <w:t xml:space="preserve">5. Cột nào có giá trị bất thường hoặc ngoài thang đo hợp lý?</w:t>
+      </w:r>
+    </w:p>
+    <w:p>
+      <w:pPr>
+        <w:shd w:fill="262626" w:val="clear"/>
+        <w:spacing w:after="0" w:line="280" w:lineRule="auto"/>
+        <w:ind w:left="200" w:right="200"/>
+      </w:pPr>
+      <w:r>
+        <w:rPr>
+          <w:rFonts w:ascii="Courier New" w:cs="Courier New" w:eastAsia="Courier New" w:hAnsi="Courier New"/>
+          <w:color w:val="F2F2F2"/>
+          <w:sz w:val="22"/>
+          <w:szCs w:val="22"/>
+        </w:rPr>
+        <w:t xml:space="preserve">6. Biến nào có thể dùng làm biến mục tiêu để phân tích?</w:t>
+      </w:r>
+    </w:p>
+    <w:p>
+      <w:pPr>
+        <w:shd w:fill="262626" w:val="clear"/>
+        <w:spacing w:after="0" w:line="280" w:lineRule="auto"/>
+        <w:ind w:left="200" w:right="200"/>
+      </w:pPr>
+      <w:r>
+        <w:rPr>
+          <w:rFonts w:ascii="Courier New" w:cs="Courier New" w:eastAsia="Courier New" w:hAnsi="Courier New"/>
+          <w:color w:val="F2F2F2"/>
+          <w:sz w:val="22"/>
+          <w:szCs w:val="22"/>
+        </w:rPr>
+        <w:t xml:space="preserve"/>
+      </w:r>
+    </w:p>
+    <w:p>
+      <w:pPr>
+        <w:shd w:fill="262626" w:val="clear"/>
+        <w:spacing w:after="0" w:line="280" w:lineRule="auto"/>
+        <w:ind w:left="200" w:right="200"/>
+      </w:pPr>
+      <w:r>
+        <w:rPr>
+          <w:rFonts w:ascii="Courier New" w:cs="Courier New" w:eastAsia="Courier New" w:hAnsi="Courier New"/>
+          <w:color w:val="F2F2F2"/>
+          <w:sz w:val="22"/>
+          <w:szCs w:val="22"/>
+        </w:rPr>
+        <w:t xml:space="preserve">Quan trọng: hãy viết kèm mã Python (pandas) cho từng mục,</w:t>
+      </w:r>
+    </w:p>
+    <w:p>
+      <w:pPr>
+        <w:shd w:fill="262626" w:val="clear"/>
+        <w:spacing w:after="0" w:line="280" w:lineRule="auto"/>
+        <w:ind w:left="200" w:right="200"/>
+      </w:pPr>
+      <w:r>
+        <w:rPr>
+          <w:rFonts w:ascii="Courier New" w:cs="Courier New" w:eastAsia="Courier New" w:hAnsi="Courier New"/>
+          <w:color w:val="F2F2F2"/>
+          <w:sz w:val="22"/>
+          <w:szCs w:val="22"/>
+        </w:rPr>
+        <w:t xml:space="preserve">để tôi tự chạy lại và đối chiếu con số.</w:t>
+      </w:r>
+    </w:p>
+    <w:p>
+      <w:pPr>
+        <w:spacing w:after="120" w:line="360" w:lineRule="auto"/>
+        <w:jc w:val="both"/>
+      </w:pPr>
+      <w:r>
+        <w:rPr>
+          <w:rFonts w:ascii="Times New Roman" w:cs="Times New Roman" w:eastAsia="Times New Roman" w:hAnsi="Times New Roman"/>
+          <w:color w:val="000000"/>
+          <w:sz w:val="28"/>
+          <w:szCs w:val="28"/>
+        </w:rPr>
         <w:t xml:space="preserve">Câu cuối cùng là câu quan trọng nhất. Nó buộc AI đưa cho bạn công cụ kiểm chứng thay vì chỉ đưa kết luận.</w:t>
       </w:r>
     </w:p>
@@ -7186,7 +7170,7 @@
           <w:rFonts w:ascii="Times New Roman" w:cs="Times New Roman" w:eastAsia="Times New Roman" w:hAnsi="Times New Roman"/>
           <w:b/>
           <w:bCs/>
-          <w:color w:val="1B2A4A"/>
+          <w:color w:val="000000"/>
           <w:sz w:val="28"/>
           <w:szCs w:val="28"/>
         </w:rPr>
@@ -7254,7 +7238,7 @@
       <w:pPr>
         <w:pStyle w:val="Heading2"/>
         <w:pBdr>
-          <w:bottom w:val="single" w:color="2563EB" w:sz="3" w:space="4"/>
+          <w:bottom w:val="single" w:color="000000" w:sz="3" w:space="4"/>
         </w:pBdr>
         <w:spacing w:after="120" w:before="200"/>
       </w:pPr>
@@ -7263,7 +7247,7 @@
           <w:rFonts w:ascii="Times New Roman" w:cs="Times New Roman" w:eastAsia="Times New Roman" w:hAnsi="Times New Roman"/>
           <w:b/>
           <w:bCs/>
-          <w:color w:val="2563EB"/>
+          <w:color w:val="000000"/>
           <w:sz w:val="28"/>
           <w:szCs w:val="28"/>
         </w:rPr>
@@ -7332,7 +7316,7 @@
                 <w:rFonts w:ascii="Times New Roman" w:cs="Times New Roman" w:eastAsia="Times New Roman" w:hAnsi="Times New Roman"/>
                 <w:b/>
                 <w:bCs/>
-                <w:color w:val="2563EB"/>
+                <w:color w:val="000000"/>
                 <w:sz w:val="24"/>
                 <w:szCs w:val="24"/>
               </w:rPr>
@@ -7407,7 +7391,7 @@
                 <w:rFonts w:ascii="Times New Roman" w:cs="Times New Roman" w:eastAsia="Times New Roman" w:hAnsi="Times New Roman"/>
                 <w:b/>
                 <w:bCs/>
-                <w:color w:val="2563EB"/>
+                <w:color w:val="000000"/>
                 <w:sz w:val="24"/>
                 <w:szCs w:val="24"/>
               </w:rPr>
@@ -7482,7 +7466,7 @@
                 <w:rFonts w:ascii="Times New Roman" w:cs="Times New Roman" w:eastAsia="Times New Roman" w:hAnsi="Times New Roman"/>
                 <w:b/>
                 <w:bCs/>
-                <w:color w:val="2563EB"/>
+                <w:color w:val="000000"/>
                 <w:sz w:val="24"/>
                 <w:szCs w:val="24"/>
               </w:rPr>
@@ -7557,7 +7541,7 @@
                 <w:rFonts w:ascii="Times New Roman" w:cs="Times New Roman" w:eastAsia="Times New Roman" w:hAnsi="Times New Roman"/>
                 <w:b/>
                 <w:bCs/>
-                <w:color w:val="2563EB"/>
+                <w:color w:val="000000"/>
                 <w:sz w:val="24"/>
                 <w:szCs w:val="24"/>
               </w:rPr>
@@ -7632,7 +7616,7 @@
                 <w:rFonts w:ascii="Times New Roman" w:cs="Times New Roman" w:eastAsia="Times New Roman" w:hAnsi="Times New Roman"/>
                 <w:b/>
                 <w:bCs/>
-                <w:color w:val="2563EB"/>
+                <w:color w:val="000000"/>
                 <w:sz w:val="24"/>
                 <w:szCs w:val="24"/>
               </w:rPr>
@@ -7694,8 +7678,9 @@
     </w:p>
     <w:p>
       <w:pPr>
-        <w:spacing w:after="120" w:before="80"/>
-        <w:ind w:left="360"/>
+        <w:shd w:fill="F2F2F2" w:val="clear"/>
+        <w:spacing w:after="130" w:before="100"/>
+        <w:ind w:left="200" w:right="200"/>
         <w:jc w:val="both"/>
       </w:pPr>
       <w:r>
@@ -7703,38 +7688,26 @@
           <w:rFonts w:ascii="Times New Roman" w:cs="Times New Roman" w:eastAsia="Times New Roman" w:hAnsi="Times New Roman"/>
           <w:b/>
           <w:bCs/>
-          <w:color w:val="375623"/>
           <w:sz w:val="28"/>
           <w:szCs w:val="28"/>
         </w:rPr>
-        <w:t xml:space="preserve">✔ </w:t>
-      </w:r>
+        <w:t xml:space="preserve">Bài học: một bộ dữ liệu “không khuyết, không trùng” chưa chắc là sạch. Phải soi từng cột.</w:t>
+      </w:r>
+    </w:p>
+    <w:p>
+      <w:pPr>
+        <w:pStyle w:val="Heading2"/>
+        <w:pBdr>
+          <w:bottom w:val="single" w:color="000000" w:sz="3" w:space="4"/>
+        </w:pBdr>
+        <w:spacing w:after="120" w:before="200"/>
+      </w:pPr>
       <w:r>
         <w:rPr>
           <w:rFonts w:ascii="Times New Roman" w:cs="Times New Roman" w:eastAsia="Times New Roman" w:hAnsi="Times New Roman"/>
           <w:b/>
           <w:bCs/>
-          <w:color w:val="1B2A4A"/>
-          <w:sz w:val="28"/>
-          <w:szCs w:val="28"/>
-        </w:rPr>
-        <w:t xml:space="preserve">Bài học: một bộ dữ liệu “không khuyết, không trùng” chưa chắc là sạch. Phải soi từng cột.</w:t>
-      </w:r>
-    </w:p>
-    <w:p>
-      <w:pPr>
-        <w:pStyle w:val="Heading2"/>
-        <w:pBdr>
-          <w:bottom w:val="single" w:color="2563EB" w:sz="3" w:space="4"/>
-        </w:pBdr>
-        <w:spacing w:after="120" w:before="200"/>
-      </w:pPr>
-      <w:r>
-        <w:rPr>
-          <w:rFonts w:ascii="Times New Roman" w:cs="Times New Roman" w:eastAsia="Times New Roman" w:hAnsi="Times New Roman"/>
-          <w:b/>
-          <w:bCs/>
-          <w:color w:val="2563EB"/>
+          <w:color w:val="000000"/>
           <w:sz w:val="28"/>
           <w:szCs w:val="28"/>
         </w:rPr>
@@ -7773,7 +7746,7 @@
               <w:bottom w:val="single" w:color="BFBFBF" w:sz="4"/>
               <w:right w:val="single" w:color="BFBFBF" w:sz="4"/>
             </w:tcBorders>
-            <w:shd w:fill="1F4E79" w:val="clear"/>
+            <w:shd w:fill="000000" w:val="clear"/>
             <w:tcMar>
               <w:top w:type="dxa" w:w="80"/>
               <w:left w:type="dxa" w:w="140"/>
@@ -7808,7 +7781,7 @@
               <w:bottom w:val="single" w:color="BFBFBF" w:sz="4"/>
               <w:right w:val="single" w:color="BFBFBF" w:sz="4"/>
             </w:tcBorders>
-            <w:shd w:fill="1F4E79" w:val="clear"/>
+            <w:shd w:fill="000000" w:val="clear"/>
             <w:tcMar>
               <w:top w:type="dxa" w:w="80"/>
               <w:left w:type="dxa" w:w="140"/>
@@ -7843,7 +7816,7 @@
               <w:bottom w:val="single" w:color="BFBFBF" w:sz="4"/>
               <w:right w:val="single" w:color="BFBFBF" w:sz="4"/>
             </w:tcBorders>
-            <w:shd w:fill="1F4E79" w:val="clear"/>
+            <w:shd w:fill="000000" w:val="clear"/>
             <w:tcMar>
               <w:top w:type="dxa" w:w="80"/>
               <w:left w:type="dxa" w:w="140"/>
@@ -7878,7 +7851,7 @@
               <w:bottom w:val="single" w:color="BFBFBF" w:sz="4"/>
               <w:right w:val="single" w:color="BFBFBF" w:sz="4"/>
             </w:tcBorders>
-            <w:shd w:fill="1F4E79" w:val="clear"/>
+            <w:shd w:fill="000000" w:val="clear"/>
             <w:tcMar>
               <w:top w:type="dxa" w:w="80"/>
               <w:left w:type="dxa" w:w="140"/>
@@ -7936,7 +7909,7 @@
                 <w:rFonts w:ascii="Times New Roman" w:cs="Times New Roman" w:eastAsia="Times New Roman" w:hAnsi="Times New Roman"/>
                 <w:b/>
                 <w:bCs/>
-                <w:color w:val="2563EB"/>
+                <w:color w:val="000000"/>
                 <w:sz w:val="22"/>
                 <w:szCs w:val="22"/>
               </w:rPr>
@@ -8006,7 +7979,7 @@
                 <w:rFonts w:ascii="Times New Roman" w:cs="Times New Roman" w:eastAsia="Times New Roman" w:hAnsi="Times New Roman"/>
                 <w:b/>
                 <w:bCs/>
-                <w:color w:val="375623"/>
+                <w:color w:val="000000"/>
                 <w:sz w:val="22"/>
                 <w:szCs w:val="22"/>
               </w:rPr>
@@ -8081,7 +8054,7 @@
                 <w:rFonts w:ascii="Times New Roman" w:cs="Times New Roman" w:eastAsia="Times New Roman" w:hAnsi="Times New Roman"/>
                 <w:b/>
                 <w:bCs/>
-                <w:color w:val="2563EB"/>
+                <w:color w:val="000000"/>
                 <w:sz w:val="22"/>
                 <w:szCs w:val="22"/>
               </w:rPr>
@@ -8151,7 +8124,7 @@
                 <w:rFonts w:ascii="Times New Roman" w:cs="Times New Roman" w:eastAsia="Times New Roman" w:hAnsi="Times New Roman"/>
                 <w:b/>
                 <w:bCs/>
-                <w:color w:val="375623"/>
+                <w:color w:val="000000"/>
                 <w:sz w:val="22"/>
                 <w:szCs w:val="22"/>
               </w:rPr>
@@ -8226,7 +8199,7 @@
                 <w:rFonts w:ascii="Times New Roman" w:cs="Times New Roman" w:eastAsia="Times New Roman" w:hAnsi="Times New Roman"/>
                 <w:b/>
                 <w:bCs/>
-                <w:color w:val="2563EB"/>
+                <w:color w:val="000000"/>
                 <w:sz w:val="22"/>
                 <w:szCs w:val="22"/>
               </w:rPr>
@@ -8296,7 +8269,7 @@
                 <w:rFonts w:ascii="Times New Roman" w:cs="Times New Roman" w:eastAsia="Times New Roman" w:hAnsi="Times New Roman"/>
                 <w:b/>
                 <w:bCs/>
-                <w:color w:val="843C0C"/>
+                <w:color w:val="000000"/>
                 <w:sz w:val="22"/>
                 <w:szCs w:val="22"/>
               </w:rPr>
@@ -8371,7 +8344,7 @@
                 <w:rFonts w:ascii="Times New Roman" w:cs="Times New Roman" w:eastAsia="Times New Roman" w:hAnsi="Times New Roman"/>
                 <w:b/>
                 <w:bCs/>
-                <w:color w:val="2563EB"/>
+                <w:color w:val="000000"/>
                 <w:sz w:val="22"/>
                 <w:szCs w:val="22"/>
               </w:rPr>
@@ -8441,7 +8414,7 @@
                 <w:rFonts w:ascii="Times New Roman" w:cs="Times New Roman" w:eastAsia="Times New Roman" w:hAnsi="Times New Roman"/>
                 <w:b/>
                 <w:bCs/>
-                <w:color w:val="843C0C"/>
+                <w:color w:val="000000"/>
                 <w:sz w:val="22"/>
                 <w:szCs w:val="22"/>
               </w:rPr>
@@ -8516,7 +8489,7 @@
                 <w:rFonts w:ascii="Times New Roman" w:cs="Times New Roman" w:eastAsia="Times New Roman" w:hAnsi="Times New Roman"/>
                 <w:b/>
                 <w:bCs/>
-                <w:color w:val="2563EB"/>
+                <w:color w:val="000000"/>
                 <w:sz w:val="22"/>
                 <w:szCs w:val="22"/>
               </w:rPr>
@@ -8586,7 +8559,7 @@
                 <w:rFonts w:ascii="Times New Roman" w:cs="Times New Roman" w:eastAsia="Times New Roman" w:hAnsi="Times New Roman"/>
                 <w:b/>
                 <w:bCs/>
-                <w:color w:val="922B21"/>
+                <w:color w:val="000000"/>
                 <w:sz w:val="22"/>
                 <w:szCs w:val="22"/>
               </w:rPr>
@@ -8642,7 +8615,7 @@
     <w:p>
       <w:pPr>
         <w:pStyle w:val="Heading1"/>
-        <w:shd w:fill="1F4E79" w:val="clear"/>
+        <w:shd w:fill="000000" w:val="clear"/>
         <w:spacing w:after="200" w:before="240"/>
       </w:pPr>
       <w:r>
@@ -8676,7 +8649,7 @@
       <w:pPr>
         <w:pStyle w:val="Heading2"/>
         <w:pBdr>
-          <w:bottom w:val="single" w:color="2563EB" w:sz="3" w:space="4"/>
+          <w:bottom w:val="single" w:color="000000" w:sz="3" w:space="4"/>
         </w:pBdr>
         <w:spacing w:after="120" w:before="200"/>
       </w:pPr>
@@ -8685,26 +8658,11 @@
           <w:rFonts w:ascii="Times New Roman" w:cs="Times New Roman" w:eastAsia="Times New Roman" w:hAnsi="Times New Roman"/>
           <w:b/>
           <w:bCs/>
-          <w:color w:val="2563EB"/>
-          <w:sz w:val="28"/>
-          <w:szCs w:val="28"/>
-        </w:rPr>
-        <w:t xml:space="preserve">3.1  Vì sao phải làm sạch</w:t>
-      </w:r>
-    </w:p>
-    <w:p>
-      <w:pPr>
-        <w:spacing w:after="120" w:line="360" w:lineRule="auto"/>
-        <w:jc w:val="both"/>
-      </w:pPr>
-      <w:r>
-        <w:rPr>
-          <w:rFonts w:ascii="Times New Roman" w:cs="Times New Roman" w:eastAsia="Times New Roman" w:hAnsi="Times New Roman"/>
           <w:color w:val="000000"/>
           <w:sz w:val="28"/>
           <w:szCs w:val="28"/>
         </w:rPr>
-        <w:t xml:space="preserve">Máy tính không biết phân biệt đúng sai. Nếu trong cột Tuổi có một giá trị 999 do người nhập gõ nhầm, máy vẫn tính trung bình bình thường và cho ra kết quả vô lý. Nếu cột Thành phố có cả “Hà Nội” và “hà nội”, máy coi đó là hai thành phố khác nhau.</w:t>
+        <w:t xml:space="preserve">3.1  Vì sao phải làm sạch</w:t>
       </w:r>
     </w:p>
     <w:p>
@@ -8719,6 +8677,21 @@
           <w:sz w:val="28"/>
           <w:szCs w:val="28"/>
         </w:rPr>
+        <w:t xml:space="preserve">Máy tính không biết phân biệt đúng sai. Nếu trong cột Tuổi có một giá trị 999 do người nhập gõ nhầm, máy vẫn tính trung bình bình thường và cho ra kết quả vô lý. Nếu cột Thành phố có cả “Hà Nội” và “hà nội”, máy coi đó là hai thành phố khác nhau.</w:t>
+      </w:r>
+    </w:p>
+    <w:p>
+      <w:pPr>
+        <w:spacing w:after="120" w:line="360" w:lineRule="auto"/>
+        <w:jc w:val="both"/>
+      </w:pPr>
+      <w:r>
+        <w:rPr>
+          <w:rFonts w:ascii="Times New Roman" w:cs="Times New Roman" w:eastAsia="Times New Roman" w:hAnsi="Times New Roman"/>
+          <w:color w:val="000000"/>
+          <w:sz w:val="28"/>
+          <w:szCs w:val="28"/>
+        </w:rPr>
         <w:t xml:space="preserve">Nguyên tắc nền tảng của ngành: rác vào thì rác ra. Phân tích tinh vi đến đâu trên dữ liệu bẩn cũng cho kết luận sai.</w:t>
       </w:r>
     </w:p>
@@ -8726,7 +8699,7 @@
       <w:pPr>
         <w:pStyle w:val="Heading2"/>
         <w:pBdr>
-          <w:bottom w:val="single" w:color="2563EB" w:sz="3" w:space="4"/>
+          <w:bottom w:val="single" w:color="000000" w:sz="3" w:space="4"/>
         </w:pBdr>
         <w:spacing w:after="120" w:before="200"/>
       </w:pPr>
@@ -8735,7 +8708,7 @@
           <w:rFonts w:ascii="Times New Roman" w:cs="Times New Roman" w:eastAsia="Times New Roman" w:hAnsi="Times New Roman"/>
           <w:b/>
           <w:bCs/>
-          <w:color w:val="2563EB"/>
+          <w:color w:val="000000"/>
           <w:sz w:val="28"/>
           <w:szCs w:val="28"/>
         </w:rPr>
@@ -8788,7 +8761,7 @@
               <w:bottom w:val="single" w:color="BFBFBF" w:sz="4"/>
               <w:right w:val="single" w:color="BFBFBF" w:sz="4"/>
             </w:tcBorders>
-            <w:shd w:fill="1F4E79" w:val="clear"/>
+            <w:shd w:fill="000000" w:val="clear"/>
             <w:tcMar>
               <w:top w:type="dxa" w:w="80"/>
               <w:left w:type="dxa" w:w="140"/>
@@ -8823,7 +8796,7 @@
               <w:bottom w:val="single" w:color="BFBFBF" w:sz="4"/>
               <w:right w:val="single" w:color="BFBFBF" w:sz="4"/>
             </w:tcBorders>
-            <w:shd w:fill="1F4E79" w:val="clear"/>
+            <w:shd w:fill="000000" w:val="clear"/>
             <w:tcMar>
               <w:top w:type="dxa" w:w="80"/>
               <w:left w:type="dxa" w:w="140"/>
@@ -8858,7 +8831,7 @@
               <w:bottom w:val="single" w:color="BFBFBF" w:sz="4"/>
               <w:right w:val="single" w:color="BFBFBF" w:sz="4"/>
             </w:tcBorders>
-            <w:shd w:fill="1F4E79" w:val="clear"/>
+            <w:shd w:fill="000000" w:val="clear"/>
             <w:tcMar>
               <w:top w:type="dxa" w:w="80"/>
               <w:left w:type="dxa" w:w="140"/>
@@ -8916,7 +8889,7 @@
                 <w:rFonts w:ascii="Times New Roman" w:cs="Times New Roman" w:eastAsia="Times New Roman" w:hAnsi="Times New Roman"/>
                 <w:b/>
                 <w:bCs/>
-                <w:color w:val="2563EB"/>
+                <w:color w:val="000000"/>
                 <w:sz w:val="22"/>
                 <w:szCs w:val="22"/>
               </w:rPr>
@@ -9026,7 +8999,7 @@
                 <w:rFonts w:ascii="Times New Roman" w:cs="Times New Roman" w:eastAsia="Times New Roman" w:hAnsi="Times New Roman"/>
                 <w:b/>
                 <w:bCs/>
-                <w:color w:val="2563EB"/>
+                <w:color w:val="000000"/>
                 <w:sz w:val="22"/>
                 <w:szCs w:val="22"/>
               </w:rPr>
@@ -9136,7 +9109,7 @@
                 <w:rFonts w:ascii="Times New Roman" w:cs="Times New Roman" w:eastAsia="Times New Roman" w:hAnsi="Times New Roman"/>
                 <w:b/>
                 <w:bCs/>
-                <w:color w:val="2563EB"/>
+                <w:color w:val="000000"/>
                 <w:sz w:val="22"/>
                 <w:szCs w:val="22"/>
               </w:rPr>
@@ -9246,7 +9219,7 @@
                 <w:rFonts w:ascii="Times New Roman" w:cs="Times New Roman" w:eastAsia="Times New Roman" w:hAnsi="Times New Roman"/>
                 <w:b/>
                 <w:bCs/>
-                <w:color w:val="2563EB"/>
+                <w:color w:val="000000"/>
                 <w:sz w:val="22"/>
                 <w:szCs w:val="22"/>
               </w:rPr>
@@ -9356,7 +9329,7 @@
                 <w:rFonts w:ascii="Times New Roman" w:cs="Times New Roman" w:eastAsia="Times New Roman" w:hAnsi="Times New Roman"/>
                 <w:b/>
                 <w:bCs/>
-                <w:color w:val="2563EB"/>
+                <w:color w:val="000000"/>
                 <w:sz w:val="22"/>
                 <w:szCs w:val="22"/>
               </w:rPr>
@@ -9466,7 +9439,7 @@
                 <w:rFonts w:ascii="Times New Roman" w:cs="Times New Roman" w:eastAsia="Times New Roman" w:hAnsi="Times New Roman"/>
                 <w:b/>
                 <w:bCs/>
-                <w:color w:val="2563EB"/>
+                <w:color w:val="000000"/>
                 <w:sz w:val="22"/>
                 <w:szCs w:val="22"/>
               </w:rPr>
@@ -9576,7 +9549,7 @@
                 <w:rFonts w:ascii="Times New Roman" w:cs="Times New Roman" w:eastAsia="Times New Roman" w:hAnsi="Times New Roman"/>
                 <w:b/>
                 <w:bCs/>
-                <w:color w:val="2563EB"/>
+                <w:color w:val="000000"/>
                 <w:sz w:val="22"/>
                 <w:szCs w:val="22"/>
               </w:rPr>
@@ -9667,7 +9640,7 @@
           <w:rFonts w:ascii="Times New Roman" w:cs="Times New Roman" w:eastAsia="Times New Roman" w:hAnsi="Times New Roman"/>
           <w:b/>
           <w:bCs/>
-          <w:color w:val="1B2A4A"/>
+          <w:color w:val="000000"/>
           <w:sz w:val="28"/>
           <w:szCs w:val="28"/>
         </w:rPr>
@@ -9676,14 +9649,14 @@
     </w:p>
     <w:p>
       <w:pPr>
-        <w:shd w:fill="1E293B" w:val="clear"/>
+        <w:shd w:fill="262626" w:val="clear"/>
         <w:spacing w:after="0" w:line="280" w:lineRule="auto"/>
         <w:ind w:left="200" w:right="200"/>
       </w:pPr>
       <w:r>
         <w:rPr>
           <w:rFonts w:ascii="Courier New" w:cs="Courier New" w:eastAsia="Courier New" w:hAnsi="Courier New"/>
-          <w:color w:val="E2E8F0"/>
+          <w:color w:val="F2F2F2"/>
           <w:sz w:val="22"/>
           <w:szCs w:val="22"/>
         </w:rPr>
@@ -9692,14 +9665,14 @@
     </w:p>
     <w:p>
       <w:pPr>
-        <w:shd w:fill="1E293B" w:val="clear"/>
+        <w:shd w:fill="262626" w:val="clear"/>
         <w:spacing w:after="0" w:line="280" w:lineRule="auto"/>
         <w:ind w:left="200" w:right="200"/>
       </w:pPr>
       <w:r>
         <w:rPr>
           <w:rFonts w:ascii="Courier New" w:cs="Courier New" w:eastAsia="Courier New" w:hAnsi="Courier New"/>
-          <w:color w:val="E2E8F0"/>
+          <w:color w:val="F2F2F2"/>
           <w:sz w:val="22"/>
           <w:szCs w:val="22"/>
         </w:rPr>
@@ -9708,14 +9681,14 @@
     </w:p>
     <w:p>
       <w:pPr>
-        <w:shd w:fill="1E293B" w:val="clear"/>
+        <w:shd w:fill="262626" w:val="clear"/>
         <w:spacing w:after="0" w:line="280" w:lineRule="auto"/>
         <w:ind w:left="200" w:right="200"/>
       </w:pPr>
       <w:r>
         <w:rPr>
           <w:rFonts w:ascii="Courier New" w:cs="Courier New" w:eastAsia="Courier New" w:hAnsi="Courier New"/>
-          <w:color w:val="E2E8F0"/>
+          <w:color w:val="F2F2F2"/>
           <w:sz w:val="22"/>
           <w:szCs w:val="22"/>
         </w:rPr>
@@ -9724,14 +9697,14 @@
     </w:p>
     <w:p>
       <w:pPr>
-        <w:shd w:fill="1E293B" w:val="clear"/>
+        <w:shd w:fill="262626" w:val="clear"/>
         <w:spacing w:after="0" w:line="280" w:lineRule="auto"/>
         <w:ind w:left="200" w:right="200"/>
       </w:pPr>
       <w:r>
         <w:rPr>
           <w:rFonts w:ascii="Courier New" w:cs="Courier New" w:eastAsia="Courier New" w:hAnsi="Courier New"/>
-          <w:color w:val="E2E8F0"/>
+          <w:color w:val="F2F2F2"/>
           <w:sz w:val="22"/>
           <w:szCs w:val="22"/>
         </w:rPr>
@@ -9740,14 +9713,14 @@
     </w:p>
     <w:p>
       <w:pPr>
-        <w:shd w:fill="1E293B" w:val="clear"/>
+        <w:shd w:fill="262626" w:val="clear"/>
         <w:spacing w:after="0" w:line="280" w:lineRule="auto"/>
         <w:ind w:left="200" w:right="200"/>
       </w:pPr>
       <w:r>
         <w:rPr>
           <w:rFonts w:ascii="Courier New" w:cs="Courier New" w:eastAsia="Courier New" w:hAnsi="Courier New"/>
-          <w:color w:val="E2E8F0"/>
+          <w:color w:val="F2F2F2"/>
           <w:sz w:val="22"/>
           <w:szCs w:val="22"/>
         </w:rPr>
@@ -9756,14 +9729,14 @@
     </w:p>
     <w:p>
       <w:pPr>
-        <w:shd w:fill="1E293B" w:val="clear"/>
+        <w:shd w:fill="262626" w:val="clear"/>
         <w:spacing w:after="0" w:line="280" w:lineRule="auto"/>
         <w:ind w:left="200" w:right="200"/>
       </w:pPr>
       <w:r>
         <w:rPr>
           <w:rFonts w:ascii="Courier New" w:cs="Courier New" w:eastAsia="Courier New" w:hAnsi="Courier New"/>
-          <w:color w:val="E2E8F0"/>
+          <w:color w:val="F2F2F2"/>
           <w:sz w:val="22"/>
           <w:szCs w:val="22"/>
         </w:rPr>
@@ -9772,14 +9745,14 @@
     </w:p>
     <w:p>
       <w:pPr>
-        <w:shd w:fill="1E293B" w:val="clear"/>
+        <w:shd w:fill="262626" w:val="clear"/>
         <w:spacing w:after="0" w:line="280" w:lineRule="auto"/>
         <w:ind w:left="200" w:right="200"/>
       </w:pPr>
       <w:r>
         <w:rPr>
           <w:rFonts w:ascii="Courier New" w:cs="Courier New" w:eastAsia="Courier New" w:hAnsi="Courier New"/>
-          <w:color w:val="E2E8F0"/>
+          <w:color w:val="F2F2F2"/>
           <w:sz w:val="22"/>
           <w:szCs w:val="22"/>
         </w:rPr>
@@ -9788,14 +9761,14 @@
     </w:p>
     <w:p>
       <w:pPr>
-        <w:shd w:fill="1E293B" w:val="clear"/>
+        <w:shd w:fill="262626" w:val="clear"/>
         <w:spacing w:after="0" w:line="280" w:lineRule="auto"/>
         <w:ind w:left="200" w:right="200"/>
       </w:pPr>
       <w:r>
         <w:rPr>
           <w:rFonts w:ascii="Courier New" w:cs="Courier New" w:eastAsia="Courier New" w:hAnsi="Courier New"/>
-          <w:color w:val="E2E8F0"/>
+          <w:color w:val="F2F2F2"/>
           <w:sz w:val="22"/>
           <w:szCs w:val="22"/>
         </w:rPr>
@@ -9804,14 +9777,14 @@
     </w:p>
     <w:p>
       <w:pPr>
-        <w:shd w:fill="1E293B" w:val="clear"/>
+        <w:shd w:fill="262626" w:val="clear"/>
         <w:spacing w:after="0" w:line="280" w:lineRule="auto"/>
         <w:ind w:left="200" w:right="200"/>
       </w:pPr>
       <w:r>
         <w:rPr>
           <w:rFonts w:ascii="Courier New" w:cs="Courier New" w:eastAsia="Courier New" w:hAnsi="Courier New"/>
-          <w:color w:val="E2E8F0"/>
+          <w:color w:val="F2F2F2"/>
           <w:sz w:val="22"/>
           <w:szCs w:val="22"/>
         </w:rPr>
@@ -9820,14 +9793,14 @@
     </w:p>
     <w:p>
       <w:pPr>
-        <w:shd w:fill="1E293B" w:val="clear"/>
+        <w:shd w:fill="262626" w:val="clear"/>
         <w:spacing w:after="0" w:line="280" w:lineRule="auto"/>
         <w:ind w:left="200" w:right="200"/>
       </w:pPr>
       <w:r>
         <w:rPr>
           <w:rFonts w:ascii="Courier New" w:cs="Courier New" w:eastAsia="Courier New" w:hAnsi="Courier New"/>
-          <w:color w:val="E2E8F0"/>
+          <w:color w:val="F2F2F2"/>
           <w:sz w:val="22"/>
           <w:szCs w:val="22"/>
         </w:rPr>
@@ -9836,14 +9809,14 @@
     </w:p>
     <w:p>
       <w:pPr>
-        <w:shd w:fill="1E293B" w:val="clear"/>
+        <w:shd w:fill="262626" w:val="clear"/>
         <w:spacing w:after="0" w:line="280" w:lineRule="auto"/>
         <w:ind w:left="200" w:right="200"/>
       </w:pPr>
       <w:r>
         <w:rPr>
           <w:rFonts w:ascii="Courier New" w:cs="Courier New" w:eastAsia="Courier New" w:hAnsi="Courier New"/>
-          <w:color w:val="E2E8F0"/>
+          <w:color w:val="F2F2F2"/>
           <w:sz w:val="22"/>
           <w:szCs w:val="22"/>
         </w:rPr>
@@ -9852,14 +9825,14 @@
     </w:p>
     <w:p>
       <w:pPr>
-        <w:shd w:fill="1E293B" w:val="clear"/>
+        <w:shd w:fill="262626" w:val="clear"/>
         <w:spacing w:after="0" w:line="280" w:lineRule="auto"/>
         <w:ind w:left="200" w:right="200"/>
       </w:pPr>
       <w:r>
         <w:rPr>
           <w:rFonts w:ascii="Courier New" w:cs="Courier New" w:eastAsia="Courier New" w:hAnsi="Courier New"/>
-          <w:color w:val="E2E8F0"/>
+          <w:color w:val="F2F2F2"/>
           <w:sz w:val="22"/>
           <w:szCs w:val="22"/>
         </w:rPr>
@@ -9870,7 +9843,7 @@
       <w:pPr>
         <w:pStyle w:val="Heading2"/>
         <w:pBdr>
-          <w:bottom w:val="single" w:color="2563EB" w:sz="3" w:space="4"/>
+          <w:bottom w:val="single" w:color="000000" w:sz="3" w:space="4"/>
         </w:pBdr>
         <w:spacing w:after="120" w:before="200"/>
       </w:pPr>
@@ -9879,7 +9852,7 @@
           <w:rFonts w:ascii="Times New Roman" w:cs="Times New Roman" w:eastAsia="Times New Roman" w:hAnsi="Times New Roman"/>
           <w:b/>
           <w:bCs/>
-          <w:color w:val="2563EB"/>
+          <w:color w:val="000000"/>
           <w:sz w:val="28"/>
           <w:szCs w:val="28"/>
         </w:rPr>
@@ -9932,7 +9905,7 @@
               <w:bottom w:val="single" w:color="BFBFBF" w:sz="4"/>
               <w:right w:val="single" w:color="BFBFBF" w:sz="4"/>
             </w:tcBorders>
-            <w:shd w:fill="1F4E79" w:val="clear"/>
+            <w:shd w:fill="000000" w:val="clear"/>
             <w:tcMar>
               <w:top w:type="dxa" w:w="80"/>
               <w:left w:type="dxa" w:w="140"/>
@@ -9967,7 +9940,7 @@
               <w:bottom w:val="single" w:color="BFBFBF" w:sz="4"/>
               <w:right w:val="single" w:color="BFBFBF" w:sz="4"/>
             </w:tcBorders>
-            <w:shd w:fill="1F4E79" w:val="clear"/>
+            <w:shd w:fill="000000" w:val="clear"/>
             <w:tcMar>
               <w:top w:type="dxa" w:w="80"/>
               <w:left w:type="dxa" w:w="140"/>
@@ -10002,7 +9975,7 @@
               <w:bottom w:val="single" w:color="BFBFBF" w:sz="4"/>
               <w:right w:val="single" w:color="BFBFBF" w:sz="4"/>
             </w:tcBorders>
-            <w:shd w:fill="1F4E79" w:val="clear"/>
+            <w:shd w:fill="000000" w:val="clear"/>
             <w:tcMar>
               <w:top w:type="dxa" w:w="80"/>
               <w:left w:type="dxa" w:w="140"/>
@@ -10060,7 +10033,7 @@
                 <w:rFonts w:ascii="Times New Roman" w:cs="Times New Roman" w:eastAsia="Times New Roman" w:hAnsi="Times New Roman"/>
                 <w:b/>
                 <w:bCs/>
-                <w:color w:val="2563EB"/>
+                <w:color w:val="000000"/>
                 <w:sz w:val="22"/>
                 <w:szCs w:val="22"/>
               </w:rPr>
@@ -10170,7 +10143,7 @@
                 <w:rFonts w:ascii="Times New Roman" w:cs="Times New Roman" w:eastAsia="Times New Roman" w:hAnsi="Times New Roman"/>
                 <w:b/>
                 <w:bCs/>
-                <w:color w:val="2563EB"/>
+                <w:color w:val="000000"/>
                 <w:sz w:val="22"/>
                 <w:szCs w:val="22"/>
               </w:rPr>
@@ -10280,7 +10253,7 @@
                 <w:rFonts w:ascii="Times New Roman" w:cs="Times New Roman" w:eastAsia="Times New Roman" w:hAnsi="Times New Roman"/>
                 <w:b/>
                 <w:bCs/>
-                <w:color w:val="2563EB"/>
+                <w:color w:val="000000"/>
                 <w:sz w:val="22"/>
                 <w:szCs w:val="22"/>
               </w:rPr>
@@ -10390,7 +10363,7 @@
                 <w:rFonts w:ascii="Times New Roman" w:cs="Times New Roman" w:eastAsia="Times New Roman" w:hAnsi="Times New Roman"/>
                 <w:b/>
                 <w:bCs/>
-                <w:color w:val="2563EB"/>
+                <w:color w:val="000000"/>
                 <w:sz w:val="22"/>
                 <w:szCs w:val="22"/>
               </w:rPr>
@@ -10472,8 +10445,11 @@
     </w:tbl>
     <w:p>
       <w:pPr>
-        <w:spacing w:after="120" w:before="80"/>
-        <w:ind w:left="360"/>
+        <w:pBdr>
+          <w:left w:val="single" w:color="595959" w:sz="12" w:space="10"/>
+        </w:pBdr>
+        <w:spacing w:after="130" w:before="90"/>
+        <w:ind w:left="300"/>
         <w:jc w:val="both"/>
       </w:pPr>
       <w:r>
@@ -10481,11 +10457,10 @@
           <w:rFonts w:ascii="Times New Roman" w:cs="Times New Roman" w:eastAsia="Times New Roman" w:hAnsi="Times New Roman"/>
           <w:b/>
           <w:bCs/>
-          <w:color w:val="843C0C"/>
           <w:sz w:val="28"/>
           <w:szCs w:val="28"/>
         </w:rPr>
-        <w:t xml:space="preserve">⚠ Lưu ý: </w:t>
+        <w:t xml:space="preserve">Lưu ý: </w:t>
       </w:r>
       <w:r>
         <w:rPr>
@@ -10502,7 +10477,7 @@
       <w:pPr>
         <w:pStyle w:val="Heading2"/>
         <w:pBdr>
-          <w:bottom w:val="single" w:color="2563EB" w:sz="3" w:space="4"/>
+          <w:bottom w:val="single" w:color="000000" w:sz="3" w:space="4"/>
         </w:pBdr>
         <w:spacing w:after="120" w:before="200"/>
       </w:pPr>
@@ -10511,38 +10486,38 @@
           <w:rFonts w:ascii="Times New Roman" w:cs="Times New Roman" w:eastAsia="Times New Roman" w:hAnsi="Times New Roman"/>
           <w:b/>
           <w:bCs/>
-          <w:color w:val="2563EB"/>
-          <w:sz w:val="28"/>
-          <w:szCs w:val="28"/>
-        </w:rPr>
-        <w:t xml:space="preserve">3.4  Ca thực tế: cột Thành phố chứa tên người</w:t>
-      </w:r>
-    </w:p>
-    <w:p>
-      <w:pPr>
-        <w:spacing w:after="120" w:line="360" w:lineRule="auto"/>
-        <w:jc w:val="both"/>
-      </w:pPr>
-      <w:r>
-        <w:rPr>
-          <w:rFonts w:ascii="Times New Roman" w:cs="Times New Roman" w:eastAsia="Times New Roman" w:hAnsi="Times New Roman"/>
           <w:color w:val="000000"/>
           <w:sz w:val="28"/>
           <w:szCs w:val="28"/>
         </w:rPr>
+        <w:t xml:space="preserve">3.4  Ca thực tế: cột Thành phố chứa tên người</w:t>
+      </w:r>
+    </w:p>
+    <w:p>
+      <w:pPr>
+        <w:spacing w:after="120" w:line="360" w:lineRule="auto"/>
+        <w:jc w:val="both"/>
+      </w:pPr>
+      <w:r>
+        <w:rPr>
+          <w:rFonts w:ascii="Times New Roman" w:cs="Times New Roman" w:eastAsia="Times New Roman" w:hAnsi="Times New Roman"/>
+          <w:color w:val="000000"/>
+          <w:sz w:val="28"/>
+          <w:szCs w:val="28"/>
+        </w:rPr>
         <w:t xml:space="preserve">Bộ dữ liệu Student Depression ở Chương II nhìn rất sạch. Nhưng khi liệt kê các giá trị hiếm của cột City, kết quả như sau:</w:t>
       </w:r>
     </w:p>
     <w:p>
       <w:pPr>
-        <w:shd w:fill="1E293B" w:val="clear"/>
+        <w:shd w:fill="262626" w:val="clear"/>
         <w:spacing w:after="0" w:line="280" w:lineRule="auto"/>
         <w:ind w:left="200" w:right="200"/>
       </w:pPr>
       <w:r>
         <w:rPr>
           <w:rFonts w:ascii="Courier New" w:cs="Courier New" w:eastAsia="Courier New" w:hAnsi="Courier New"/>
-          <w:color w:val="E2E8F0"/>
+          <w:color w:val="F2F2F2"/>
           <w:sz w:val="22"/>
           <w:szCs w:val="22"/>
         </w:rPr>
@@ -10551,14 +10526,14 @@
     </w:p>
     <w:p>
       <w:pPr>
-        <w:shd w:fill="1E293B" w:val="clear"/>
+        <w:shd w:fill="262626" w:val="clear"/>
         <w:spacing w:after="0" w:line="280" w:lineRule="auto"/>
         <w:ind w:left="200" w:right="200"/>
       </w:pPr>
       <w:r>
         <w:rPr>
           <w:rFonts w:ascii="Courier New" w:cs="Courier New" w:eastAsia="Courier New" w:hAnsi="Courier New"/>
-          <w:color w:val="E2E8F0"/>
+          <w:color w:val="F2F2F2"/>
           <w:sz w:val="22"/>
           <w:szCs w:val="22"/>
         </w:rPr>
@@ -10567,14 +10542,14 @@
     </w:p>
     <w:p>
       <w:pPr>
-        <w:shd w:fill="1E293B" w:val="clear"/>
+        <w:shd w:fill="262626" w:val="clear"/>
         <w:spacing w:after="0" w:line="280" w:lineRule="auto"/>
         <w:ind w:left="200" w:right="200"/>
       </w:pPr>
       <w:r>
         <w:rPr>
           <w:rFonts w:ascii="Courier New" w:cs="Courier New" w:eastAsia="Courier New" w:hAnsi="Courier New"/>
-          <w:color w:val="E2E8F0"/>
+          <w:color w:val="F2F2F2"/>
           <w:sz w:val="22"/>
           <w:szCs w:val="22"/>
         </w:rPr>
@@ -10583,14 +10558,14 @@
     </w:p>
     <w:p>
       <w:pPr>
-        <w:shd w:fill="1E293B" w:val="clear"/>
+        <w:shd w:fill="262626" w:val="clear"/>
         <w:spacing w:after="0" w:line="280" w:lineRule="auto"/>
         <w:ind w:left="200" w:right="200"/>
       </w:pPr>
       <w:r>
         <w:rPr>
           <w:rFonts w:ascii="Courier New" w:cs="Courier New" w:eastAsia="Courier New" w:hAnsi="Courier New"/>
-          <w:color w:val="E2E8F0"/>
+          <w:color w:val="F2F2F2"/>
           <w:sz w:val="22"/>
           <w:szCs w:val="22"/>
         </w:rPr>
@@ -10599,14 +10574,14 @@
     </w:p>
     <w:p>
       <w:pPr>
-        <w:shd w:fill="1E293B" w:val="clear"/>
+        <w:shd w:fill="262626" w:val="clear"/>
         <w:spacing w:after="0" w:line="280" w:lineRule="auto"/>
         <w:ind w:left="200" w:right="200"/>
       </w:pPr>
       <w:r>
         <w:rPr>
           <w:rFonts w:ascii="Courier New" w:cs="Courier New" w:eastAsia="Courier New" w:hAnsi="Courier New"/>
-          <w:color w:val="E2E8F0"/>
+          <w:color w:val="F2F2F2"/>
           <w:sz w:val="22"/>
           <w:szCs w:val="22"/>
         </w:rPr>
@@ -10717,8 +10692,9 @@
     </w:p>
     <w:p>
       <w:pPr>
-        <w:spacing w:after="120" w:before="80"/>
-        <w:ind w:left="360"/>
+        <w:shd w:fill="F2F2F2" w:val="clear"/>
+        <w:spacing w:after="130" w:before="100"/>
+        <w:ind w:left="200" w:right="200"/>
         <w:jc w:val="both"/>
       </w:pPr>
       <w:r>
@@ -10726,38 +10702,26 @@
           <w:rFonts w:ascii="Times New Roman" w:cs="Times New Roman" w:eastAsia="Times New Roman" w:hAnsi="Times New Roman"/>
           <w:b/>
           <w:bCs/>
-          <w:color w:val="375623"/>
           <w:sz w:val="28"/>
           <w:szCs w:val="28"/>
         </w:rPr>
-        <w:t xml:space="preserve">✔ </w:t>
-      </w:r>
+        <w:t xml:space="preserve">Mẹo thực hành: câu lệnh “liệt kê giá trị xuất hiện dưới 10 lần” là công cụ phát hiện lỗi nhập liệu hiệu quả nhất mà bạn có.</w:t>
+      </w:r>
+    </w:p>
+    <w:p>
+      <w:pPr>
+        <w:pStyle w:val="Heading2"/>
+        <w:pBdr>
+          <w:bottom w:val="single" w:color="000000" w:sz="3" w:space="4"/>
+        </w:pBdr>
+        <w:spacing w:after="120" w:before="200"/>
+      </w:pPr>
       <w:r>
         <w:rPr>
           <w:rFonts w:ascii="Times New Roman" w:cs="Times New Roman" w:eastAsia="Times New Roman" w:hAnsi="Times New Roman"/>
           <w:b/>
           <w:bCs/>
-          <w:color w:val="1B2A4A"/>
-          <w:sz w:val="28"/>
-          <w:szCs w:val="28"/>
-        </w:rPr>
-        <w:t xml:space="preserve">Mẹo thực hành: câu lệnh “liệt kê giá trị xuất hiện dưới 10 lần” là công cụ phát hiện lỗi nhập liệu hiệu quả nhất mà bạn có.</w:t>
-      </w:r>
-    </w:p>
-    <w:p>
-      <w:pPr>
-        <w:pStyle w:val="Heading2"/>
-        <w:pBdr>
-          <w:bottom w:val="single" w:color="2563EB" w:sz="3" w:space="4"/>
-        </w:pBdr>
-        <w:spacing w:after="120" w:before="200"/>
-      </w:pPr>
-      <w:r>
-        <w:rPr>
-          <w:rFonts w:ascii="Times New Roman" w:cs="Times New Roman" w:eastAsia="Times New Roman" w:hAnsi="Times New Roman"/>
-          <w:b/>
-          <w:bCs/>
-          <w:color w:val="2563EB"/>
+          <w:color w:val="000000"/>
           <w:sz w:val="28"/>
           <w:szCs w:val="28"/>
         </w:rPr>
@@ -10796,7 +10760,7 @@
               <w:bottom w:val="single" w:color="BFBFBF" w:sz="4"/>
               <w:right w:val="single" w:color="BFBFBF" w:sz="4"/>
             </w:tcBorders>
-            <w:shd w:fill="1F4E79" w:val="clear"/>
+            <w:shd w:fill="000000" w:val="clear"/>
             <w:tcMar>
               <w:top w:type="dxa" w:w="80"/>
               <w:left w:type="dxa" w:w="140"/>
@@ -10831,7 +10795,7 @@
               <w:bottom w:val="single" w:color="BFBFBF" w:sz="4"/>
               <w:right w:val="single" w:color="BFBFBF" w:sz="4"/>
             </w:tcBorders>
-            <w:shd w:fill="1F4E79" w:val="clear"/>
+            <w:shd w:fill="000000" w:val="clear"/>
             <w:tcMar>
               <w:top w:type="dxa" w:w="80"/>
               <w:left w:type="dxa" w:w="140"/>
@@ -10866,7 +10830,7 @@
               <w:bottom w:val="single" w:color="BFBFBF" w:sz="4"/>
               <w:right w:val="single" w:color="BFBFBF" w:sz="4"/>
             </w:tcBorders>
-            <w:shd w:fill="1F4E79" w:val="clear"/>
+            <w:shd w:fill="000000" w:val="clear"/>
             <w:tcMar>
               <w:top w:type="dxa" w:w="80"/>
               <w:left w:type="dxa" w:w="140"/>
@@ -10901,7 +10865,7 @@
               <w:bottom w:val="single" w:color="BFBFBF" w:sz="4"/>
               <w:right w:val="single" w:color="BFBFBF" w:sz="4"/>
             </w:tcBorders>
-            <w:shd w:fill="1F4E79" w:val="clear"/>
+            <w:shd w:fill="000000" w:val="clear"/>
             <w:tcMar>
               <w:top w:type="dxa" w:w="80"/>
               <w:left w:type="dxa" w:w="140"/>
@@ -10959,7 +10923,7 @@
                 <w:rFonts w:ascii="Times New Roman" w:cs="Times New Roman" w:eastAsia="Times New Roman" w:hAnsi="Times New Roman"/>
                 <w:b/>
                 <w:bCs/>
-                <w:color w:val="2563EB"/>
+                <w:color w:val="000000"/>
                 <w:sz w:val="22"/>
                 <w:szCs w:val="22"/>
               </w:rPr>
@@ -11029,7 +10993,7 @@
                 <w:rFonts w:ascii="Times New Roman" w:cs="Times New Roman" w:eastAsia="Times New Roman" w:hAnsi="Times New Roman"/>
                 <w:b/>
                 <w:bCs/>
-                <w:color w:val="375623"/>
+                <w:color w:val="000000"/>
                 <w:sz w:val="22"/>
                 <w:szCs w:val="22"/>
               </w:rPr>
@@ -11104,7 +11068,7 @@
                 <w:rFonts w:ascii="Times New Roman" w:cs="Times New Roman" w:eastAsia="Times New Roman" w:hAnsi="Times New Roman"/>
                 <w:b/>
                 <w:bCs/>
-                <w:color w:val="2563EB"/>
+                <w:color w:val="000000"/>
                 <w:sz w:val="22"/>
                 <w:szCs w:val="22"/>
               </w:rPr>
@@ -11174,7 +11138,7 @@
                 <w:rFonts w:ascii="Times New Roman" w:cs="Times New Roman" w:eastAsia="Times New Roman" w:hAnsi="Times New Roman"/>
                 <w:b/>
                 <w:bCs/>
-                <w:color w:val="375623"/>
+                <w:color w:val="000000"/>
                 <w:sz w:val="22"/>
                 <w:szCs w:val="22"/>
               </w:rPr>
@@ -11249,7 +11213,7 @@
                 <w:rFonts w:ascii="Times New Roman" w:cs="Times New Roman" w:eastAsia="Times New Roman" w:hAnsi="Times New Roman"/>
                 <w:b/>
                 <w:bCs/>
-                <w:color w:val="2563EB"/>
+                <w:color w:val="000000"/>
                 <w:sz w:val="22"/>
                 <w:szCs w:val="22"/>
               </w:rPr>
@@ -11319,7 +11283,7 @@
                 <w:rFonts w:ascii="Times New Roman" w:cs="Times New Roman" w:eastAsia="Times New Roman" w:hAnsi="Times New Roman"/>
                 <w:b/>
                 <w:bCs/>
-                <w:color w:val="843C0C"/>
+                <w:color w:val="000000"/>
                 <w:sz w:val="22"/>
                 <w:szCs w:val="22"/>
               </w:rPr>
@@ -11394,7 +11358,7 @@
                 <w:rFonts w:ascii="Times New Roman" w:cs="Times New Roman" w:eastAsia="Times New Roman" w:hAnsi="Times New Roman"/>
                 <w:b/>
                 <w:bCs/>
-                <w:color w:val="2563EB"/>
+                <w:color w:val="000000"/>
                 <w:sz w:val="22"/>
                 <w:szCs w:val="22"/>
               </w:rPr>
@@ -11464,7 +11428,7 @@
                 <w:rFonts w:ascii="Times New Roman" w:cs="Times New Roman" w:eastAsia="Times New Roman" w:hAnsi="Times New Roman"/>
                 <w:b/>
                 <w:bCs/>
-                <w:color w:val="843C0C"/>
+                <w:color w:val="000000"/>
                 <w:sz w:val="22"/>
                 <w:szCs w:val="22"/>
               </w:rPr>
@@ -11539,7 +11503,7 @@
                 <w:rFonts w:ascii="Times New Roman" w:cs="Times New Roman" w:eastAsia="Times New Roman" w:hAnsi="Times New Roman"/>
                 <w:b/>
                 <w:bCs/>
-                <w:color w:val="2563EB"/>
+                <w:color w:val="000000"/>
                 <w:sz w:val="22"/>
                 <w:szCs w:val="22"/>
               </w:rPr>
@@ -11609,7 +11573,7 @@
                 <w:rFonts w:ascii="Times New Roman" w:cs="Times New Roman" w:eastAsia="Times New Roman" w:hAnsi="Times New Roman"/>
                 <w:b/>
                 <w:bCs/>
-                <w:color w:val="922B21"/>
+                <w:color w:val="000000"/>
                 <w:sz w:val="22"/>
                 <w:szCs w:val="22"/>
               </w:rPr>
@@ -11665,7 +11629,7 @@
     <w:p>
       <w:pPr>
         <w:pStyle w:val="Heading1"/>
-        <w:shd w:fill="1F4E79" w:val="clear"/>
+        <w:shd w:fill="000000" w:val="clear"/>
         <w:spacing w:after="200" w:before="240"/>
       </w:pPr>
       <w:r>
@@ -11699,7 +11663,7 @@
       <w:pPr>
         <w:pStyle w:val="Heading2"/>
         <w:pBdr>
-          <w:bottom w:val="single" w:color="2563EB" w:sz="3" w:space="4"/>
+          <w:bottom w:val="single" w:color="000000" w:sz="3" w:space="4"/>
         </w:pBdr>
         <w:spacing w:after="120" w:before="200"/>
       </w:pPr>
@@ -11708,7 +11672,7 @@
           <w:rFonts w:ascii="Times New Roman" w:cs="Times New Roman" w:eastAsia="Times New Roman" w:hAnsi="Times New Roman"/>
           <w:b/>
           <w:bCs/>
-          <w:color w:val="2563EB"/>
+          <w:color w:val="000000"/>
           <w:sz w:val="28"/>
           <w:szCs w:val="28"/>
         </w:rPr>
@@ -11761,7 +11725,7 @@
               <w:bottom w:val="single" w:color="BFBFBF" w:sz="4"/>
               <w:right w:val="single" w:color="BFBFBF" w:sz="4"/>
             </w:tcBorders>
-            <w:shd w:fill="1F4E79" w:val="clear"/>
+            <w:shd w:fill="000000" w:val="clear"/>
             <w:tcMar>
               <w:top w:type="dxa" w:w="80"/>
               <w:left w:type="dxa" w:w="140"/>
@@ -11796,7 +11760,7 @@
               <w:bottom w:val="single" w:color="BFBFBF" w:sz="4"/>
               <w:right w:val="single" w:color="BFBFBF" w:sz="4"/>
             </w:tcBorders>
-            <w:shd w:fill="1F4E79" w:val="clear"/>
+            <w:shd w:fill="000000" w:val="clear"/>
             <w:tcMar>
               <w:top w:type="dxa" w:w="80"/>
               <w:left w:type="dxa" w:w="140"/>
@@ -11831,7 +11795,7 @@
               <w:bottom w:val="single" w:color="BFBFBF" w:sz="4"/>
               <w:right w:val="single" w:color="BFBFBF" w:sz="4"/>
             </w:tcBorders>
-            <w:shd w:fill="1F4E79" w:val="clear"/>
+            <w:shd w:fill="000000" w:val="clear"/>
             <w:tcMar>
               <w:top w:type="dxa" w:w="80"/>
               <w:left w:type="dxa" w:w="140"/>
@@ -11889,7 +11853,7 @@
                 <w:rFonts w:ascii="Times New Roman" w:cs="Times New Roman" w:eastAsia="Times New Roman" w:hAnsi="Times New Roman"/>
                 <w:b/>
                 <w:bCs/>
-                <w:color w:val="2563EB"/>
+                <w:color w:val="000000"/>
                 <w:sz w:val="22"/>
                 <w:szCs w:val="22"/>
               </w:rPr>
@@ -11999,7 +11963,7 @@
                 <w:rFonts w:ascii="Times New Roman" w:cs="Times New Roman" w:eastAsia="Times New Roman" w:hAnsi="Times New Roman"/>
                 <w:b/>
                 <w:bCs/>
-                <w:color w:val="2563EB"/>
+                <w:color w:val="000000"/>
                 <w:sz w:val="22"/>
                 <w:szCs w:val="22"/>
               </w:rPr>
@@ -12109,7 +12073,7 @@
                 <w:rFonts w:ascii="Times New Roman" w:cs="Times New Roman" w:eastAsia="Times New Roman" w:hAnsi="Times New Roman"/>
                 <w:b/>
                 <w:bCs/>
-                <w:color w:val="2563EB"/>
+                <w:color w:val="000000"/>
                 <w:sz w:val="22"/>
                 <w:szCs w:val="22"/>
               </w:rPr>
@@ -12219,7 +12183,7 @@
                 <w:rFonts w:ascii="Times New Roman" w:cs="Times New Roman" w:eastAsia="Times New Roman" w:hAnsi="Times New Roman"/>
                 <w:b/>
                 <w:bCs/>
-                <w:color w:val="2563EB"/>
+                <w:color w:val="000000"/>
                 <w:sz w:val="22"/>
                 <w:szCs w:val="22"/>
               </w:rPr>
@@ -12329,7 +12293,7 @@
                 <w:rFonts w:ascii="Times New Roman" w:cs="Times New Roman" w:eastAsia="Times New Roman" w:hAnsi="Times New Roman"/>
                 <w:b/>
                 <w:bCs/>
-                <w:color w:val="2563EB"/>
+                <w:color w:val="000000"/>
                 <w:sz w:val="22"/>
                 <w:szCs w:val="22"/>
               </w:rPr>
@@ -12439,7 +12403,7 @@
                 <w:rFonts w:ascii="Times New Roman" w:cs="Times New Roman" w:eastAsia="Times New Roman" w:hAnsi="Times New Roman"/>
                 <w:b/>
                 <w:bCs/>
-                <w:color w:val="2563EB"/>
+                <w:color w:val="000000"/>
                 <w:sz w:val="22"/>
                 <w:szCs w:val="22"/>
               </w:rPr>
@@ -12549,7 +12513,7 @@
                 <w:rFonts w:ascii="Times New Roman" w:cs="Times New Roman" w:eastAsia="Times New Roman" w:hAnsi="Times New Roman"/>
                 <w:b/>
                 <w:bCs/>
-                <w:color w:val="2563EB"/>
+                <w:color w:val="000000"/>
                 <w:sz w:val="22"/>
                 <w:szCs w:val="22"/>
               </w:rPr>
@@ -12631,8 +12595,11 @@
     </w:tbl>
     <w:p>
       <w:pPr>
-        <w:spacing w:after="120" w:before="80"/>
-        <w:ind w:left="360"/>
+        <w:pBdr>
+          <w:left w:val="single" w:color="595959" w:sz="12" w:space="10"/>
+        </w:pBdr>
+        <w:spacing w:after="130" w:before="90"/>
+        <w:ind w:left="300"/>
         <w:jc w:val="both"/>
       </w:pPr>
       <w:r>
@@ -12640,11 +12607,10 @@
           <w:rFonts w:ascii="Times New Roman" w:cs="Times New Roman" w:eastAsia="Times New Roman" w:hAnsi="Times New Roman"/>
           <w:b/>
           <w:bCs/>
-          <w:color w:val="843C0C"/>
           <w:sz w:val="28"/>
           <w:szCs w:val="28"/>
         </w:rPr>
-        <w:t xml:space="preserve">⚠ Lưu ý: </w:t>
+        <w:t xml:space="preserve">Lưu ý: </w:t>
       </w:r>
       <w:r>
         <w:rPr>
@@ -12661,7 +12627,7 @@
       <w:pPr>
         <w:pStyle w:val="Heading2"/>
         <w:pBdr>
-          <w:bottom w:val="single" w:color="2563EB" w:sz="3" w:space="4"/>
+          <w:bottom w:val="single" w:color="000000" w:sz="3" w:space="4"/>
         </w:pBdr>
         <w:spacing w:after="120" w:before="200"/>
       </w:pPr>
@@ -12670,7 +12636,7 @@
           <w:rFonts w:ascii="Times New Roman" w:cs="Times New Roman" w:eastAsia="Times New Roman" w:hAnsi="Times New Roman"/>
           <w:b/>
           <w:bCs/>
-          <w:color w:val="2563EB"/>
+          <w:color w:val="000000"/>
           <w:sz w:val="28"/>
           <w:szCs w:val="28"/>
         </w:rPr>
@@ -12793,8 +12759,11 @@
     </w:p>
     <w:p>
       <w:pPr>
-        <w:spacing w:after="120" w:before="80"/>
-        <w:ind w:left="360"/>
+        <w:pBdr>
+          <w:left w:val="single" w:color="595959" w:sz="12" w:space="10"/>
+        </w:pBdr>
+        <w:spacing w:after="130" w:before="90"/>
+        <w:ind w:left="300"/>
         <w:jc w:val="both"/>
       </w:pPr>
       <w:r>
@@ -12802,11 +12771,10 @@
           <w:rFonts w:ascii="Times New Roman" w:cs="Times New Roman" w:eastAsia="Times New Roman" w:hAnsi="Times New Roman"/>
           <w:b/>
           <w:bCs/>
-          <w:color w:val="843C0C"/>
           <w:sz w:val="28"/>
           <w:szCs w:val="28"/>
         </w:rPr>
-        <w:t xml:space="preserve">⚠ Lưu ý: </w:t>
+        <w:t xml:space="preserve">Lưu ý: </w:t>
       </w:r>
       <w:r>
         <w:rPr>
@@ -12823,7 +12791,7 @@
       <w:pPr>
         <w:pStyle w:val="Heading2"/>
         <w:pBdr>
-          <w:bottom w:val="single" w:color="2563EB" w:sz="3" w:space="4"/>
+          <w:bottom w:val="single" w:color="000000" w:sz="3" w:space="4"/>
         </w:pBdr>
         <w:spacing w:after="120" w:before="200"/>
       </w:pPr>
@@ -12832,38 +12800,38 @@
           <w:rFonts w:ascii="Times New Roman" w:cs="Times New Roman" w:eastAsia="Times New Roman" w:hAnsi="Times New Roman"/>
           <w:b/>
           <w:bCs/>
-          <w:color w:val="2563EB"/>
-          <w:sz w:val="28"/>
-          <w:szCs w:val="28"/>
-        </w:rPr>
-        <w:t xml:space="preserve">4.3  Nhờ AI sinh mã vẽ biểu đồ</w:t>
-      </w:r>
-    </w:p>
-    <w:p>
-      <w:pPr>
-        <w:spacing w:after="120" w:line="360" w:lineRule="auto"/>
-        <w:jc w:val="both"/>
-      </w:pPr>
-      <w:r>
-        <w:rPr>
-          <w:rFonts w:ascii="Times New Roman" w:cs="Times New Roman" w:eastAsia="Times New Roman" w:hAnsi="Times New Roman"/>
           <w:color w:val="000000"/>
           <w:sz w:val="28"/>
           <w:szCs w:val="28"/>
         </w:rPr>
+        <w:t xml:space="preserve">4.3  Nhờ AI sinh mã vẽ biểu đồ</w:t>
+      </w:r>
+    </w:p>
+    <w:p>
+      <w:pPr>
+        <w:spacing w:after="120" w:line="360" w:lineRule="auto"/>
+        <w:jc w:val="both"/>
+      </w:pPr>
+      <w:r>
+        <w:rPr>
+          <w:rFonts w:ascii="Times New Roman" w:cs="Times New Roman" w:eastAsia="Times New Roman" w:hAnsi="Times New Roman"/>
+          <w:color w:val="000000"/>
+          <w:sz w:val="28"/>
+          <w:szCs w:val="28"/>
+        </w:rPr>
         <w:t xml:space="preserve">AI viết mã vẽ biểu đồ rất tốt. Nhưng mã mặc định nó sinh ra thường xấu và thiếu nhãn. Hãy yêu cầu cụ thể ngay từ đầu:</w:t>
       </w:r>
     </w:p>
     <w:p>
       <w:pPr>
-        <w:shd w:fill="1E293B" w:val="clear"/>
+        <w:shd w:fill="262626" w:val="clear"/>
         <w:spacing w:after="0" w:line="280" w:lineRule="auto"/>
         <w:ind w:left="200" w:right="200"/>
       </w:pPr>
       <w:r>
         <w:rPr>
           <w:rFonts w:ascii="Courier New" w:cs="Courier New" w:eastAsia="Courier New" w:hAnsi="Courier New"/>
-          <w:color w:val="E2E8F0"/>
+          <w:color w:val="F2F2F2"/>
           <w:sz w:val="22"/>
           <w:szCs w:val="22"/>
         </w:rPr>
@@ -12872,14 +12840,14 @@
     </w:p>
     <w:p>
       <w:pPr>
-        <w:shd w:fill="1E293B" w:val="clear"/>
+        <w:shd w:fill="262626" w:val="clear"/>
         <w:spacing w:after="0" w:line="280" w:lineRule="auto"/>
         <w:ind w:left="200" w:right="200"/>
       </w:pPr>
       <w:r>
         <w:rPr>
           <w:rFonts w:ascii="Courier New" w:cs="Courier New" w:eastAsia="Courier New" w:hAnsi="Courier New"/>
-          <w:color w:val="E2E8F0"/>
+          <w:color w:val="F2F2F2"/>
           <w:sz w:val="22"/>
           <w:szCs w:val="22"/>
         </w:rPr>
@@ -12888,14 +12856,14 @@
     </w:p>
     <w:p>
       <w:pPr>
-        <w:shd w:fill="1E293B" w:val="clear"/>
+        <w:shd w:fill="262626" w:val="clear"/>
         <w:spacing w:after="0" w:line="280" w:lineRule="auto"/>
         <w:ind w:left="200" w:right="200"/>
       </w:pPr>
       <w:r>
         <w:rPr>
           <w:rFonts w:ascii="Courier New" w:cs="Courier New" w:eastAsia="Courier New" w:hAnsi="Courier New"/>
-          <w:color w:val="E2E8F0"/>
+          <w:color w:val="F2F2F2"/>
           <w:sz w:val="22"/>
           <w:szCs w:val="22"/>
         </w:rPr>
@@ -12904,14 +12872,14 @@
     </w:p>
     <w:p>
       <w:pPr>
-        <w:shd w:fill="1E293B" w:val="clear"/>
+        <w:shd w:fill="262626" w:val="clear"/>
         <w:spacing w:after="0" w:line="280" w:lineRule="auto"/>
         <w:ind w:left="200" w:right="200"/>
       </w:pPr>
       <w:r>
         <w:rPr>
           <w:rFonts w:ascii="Courier New" w:cs="Courier New" w:eastAsia="Courier New" w:hAnsi="Courier New"/>
-          <w:color w:val="E2E8F0"/>
+          <w:color w:val="F2F2F2"/>
           <w:sz w:val="22"/>
           <w:szCs w:val="22"/>
         </w:rPr>
@@ -12920,14 +12888,14 @@
     </w:p>
     <w:p>
       <w:pPr>
-        <w:shd w:fill="1E293B" w:val="clear"/>
+        <w:shd w:fill="262626" w:val="clear"/>
         <w:spacing w:after="0" w:line="280" w:lineRule="auto"/>
         <w:ind w:left="200" w:right="200"/>
       </w:pPr>
       <w:r>
         <w:rPr>
           <w:rFonts w:ascii="Courier New" w:cs="Courier New" w:eastAsia="Courier New" w:hAnsi="Courier New"/>
-          <w:color w:val="E2E8F0"/>
+          <w:color w:val="F2F2F2"/>
           <w:sz w:val="22"/>
           <w:szCs w:val="22"/>
         </w:rPr>
@@ -12936,14 +12904,14 @@
     </w:p>
     <w:p>
       <w:pPr>
-        <w:shd w:fill="1E293B" w:val="clear"/>
+        <w:shd w:fill="262626" w:val="clear"/>
         <w:spacing w:after="0" w:line="280" w:lineRule="auto"/>
         <w:ind w:left="200" w:right="200"/>
       </w:pPr>
       <w:r>
         <w:rPr>
           <w:rFonts w:ascii="Courier New" w:cs="Courier New" w:eastAsia="Courier New" w:hAnsi="Courier New"/>
-          <w:color w:val="E2E8F0"/>
+          <w:color w:val="F2F2F2"/>
           <w:sz w:val="22"/>
           <w:szCs w:val="22"/>
         </w:rPr>
@@ -12952,14 +12920,14 @@
     </w:p>
     <w:p>
       <w:pPr>
-        <w:shd w:fill="1E293B" w:val="clear"/>
+        <w:shd w:fill="262626" w:val="clear"/>
         <w:spacing w:after="0" w:line="280" w:lineRule="auto"/>
         <w:ind w:left="200" w:right="200"/>
       </w:pPr>
       <w:r>
         <w:rPr>
           <w:rFonts w:ascii="Courier New" w:cs="Courier New" w:eastAsia="Courier New" w:hAnsi="Courier New"/>
-          <w:color w:val="E2E8F0"/>
+          <w:color w:val="F2F2F2"/>
           <w:sz w:val="22"/>
           <w:szCs w:val="22"/>
         </w:rPr>
@@ -12968,14 +12936,14 @@
     </w:p>
     <w:p>
       <w:pPr>
-        <w:shd w:fill="1E293B" w:val="clear"/>
+        <w:shd w:fill="262626" w:val="clear"/>
         <w:spacing w:after="0" w:line="280" w:lineRule="auto"/>
         <w:ind w:left="200" w:right="200"/>
       </w:pPr>
       <w:r>
         <w:rPr>
           <w:rFonts w:ascii="Courier New" w:cs="Courier New" w:eastAsia="Courier New" w:hAnsi="Courier New"/>
-          <w:color w:val="E2E8F0"/>
+          <w:color w:val="F2F2F2"/>
           <w:sz w:val="22"/>
           <w:szCs w:val="22"/>
         </w:rPr>
@@ -12984,14 +12952,14 @@
     </w:p>
     <w:p>
       <w:pPr>
-        <w:shd w:fill="1E293B" w:val="clear"/>
+        <w:shd w:fill="262626" w:val="clear"/>
         <w:spacing w:after="0" w:line="280" w:lineRule="auto"/>
         <w:ind w:left="200" w:right="200"/>
       </w:pPr>
       <w:r>
         <w:rPr>
           <w:rFonts w:ascii="Courier New" w:cs="Courier New" w:eastAsia="Courier New" w:hAnsi="Courier New"/>
-          <w:color w:val="E2E8F0"/>
+          <w:color w:val="F2F2F2"/>
           <w:sz w:val="22"/>
           <w:szCs w:val="22"/>
         </w:rPr>
@@ -13000,14 +12968,14 @@
     </w:p>
     <w:p>
       <w:pPr>
-        <w:shd w:fill="1E293B" w:val="clear"/>
+        <w:shd w:fill="262626" w:val="clear"/>
         <w:spacing w:after="0" w:line="280" w:lineRule="auto"/>
         <w:ind w:left="200" w:right="200"/>
       </w:pPr>
       <w:r>
         <w:rPr>
           <w:rFonts w:ascii="Courier New" w:cs="Courier New" w:eastAsia="Courier New" w:hAnsi="Courier New"/>
-          <w:color w:val="E2E8F0"/>
+          <w:color w:val="F2F2F2"/>
           <w:sz w:val="22"/>
           <w:szCs w:val="22"/>
         </w:rPr>
@@ -13016,14 +12984,14 @@
     </w:p>
     <w:p>
       <w:pPr>
-        <w:shd w:fill="1E293B" w:val="clear"/>
+        <w:shd w:fill="262626" w:val="clear"/>
         <w:spacing w:after="0" w:line="280" w:lineRule="auto"/>
         <w:ind w:left="200" w:right="200"/>
       </w:pPr>
       <w:r>
         <w:rPr>
           <w:rFonts w:ascii="Courier New" w:cs="Courier New" w:eastAsia="Courier New" w:hAnsi="Courier New"/>
-          <w:color w:val="E2E8F0"/>
+          <w:color w:val="F2F2F2"/>
           <w:sz w:val="22"/>
           <w:szCs w:val="22"/>
         </w:rPr>
@@ -13032,14 +13000,14 @@
     </w:p>
     <w:p>
       <w:pPr>
-        <w:shd w:fill="1E293B" w:val="clear"/>
+        <w:shd w:fill="262626" w:val="clear"/>
         <w:spacing w:after="0" w:line="280" w:lineRule="auto"/>
         <w:ind w:left="200" w:right="200"/>
       </w:pPr>
       <w:r>
         <w:rPr>
           <w:rFonts w:ascii="Courier New" w:cs="Courier New" w:eastAsia="Courier New" w:hAnsi="Courier New"/>
-          <w:color w:val="E2E8F0"/>
+          <w:color w:val="F2F2F2"/>
           <w:sz w:val="22"/>
           <w:szCs w:val="22"/>
         </w:rPr>
@@ -13048,14 +13016,14 @@
     </w:p>
     <w:p>
       <w:pPr>
-        <w:shd w:fill="1E293B" w:val="clear"/>
+        <w:shd w:fill="262626" w:val="clear"/>
         <w:spacing w:after="0" w:line="280" w:lineRule="auto"/>
         <w:ind w:left="200" w:right="200"/>
       </w:pPr>
       <w:r>
         <w:rPr>
           <w:rFonts w:ascii="Courier New" w:cs="Courier New" w:eastAsia="Courier New" w:hAnsi="Courier New"/>
-          <w:color w:val="E2E8F0"/>
+          <w:color w:val="F2F2F2"/>
           <w:sz w:val="22"/>
           <w:szCs w:val="22"/>
         </w:rPr>
@@ -13073,7 +13041,7 @@
           <w:rFonts w:ascii="Times New Roman" w:cs="Times New Roman" w:eastAsia="Times New Roman" w:hAnsi="Times New Roman"/>
           <w:b/>
           <w:bCs/>
-          <w:color w:val="1B2A4A"/>
+          <w:color w:val="000000"/>
           <w:sz w:val="28"/>
           <w:szCs w:val="28"/>
         </w:rPr>
@@ -13111,7 +13079,7 @@
               <w:bottom w:val="single" w:color="BFBFBF" w:sz="4"/>
               <w:right w:val="single" w:color="BFBFBF" w:sz="4"/>
             </w:tcBorders>
-            <w:shd w:fill="1F4E79" w:val="clear"/>
+            <w:shd w:fill="000000" w:val="clear"/>
             <w:tcMar>
               <w:top w:type="dxa" w:w="80"/>
               <w:left w:type="dxa" w:w="140"/>
@@ -13146,7 +13114,7 @@
               <w:bottom w:val="single" w:color="BFBFBF" w:sz="4"/>
               <w:right w:val="single" w:color="BFBFBF" w:sz="4"/>
             </w:tcBorders>
-            <w:shd w:fill="1F4E79" w:val="clear"/>
+            <w:shd w:fill="000000" w:val="clear"/>
             <w:tcMar>
               <w:top w:type="dxa" w:w="80"/>
               <w:left w:type="dxa" w:w="140"/>
@@ -13181,7 +13149,7 @@
               <w:bottom w:val="single" w:color="BFBFBF" w:sz="4"/>
               <w:right w:val="single" w:color="BFBFBF" w:sz="4"/>
             </w:tcBorders>
-            <w:shd w:fill="1F4E79" w:val="clear"/>
+            <w:shd w:fill="000000" w:val="clear"/>
             <w:tcMar>
               <w:top w:type="dxa" w:w="80"/>
               <w:left w:type="dxa" w:w="140"/>
@@ -13239,7 +13207,7 @@
                 <w:rFonts w:ascii="Times New Roman" w:cs="Times New Roman" w:eastAsia="Times New Roman" w:hAnsi="Times New Roman"/>
                 <w:b/>
                 <w:bCs/>
-                <w:color w:val="2563EB"/>
+                <w:color w:val="000000"/>
                 <w:sz w:val="22"/>
                 <w:szCs w:val="22"/>
               </w:rPr>
@@ -13349,7 +13317,7 @@
                 <w:rFonts w:ascii="Times New Roman" w:cs="Times New Roman" w:eastAsia="Times New Roman" w:hAnsi="Times New Roman"/>
                 <w:b/>
                 <w:bCs/>
-                <w:color w:val="2563EB"/>
+                <w:color w:val="000000"/>
                 <w:sz w:val="22"/>
                 <w:szCs w:val="22"/>
               </w:rPr>
@@ -13459,7 +13427,7 @@
                 <w:rFonts w:ascii="Times New Roman" w:cs="Times New Roman" w:eastAsia="Times New Roman" w:hAnsi="Times New Roman"/>
                 <w:b/>
                 <w:bCs/>
-                <w:color w:val="2563EB"/>
+                <w:color w:val="000000"/>
                 <w:sz w:val="22"/>
                 <w:szCs w:val="22"/>
               </w:rPr>
@@ -13541,8 +13509,9 @@
     </w:tbl>
     <w:p>
       <w:pPr>
-        <w:spacing w:after="120" w:before="80"/>
-        <w:ind w:left="360"/>
+        <w:shd w:fill="F2F2F2" w:val="clear"/>
+        <w:spacing w:after="130" w:before="100"/>
+        <w:ind w:left="200" w:right="200"/>
         <w:jc w:val="both"/>
       </w:pPr>
       <w:r>
@@ -13550,38 +13519,26 @@
           <w:rFonts w:ascii="Times New Roman" w:cs="Times New Roman" w:eastAsia="Times New Roman" w:hAnsi="Times New Roman"/>
           <w:b/>
           <w:bCs/>
-          <w:color w:val="375623"/>
           <w:sz w:val="28"/>
           <w:szCs w:val="28"/>
         </w:rPr>
-        <w:t xml:space="preserve">✔ </w:t>
-      </w:r>
+        <w:t xml:space="preserve">Luôn mở ảnh biểu đồ ra xem bằng mắt sau khi chạy mã. Mã chạy không báo lỗi không có nghĩa là biểu đồ đẹp và đúng.</w:t>
+      </w:r>
+    </w:p>
+    <w:p>
+      <w:pPr>
+        <w:pStyle w:val="Heading2"/>
+        <w:pBdr>
+          <w:bottom w:val="single" w:color="000000" w:sz="3" w:space="4"/>
+        </w:pBdr>
+        <w:spacing w:after="120" w:before="200"/>
+      </w:pPr>
       <w:r>
         <w:rPr>
           <w:rFonts w:ascii="Times New Roman" w:cs="Times New Roman" w:eastAsia="Times New Roman" w:hAnsi="Times New Roman"/>
           <w:b/>
           <w:bCs/>
-          <w:color w:val="1B2A4A"/>
-          <w:sz w:val="28"/>
-          <w:szCs w:val="28"/>
-        </w:rPr>
-        <w:t xml:space="preserve">Luôn mở ảnh biểu đồ ra xem bằng mắt sau khi chạy mã. Mã chạy không báo lỗi không có nghĩa là biểu đồ đẹp và đúng.</w:t>
-      </w:r>
-    </w:p>
-    <w:p>
-      <w:pPr>
-        <w:pStyle w:val="Heading2"/>
-        <w:pBdr>
-          <w:bottom w:val="single" w:color="2563EB" w:sz="3" w:space="4"/>
-        </w:pBdr>
-        <w:spacing w:after="120" w:before="200"/>
-      </w:pPr>
-      <w:r>
-        <w:rPr>
-          <w:rFonts w:ascii="Times New Roman" w:cs="Times New Roman" w:eastAsia="Times New Roman" w:hAnsi="Times New Roman"/>
-          <w:b/>
-          <w:bCs/>
-          <w:color w:val="2563EB"/>
+          <w:color w:val="000000"/>
           <w:sz w:val="28"/>
           <w:szCs w:val="28"/>
         </w:rPr>
@@ -13620,7 +13577,7 @@
               <w:bottom w:val="single" w:color="BFBFBF" w:sz="4"/>
               <w:right w:val="single" w:color="BFBFBF" w:sz="4"/>
             </w:tcBorders>
-            <w:shd w:fill="1F4E79" w:val="clear"/>
+            <w:shd w:fill="000000" w:val="clear"/>
             <w:tcMar>
               <w:top w:type="dxa" w:w="80"/>
               <w:left w:type="dxa" w:w="140"/>
@@ -13655,7 +13612,7 @@
               <w:bottom w:val="single" w:color="BFBFBF" w:sz="4"/>
               <w:right w:val="single" w:color="BFBFBF" w:sz="4"/>
             </w:tcBorders>
-            <w:shd w:fill="1F4E79" w:val="clear"/>
+            <w:shd w:fill="000000" w:val="clear"/>
             <w:tcMar>
               <w:top w:type="dxa" w:w="80"/>
               <w:left w:type="dxa" w:w="140"/>
@@ -13690,7 +13647,7 @@
               <w:bottom w:val="single" w:color="BFBFBF" w:sz="4"/>
               <w:right w:val="single" w:color="BFBFBF" w:sz="4"/>
             </w:tcBorders>
-            <w:shd w:fill="1F4E79" w:val="clear"/>
+            <w:shd w:fill="000000" w:val="clear"/>
             <w:tcMar>
               <w:top w:type="dxa" w:w="80"/>
               <w:left w:type="dxa" w:w="140"/>
@@ -13725,7 +13682,7 @@
               <w:bottom w:val="single" w:color="BFBFBF" w:sz="4"/>
               <w:right w:val="single" w:color="BFBFBF" w:sz="4"/>
             </w:tcBorders>
-            <w:shd w:fill="1F4E79" w:val="clear"/>
+            <w:shd w:fill="000000" w:val="clear"/>
             <w:tcMar>
               <w:top w:type="dxa" w:w="80"/>
               <w:left w:type="dxa" w:w="140"/>
@@ -13783,7 +13740,7 @@
                 <w:rFonts w:ascii="Times New Roman" w:cs="Times New Roman" w:eastAsia="Times New Roman" w:hAnsi="Times New Roman"/>
                 <w:b/>
                 <w:bCs/>
-                <w:color w:val="2563EB"/>
+                <w:color w:val="000000"/>
                 <w:sz w:val="22"/>
                 <w:szCs w:val="22"/>
               </w:rPr>
@@ -13853,7 +13810,7 @@
                 <w:rFonts w:ascii="Times New Roman" w:cs="Times New Roman" w:eastAsia="Times New Roman" w:hAnsi="Times New Roman"/>
                 <w:b/>
                 <w:bCs/>
-                <w:color w:val="375623"/>
+                <w:color w:val="000000"/>
                 <w:sz w:val="22"/>
                 <w:szCs w:val="22"/>
               </w:rPr>
@@ -13928,7 +13885,7 @@
                 <w:rFonts w:ascii="Times New Roman" w:cs="Times New Roman" w:eastAsia="Times New Roman" w:hAnsi="Times New Roman"/>
                 <w:b/>
                 <w:bCs/>
-                <w:color w:val="2563EB"/>
+                <w:color w:val="000000"/>
                 <w:sz w:val="22"/>
                 <w:szCs w:val="22"/>
               </w:rPr>
@@ -13998,7 +13955,7 @@
                 <w:rFonts w:ascii="Times New Roman" w:cs="Times New Roman" w:eastAsia="Times New Roman" w:hAnsi="Times New Roman"/>
                 <w:b/>
                 <w:bCs/>
-                <w:color w:val="375623"/>
+                <w:color w:val="000000"/>
                 <w:sz w:val="22"/>
                 <w:szCs w:val="22"/>
               </w:rPr>
@@ -14073,7 +14030,7 @@
                 <w:rFonts w:ascii="Times New Roman" w:cs="Times New Roman" w:eastAsia="Times New Roman" w:hAnsi="Times New Roman"/>
                 <w:b/>
                 <w:bCs/>
-                <w:color w:val="2563EB"/>
+                <w:color w:val="000000"/>
                 <w:sz w:val="22"/>
                 <w:szCs w:val="22"/>
               </w:rPr>
@@ -14143,7 +14100,7 @@
                 <w:rFonts w:ascii="Times New Roman" w:cs="Times New Roman" w:eastAsia="Times New Roman" w:hAnsi="Times New Roman"/>
                 <w:b/>
                 <w:bCs/>
-                <w:color w:val="843C0C"/>
+                <w:color w:val="000000"/>
                 <w:sz w:val="22"/>
                 <w:szCs w:val="22"/>
               </w:rPr>
@@ -14218,7 +14175,7 @@
                 <w:rFonts w:ascii="Times New Roman" w:cs="Times New Roman" w:eastAsia="Times New Roman" w:hAnsi="Times New Roman"/>
                 <w:b/>
                 <w:bCs/>
-                <w:color w:val="2563EB"/>
+                <w:color w:val="000000"/>
                 <w:sz w:val="22"/>
                 <w:szCs w:val="22"/>
               </w:rPr>
@@ -14288,7 +14245,7 @@
                 <w:rFonts w:ascii="Times New Roman" w:cs="Times New Roman" w:eastAsia="Times New Roman" w:hAnsi="Times New Roman"/>
                 <w:b/>
                 <w:bCs/>
-                <w:color w:val="843C0C"/>
+                <w:color w:val="000000"/>
                 <w:sz w:val="22"/>
                 <w:szCs w:val="22"/>
               </w:rPr>
@@ -14363,7 +14320,7 @@
                 <w:rFonts w:ascii="Times New Roman" w:cs="Times New Roman" w:eastAsia="Times New Roman" w:hAnsi="Times New Roman"/>
                 <w:b/>
                 <w:bCs/>
-                <w:color w:val="2563EB"/>
+                <w:color w:val="000000"/>
                 <w:sz w:val="22"/>
                 <w:szCs w:val="22"/>
               </w:rPr>
@@ -14433,7 +14390,7 @@
                 <w:rFonts w:ascii="Times New Roman" w:cs="Times New Roman" w:eastAsia="Times New Roman" w:hAnsi="Times New Roman"/>
                 <w:b/>
                 <w:bCs/>
-                <w:color w:val="922B21"/>
+                <w:color w:val="000000"/>
                 <w:sz w:val="22"/>
                 <w:szCs w:val="22"/>
               </w:rPr>
@@ -14489,7 +14446,7 @@
     <w:p>
       <w:pPr>
         <w:pStyle w:val="Heading1"/>
-        <w:shd w:fill="1F4E79" w:val="clear"/>
+        <w:shd w:fill="000000" w:val="clear"/>
         <w:spacing w:after="200" w:before="240"/>
       </w:pPr>
       <w:r>
@@ -14523,7 +14480,7 @@
       <w:pPr>
         <w:pStyle w:val="Heading2"/>
         <w:pBdr>
-          <w:bottom w:val="single" w:color="2563EB" w:sz="3" w:space="4"/>
+          <w:bottom w:val="single" w:color="000000" w:sz="3" w:space="4"/>
         </w:pBdr>
         <w:spacing w:after="120" w:before="200"/>
       </w:pPr>
@@ -14532,7 +14489,7 @@
           <w:rFonts w:ascii="Times New Roman" w:cs="Times New Roman" w:eastAsia="Times New Roman" w:hAnsi="Times New Roman"/>
           <w:b/>
           <w:bCs/>
-          <w:color w:val="2563EB"/>
+          <w:color w:val="000000"/>
           <w:sz w:val="28"/>
           <w:szCs w:val="28"/>
         </w:rPr>
@@ -14585,7 +14542,7 @@
               <w:bottom w:val="single" w:color="BFBFBF" w:sz="4"/>
               <w:right w:val="single" w:color="BFBFBF" w:sz="4"/>
             </w:tcBorders>
-            <w:shd w:fill="1F4E79" w:val="clear"/>
+            <w:shd w:fill="000000" w:val="clear"/>
             <w:tcMar>
               <w:top w:type="dxa" w:w="80"/>
               <w:left w:type="dxa" w:w="140"/>
@@ -14620,7 +14577,7 @@
               <w:bottom w:val="single" w:color="BFBFBF" w:sz="4"/>
               <w:right w:val="single" w:color="BFBFBF" w:sz="4"/>
             </w:tcBorders>
-            <w:shd w:fill="1F4E79" w:val="clear"/>
+            <w:shd w:fill="000000" w:val="clear"/>
             <w:tcMar>
               <w:top w:type="dxa" w:w="80"/>
               <w:left w:type="dxa" w:w="140"/>
@@ -14655,7 +14612,7 @@
               <w:bottom w:val="single" w:color="BFBFBF" w:sz="4"/>
               <w:right w:val="single" w:color="BFBFBF" w:sz="4"/>
             </w:tcBorders>
-            <w:shd w:fill="1F4E79" w:val="clear"/>
+            <w:shd w:fill="000000" w:val="clear"/>
             <w:tcMar>
               <w:top w:type="dxa" w:w="80"/>
               <w:left w:type="dxa" w:w="140"/>
@@ -14713,7 +14670,7 @@
                 <w:rFonts w:ascii="Times New Roman" w:cs="Times New Roman" w:eastAsia="Times New Roman" w:hAnsi="Times New Roman"/>
                 <w:b/>
                 <w:bCs/>
-                <w:color w:val="2563EB"/>
+                <w:color w:val="000000"/>
                 <w:sz w:val="22"/>
                 <w:szCs w:val="22"/>
               </w:rPr>
@@ -14823,7 +14780,7 @@
                 <w:rFonts w:ascii="Times New Roman" w:cs="Times New Roman" w:eastAsia="Times New Roman" w:hAnsi="Times New Roman"/>
                 <w:b/>
                 <w:bCs/>
-                <w:color w:val="2563EB"/>
+                <w:color w:val="000000"/>
                 <w:sz w:val="22"/>
                 <w:szCs w:val="22"/>
               </w:rPr>
@@ -14933,7 +14890,7 @@
                 <w:rFonts w:ascii="Times New Roman" w:cs="Times New Roman" w:eastAsia="Times New Roman" w:hAnsi="Times New Roman"/>
                 <w:b/>
                 <w:bCs/>
-                <w:color w:val="2563EB"/>
+                <w:color w:val="000000"/>
                 <w:sz w:val="22"/>
                 <w:szCs w:val="22"/>
               </w:rPr>
@@ -15087,8 +15044,11 @@
     </w:p>
     <w:p>
       <w:pPr>
-        <w:spacing w:after="120" w:before="80"/>
-        <w:ind w:left="360"/>
+        <w:pBdr>
+          <w:left w:val="single" w:color="595959" w:sz="12" w:space="10"/>
+        </w:pBdr>
+        <w:spacing w:after="130" w:before="90"/>
+        <w:ind w:left="300"/>
         <w:jc w:val="both"/>
       </w:pPr>
       <w:r>
@@ -15096,11 +15056,10 @@
           <w:rFonts w:ascii="Times New Roman" w:cs="Times New Roman" w:eastAsia="Times New Roman" w:hAnsi="Times New Roman"/>
           <w:b/>
           <w:bCs/>
-          <w:color w:val="843C0C"/>
           <w:sz w:val="28"/>
           <w:szCs w:val="28"/>
         </w:rPr>
-        <w:t xml:space="preserve">⚠ Lưu ý: </w:t>
+        <w:t xml:space="preserve">Lưu ý: </w:t>
       </w:r>
       <w:r>
         <w:rPr>
@@ -15117,7 +15076,7 @@
       <w:pPr>
         <w:pStyle w:val="Heading2"/>
         <w:pBdr>
-          <w:bottom w:val="single" w:color="2563EB" w:sz="3" w:space="4"/>
+          <w:bottom w:val="single" w:color="000000" w:sz="3" w:space="4"/>
         </w:pBdr>
         <w:spacing w:after="120" w:before="200"/>
       </w:pPr>
@@ -15126,7 +15085,7 @@
           <w:rFonts w:ascii="Times New Roman" w:cs="Times New Roman" w:eastAsia="Times New Roman" w:hAnsi="Times New Roman"/>
           <w:b/>
           <w:bCs/>
-          <w:color w:val="2563EB"/>
+          <w:color w:val="000000"/>
           <w:sz w:val="28"/>
           <w:szCs w:val="28"/>
         </w:rPr>
@@ -15194,7 +15153,7 @@
               <w:bottom w:val="single" w:color="BFBFBF" w:sz="4"/>
               <w:right w:val="single" w:color="BFBFBF" w:sz="4"/>
             </w:tcBorders>
-            <w:shd w:fill="1F4E79" w:val="clear"/>
+            <w:shd w:fill="000000" w:val="clear"/>
             <w:tcMar>
               <w:top w:type="dxa" w:w="80"/>
               <w:left w:type="dxa" w:w="140"/>
@@ -15229,7 +15188,7 @@
               <w:bottom w:val="single" w:color="BFBFBF" w:sz="4"/>
               <w:right w:val="single" w:color="BFBFBF" w:sz="4"/>
             </w:tcBorders>
-            <w:shd w:fill="1F4E79" w:val="clear"/>
+            <w:shd w:fill="000000" w:val="clear"/>
             <w:tcMar>
               <w:top w:type="dxa" w:w="80"/>
               <w:left w:type="dxa" w:w="140"/>
@@ -15264,7 +15223,7 @@
               <w:bottom w:val="single" w:color="BFBFBF" w:sz="4"/>
               <w:right w:val="single" w:color="BFBFBF" w:sz="4"/>
             </w:tcBorders>
-            <w:shd w:fill="1F4E79" w:val="clear"/>
+            <w:shd w:fill="000000" w:val="clear"/>
             <w:tcMar>
               <w:top w:type="dxa" w:w="80"/>
               <w:left w:type="dxa" w:w="140"/>
@@ -15322,7 +15281,7 @@
                 <w:rFonts w:ascii="Times New Roman" w:cs="Times New Roman" w:eastAsia="Times New Roman" w:hAnsi="Times New Roman"/>
                 <w:b/>
                 <w:bCs/>
-                <w:color w:val="2563EB"/>
+                <w:color w:val="000000"/>
                 <w:sz w:val="22"/>
                 <w:szCs w:val="22"/>
               </w:rPr>
@@ -15432,7 +15391,7 @@
                 <w:rFonts w:ascii="Times New Roman" w:cs="Times New Roman" w:eastAsia="Times New Roman" w:hAnsi="Times New Roman"/>
                 <w:b/>
                 <w:bCs/>
-                <w:color w:val="2563EB"/>
+                <w:color w:val="000000"/>
                 <w:sz w:val="22"/>
                 <w:szCs w:val="22"/>
               </w:rPr>
@@ -15542,7 +15501,7 @@
                 <w:rFonts w:ascii="Times New Roman" w:cs="Times New Roman" w:eastAsia="Times New Roman" w:hAnsi="Times New Roman"/>
                 <w:b/>
                 <w:bCs/>
-                <w:color w:val="2563EB"/>
+                <w:color w:val="000000"/>
                 <w:sz w:val="22"/>
                 <w:szCs w:val="22"/>
               </w:rPr>
@@ -15652,7 +15611,7 @@
                 <w:rFonts w:ascii="Times New Roman" w:cs="Times New Roman" w:eastAsia="Times New Roman" w:hAnsi="Times New Roman"/>
                 <w:b/>
                 <w:bCs/>
-                <w:color w:val="2563EB"/>
+                <w:color w:val="000000"/>
                 <w:sz w:val="22"/>
                 <w:szCs w:val="22"/>
               </w:rPr>
@@ -15734,8 +15693,9 @@
     </w:tbl>
     <w:p>
       <w:pPr>
-        <w:spacing w:after="120" w:before="80"/>
-        <w:ind w:left="360"/>
+        <w:shd w:fill="F2F2F2" w:val="clear"/>
+        <w:spacing w:after="130" w:before="100"/>
+        <w:ind w:left="200" w:right="200"/>
         <w:jc w:val="both"/>
       </w:pPr>
       <w:r>
@@ -15743,56 +15703,44 @@
           <w:rFonts w:ascii="Times New Roman" w:cs="Times New Roman" w:eastAsia="Times New Roman" w:hAnsi="Times New Roman"/>
           <w:b/>
           <w:bCs/>
-          <w:color w:val="375623"/>
           <w:sz w:val="28"/>
           <w:szCs w:val="28"/>
         </w:rPr>
-        <w:t xml:space="preserve">✔ </w:t>
-      </w:r>
+        <w:t xml:space="preserve">Quy tắc an toàn khi viết báo cáo: dùng từ “liên quan đến”, “đi cùng với”, “gắn với”. Tránh từ “gây ra”, “dẫn đến”, “làm cho” — trừ khi bạn có dữ liệu thực nghiệm hoặc theo dõi theo thời gian.</w:t>
+      </w:r>
+    </w:p>
+    <w:p>
+      <w:pPr>
+        <w:pStyle w:val="Heading2"/>
+        <w:pBdr>
+          <w:bottom w:val="single" w:color="000000" w:sz="3" w:space="4"/>
+        </w:pBdr>
+        <w:spacing w:after="120" w:before="200"/>
+      </w:pPr>
       <w:r>
         <w:rPr>
           <w:rFonts w:ascii="Times New Roman" w:cs="Times New Roman" w:eastAsia="Times New Roman" w:hAnsi="Times New Roman"/>
           <w:b/>
           <w:bCs/>
-          <w:color w:val="1B2A4A"/>
-          <w:sz w:val="28"/>
-          <w:szCs w:val="28"/>
-        </w:rPr>
-        <w:t xml:space="preserve">Quy tắc an toàn khi viết báo cáo: dùng từ “liên quan đến”, “đi cùng với”, “gắn với”. Tránh từ “gây ra”, “dẫn đến”, “làm cho” — trừ khi bạn có dữ liệu thực nghiệm hoặc theo dõi theo thời gian.</w:t>
-      </w:r>
-    </w:p>
-    <w:p>
-      <w:pPr>
-        <w:pStyle w:val="Heading2"/>
-        <w:pBdr>
-          <w:bottom w:val="single" w:color="2563EB" w:sz="3" w:space="4"/>
-        </w:pBdr>
-        <w:spacing w:after="120" w:before="200"/>
-      </w:pPr>
-      <w:r>
-        <w:rPr>
-          <w:rFonts w:ascii="Times New Roman" w:cs="Times New Roman" w:eastAsia="Times New Roman" w:hAnsi="Times New Roman"/>
-          <w:b/>
-          <w:bCs/>
-          <w:color w:val="2563EB"/>
-          <w:sz w:val="28"/>
-          <w:szCs w:val="28"/>
-        </w:rPr>
-        <w:t xml:space="preserve">5.3  Ba cái bẫy có thật</w:t>
-      </w:r>
-    </w:p>
-    <w:p>
-      <w:pPr>
-        <w:spacing w:after="120" w:line="360" w:lineRule="auto"/>
-        <w:jc w:val="both"/>
-      </w:pPr>
-      <w:r>
-        <w:rPr>
-          <w:rFonts w:ascii="Times New Roman" w:cs="Times New Roman" w:eastAsia="Times New Roman" w:hAnsi="Times New Roman"/>
           <w:color w:val="000000"/>
           <w:sz w:val="28"/>
           <w:szCs w:val="28"/>
         </w:rPr>
+        <w:t xml:space="preserve">5.3  Ba cái bẫy có thật</w:t>
+      </w:r>
+    </w:p>
+    <w:p>
+      <w:pPr>
+        <w:spacing w:after="120" w:line="360" w:lineRule="auto"/>
+        <w:jc w:val="both"/>
+      </w:pPr>
+      <w:r>
+        <w:rPr>
+          <w:rFonts w:ascii="Times New Roman" w:cs="Times New Roman" w:eastAsia="Times New Roman" w:hAnsi="Times New Roman"/>
+          <w:color w:val="000000"/>
+          <w:sz w:val="28"/>
+          <w:szCs w:val="28"/>
+        </w:rPr>
         <w:t xml:space="preserve">Ba mục nhỏ sau không phải tình huống giả định. Đó là ba lỗi đã xảy ra thật trong quá trình chuẩn bị các ca phân tích cho tài liệu này.</w:t>
       </w:r>
     </w:p>
@@ -15807,26 +15755,11 @@
           <w:rFonts w:ascii="Times New Roman" w:cs="Times New Roman" w:eastAsia="Times New Roman" w:hAnsi="Times New Roman"/>
           <w:b/>
           <w:bCs/>
-          <w:color w:val="1B2A4A"/>
-          <w:sz w:val="28"/>
-          <w:szCs w:val="28"/>
-        </w:rPr>
-        <w:t xml:space="preserve">5.3.1  Bẫy 1 — AI đọc sai con số</w:t>
-      </w:r>
-    </w:p>
-    <w:p>
-      <w:pPr>
-        <w:spacing w:after="120" w:line="360" w:lineRule="auto"/>
-        <w:jc w:val="both"/>
-      </w:pPr>
-      <w:r>
-        <w:rPr>
-          <w:rFonts w:ascii="Times New Roman" w:cs="Times New Roman" w:eastAsia="Times New Roman" w:hAnsi="Times New Roman"/>
           <w:color w:val="000000"/>
           <w:sz w:val="28"/>
           <w:szCs w:val="28"/>
         </w:rPr>
-        <w:t xml:space="preserve">Trong ca Student Depression, AI báo tỷ lệ trầm cảm là 58,6%. Con số này được đưa vào tiêu đề slide, vào biểu đồ, vào phần ghi chú — tổng cộng năm chỗ.</w:t>
+        <w:t xml:space="preserve">5.3.1  Bẫy 1 — AI đọc sai con số</w:t>
       </w:r>
     </w:p>
     <w:p>
@@ -15841,87 +15774,7 @@
           <w:sz w:val="28"/>
           <w:szCs w:val="28"/>
         </w:rPr>
-        <w:t xml:space="preserve">Khi chạy lại bằng Python để đối chiếu, kết quả thật là:</w:t>
-      </w:r>
-    </w:p>
-    <w:p>
-      <w:pPr>
-        <w:shd w:fill="1E293B" w:val="clear"/>
-        <w:spacing w:after="0" w:line="280" w:lineRule="auto"/>
-        <w:ind w:left="200" w:right="200"/>
-      </w:pPr>
-      <w:r>
-        <w:rPr>
-          <w:rFonts w:ascii="Courier New" w:cs="Courier New" w:eastAsia="Courier New" w:hAnsi="Courier New"/>
-          <w:color w:val="E2E8F0"/>
-          <w:sz w:val="22"/>
-          <w:szCs w:val="22"/>
-        </w:rPr>
-        <w:t xml:space="preserve">&gt;&gt;&gt; 16336 / 27901 * 100</w:t>
-      </w:r>
-    </w:p>
-    <w:p>
-      <w:pPr>
-        <w:shd w:fill="1E293B" w:val="clear"/>
-        <w:spacing w:after="0" w:line="280" w:lineRule="auto"/>
-        <w:ind w:left="200" w:right="200"/>
-      </w:pPr>
-      <w:r>
-        <w:rPr>
-          <w:rFonts w:ascii="Courier New" w:cs="Courier New" w:eastAsia="Courier New" w:hAnsi="Courier New"/>
-          <w:color w:val="E2E8F0"/>
-          <w:sz w:val="22"/>
-          <w:szCs w:val="22"/>
-        </w:rPr>
-        <w:t xml:space="preserve">58.549872764417046</w:t>
-      </w:r>
-    </w:p>
-    <w:p>
-      <w:pPr>
-        <w:shd w:fill="1E293B" w:val="clear"/>
-        <w:spacing w:after="0" w:line="280" w:lineRule="auto"/>
-        <w:ind w:left="200" w:right="200"/>
-      </w:pPr>
-      <w:r>
-        <w:rPr>
-          <w:rFonts w:ascii="Courier New" w:cs="Courier New" w:eastAsia="Courier New" w:hAnsi="Courier New"/>
-          <w:color w:val="E2E8F0"/>
-          <w:sz w:val="22"/>
-          <w:szCs w:val="22"/>
-        </w:rPr>
-        <w:t xml:space="preserve"/>
-      </w:r>
-    </w:p>
-    <w:p>
-      <w:pPr>
-        <w:shd w:fill="1E293B" w:val="clear"/>
-        <w:spacing w:after="0" w:line="280" w:lineRule="auto"/>
-        <w:ind w:left="200" w:right="200"/>
-      </w:pPr>
-      <w:r>
-        <w:rPr>
-          <w:rFonts w:ascii="Courier New" w:cs="Courier New" w:eastAsia="Courier New" w:hAnsi="Courier New"/>
-          <w:color w:val="E2E8F0"/>
-          <w:sz w:val="22"/>
-          <w:szCs w:val="22"/>
-        </w:rPr>
-        <w:t xml:space="preserve">&gt;&gt;&gt; f"{16336/27901*100:.1f}"</w:t>
-      </w:r>
-    </w:p>
-    <w:p>
-      <w:pPr>
-        <w:shd w:fill="1E293B" w:val="clear"/>
-        <w:spacing w:after="0" w:line="280" w:lineRule="auto"/>
-        <w:ind w:left="200" w:right="200"/>
-      </w:pPr>
-      <w:r>
-        <w:rPr>
-          <w:rFonts w:ascii="Courier New" w:cs="Courier New" w:eastAsia="Courier New" w:hAnsi="Courier New"/>
-          <w:color w:val="E2E8F0"/>
-          <w:sz w:val="22"/>
-          <w:szCs w:val="22"/>
-        </w:rPr>
-        <w:t xml:space="preserve">'58.5'</w:t>
+        <w:t xml:space="preserve">Trong ca Student Depression, AI báo tỷ lệ trầm cảm là 58,6%. Con số này được đưa vào tiêu đề slide, vào biểu đồ, vào phần ghi chú — tổng cộng năm chỗ.</w:t>
       </w:r>
     </w:p>
     <w:p>
@@ -15936,13 +15789,109 @@
           <w:sz w:val="28"/>
           <w:szCs w:val="28"/>
         </w:rPr>
+        <w:t xml:space="preserve">Khi chạy lại bằng Python để đối chiếu, kết quả thật là:</w:t>
+      </w:r>
+    </w:p>
+    <w:p>
+      <w:pPr>
+        <w:shd w:fill="262626" w:val="clear"/>
+        <w:spacing w:after="0" w:line="280" w:lineRule="auto"/>
+        <w:ind w:left="200" w:right="200"/>
+      </w:pPr>
+      <w:r>
+        <w:rPr>
+          <w:rFonts w:ascii="Courier New" w:cs="Courier New" w:eastAsia="Courier New" w:hAnsi="Courier New"/>
+          <w:color w:val="F2F2F2"/>
+          <w:sz w:val="22"/>
+          <w:szCs w:val="22"/>
+        </w:rPr>
+        <w:t xml:space="preserve">&gt;&gt;&gt; 16336 / 27901 * 100</w:t>
+      </w:r>
+    </w:p>
+    <w:p>
+      <w:pPr>
+        <w:shd w:fill="262626" w:val="clear"/>
+        <w:spacing w:after="0" w:line="280" w:lineRule="auto"/>
+        <w:ind w:left="200" w:right="200"/>
+      </w:pPr>
+      <w:r>
+        <w:rPr>
+          <w:rFonts w:ascii="Courier New" w:cs="Courier New" w:eastAsia="Courier New" w:hAnsi="Courier New"/>
+          <w:color w:val="F2F2F2"/>
+          <w:sz w:val="22"/>
+          <w:szCs w:val="22"/>
+        </w:rPr>
+        <w:t xml:space="preserve">58.549872764417046</w:t>
+      </w:r>
+    </w:p>
+    <w:p>
+      <w:pPr>
+        <w:shd w:fill="262626" w:val="clear"/>
+        <w:spacing w:after="0" w:line="280" w:lineRule="auto"/>
+        <w:ind w:left="200" w:right="200"/>
+      </w:pPr>
+      <w:r>
+        <w:rPr>
+          <w:rFonts w:ascii="Courier New" w:cs="Courier New" w:eastAsia="Courier New" w:hAnsi="Courier New"/>
+          <w:color w:val="F2F2F2"/>
+          <w:sz w:val="22"/>
+          <w:szCs w:val="22"/>
+        </w:rPr>
+        <w:t xml:space="preserve"/>
+      </w:r>
+    </w:p>
+    <w:p>
+      <w:pPr>
+        <w:shd w:fill="262626" w:val="clear"/>
+        <w:spacing w:after="0" w:line="280" w:lineRule="auto"/>
+        <w:ind w:left="200" w:right="200"/>
+      </w:pPr>
+      <w:r>
+        <w:rPr>
+          <w:rFonts w:ascii="Courier New" w:cs="Courier New" w:eastAsia="Courier New" w:hAnsi="Courier New"/>
+          <w:color w:val="F2F2F2"/>
+          <w:sz w:val="22"/>
+          <w:szCs w:val="22"/>
+        </w:rPr>
+        <w:t xml:space="preserve">&gt;&gt;&gt; f"{16336/27901*100:.1f}"</w:t>
+      </w:r>
+    </w:p>
+    <w:p>
+      <w:pPr>
+        <w:shd w:fill="262626" w:val="clear"/>
+        <w:spacing w:after="0" w:line="280" w:lineRule="auto"/>
+        <w:ind w:left="200" w:right="200"/>
+      </w:pPr>
+      <w:r>
+        <w:rPr>
+          <w:rFonts w:ascii="Courier New" w:cs="Courier New" w:eastAsia="Courier New" w:hAnsi="Courier New"/>
+          <w:color w:val="F2F2F2"/>
+          <w:sz w:val="22"/>
+          <w:szCs w:val="22"/>
+        </w:rPr>
+        <w:t xml:space="preserve">'58.5'</w:t>
+      </w:r>
+    </w:p>
+    <w:p>
+      <w:pPr>
+        <w:spacing w:after="120" w:line="360" w:lineRule="auto"/>
+        <w:jc w:val="both"/>
+      </w:pPr>
+      <w:r>
+        <w:rPr>
+          <w:rFonts w:ascii="Times New Roman" w:cs="Times New Roman" w:eastAsia="Times New Roman" w:hAnsi="Times New Roman"/>
+          <w:color w:val="000000"/>
+          <w:sz w:val="28"/>
+          <w:szCs w:val="28"/>
+        </w:rPr>
         <w:t xml:space="preserve">Giá trị đúng là 58,5%, không phải 58,6%. Sai số chỉ 0,1 điểm phần trăm — nhỏ, nhưng nếu giảng viên tự kiểm tra thì toàn bộ độ tin cậy của bài sụp đổ. Lỗi phát sinh vì AI làm tròn hai lần: 58,549 làm tròn thành 58,55 rồi lại làm tròn thành 58,6.</w:t>
       </w:r>
     </w:p>
     <w:p>
       <w:pPr>
-        <w:spacing w:after="120" w:before="80"/>
-        <w:ind w:left="360"/>
+        <w:shd w:fill="F2F2F2" w:val="clear"/>
+        <w:spacing w:after="130" w:before="100"/>
+        <w:ind w:left="200" w:right="200"/>
         <w:jc w:val="both"/>
       </w:pPr>
       <w:r>
@@ -15950,18 +15899,6 @@
           <w:rFonts w:ascii="Times New Roman" w:cs="Times New Roman" w:eastAsia="Times New Roman" w:hAnsi="Times New Roman"/>
           <w:b/>
           <w:bCs/>
-          <w:color w:val="375623"/>
-          <w:sz w:val="28"/>
-          <w:szCs w:val="28"/>
-        </w:rPr>
-        <w:t xml:space="preserve">✔ </w:t>
-      </w:r>
-      <w:r>
-        <w:rPr>
-          <w:rFonts w:ascii="Times New Roman" w:cs="Times New Roman" w:eastAsia="Times New Roman" w:hAnsi="Times New Roman"/>
-          <w:b/>
-          <w:bCs/>
-          <w:color w:val="1B2A4A"/>
           <w:sz w:val="28"/>
           <w:szCs w:val="28"/>
         </w:rPr>
@@ -15979,7 +15916,7 @@
           <w:rFonts w:ascii="Times New Roman" w:cs="Times New Roman" w:eastAsia="Times New Roman" w:hAnsi="Times New Roman"/>
           <w:b/>
           <w:bCs/>
-          <w:color w:val="1B2A4A"/>
+          <w:color w:val="000000"/>
           <w:sz w:val="28"/>
           <w:szCs w:val="28"/>
         </w:rPr>
@@ -16047,7 +15984,7 @@
               <w:bottom w:val="single" w:color="BFBFBF" w:sz="4"/>
               <w:right w:val="single" w:color="BFBFBF" w:sz="4"/>
             </w:tcBorders>
-            <w:shd w:fill="1F4E79" w:val="clear"/>
+            <w:shd w:fill="000000" w:val="clear"/>
             <w:tcMar>
               <w:top w:type="dxa" w:w="80"/>
               <w:left w:type="dxa" w:w="140"/>
@@ -16082,7 +16019,7 @@
               <w:bottom w:val="single" w:color="BFBFBF" w:sz="4"/>
               <w:right w:val="single" w:color="BFBFBF" w:sz="4"/>
             </w:tcBorders>
-            <w:shd w:fill="1F4E79" w:val="clear"/>
+            <w:shd w:fill="000000" w:val="clear"/>
             <w:tcMar>
               <w:top w:type="dxa" w:w="80"/>
               <w:left w:type="dxa" w:w="140"/>
@@ -16117,7 +16054,7 @@
               <w:bottom w:val="single" w:color="BFBFBF" w:sz="4"/>
               <w:right w:val="single" w:color="BFBFBF" w:sz="4"/>
             </w:tcBorders>
-            <w:shd w:fill="1F4E79" w:val="clear"/>
+            <w:shd w:fill="000000" w:val="clear"/>
             <w:tcMar>
               <w:top w:type="dxa" w:w="80"/>
               <w:left w:type="dxa" w:w="140"/>
@@ -16175,7 +16112,7 @@
                 <w:rFonts w:ascii="Times New Roman" w:cs="Times New Roman" w:eastAsia="Times New Roman" w:hAnsi="Times New Roman"/>
                 <w:b/>
                 <w:bCs/>
-                <w:color w:val="2563EB"/>
+                <w:color w:val="000000"/>
                 <w:sz w:val="22"/>
                 <w:szCs w:val="22"/>
               </w:rPr>
@@ -16285,7 +16222,7 @@
                 <w:rFonts w:ascii="Times New Roman" w:cs="Times New Roman" w:eastAsia="Times New Roman" w:hAnsi="Times New Roman"/>
                 <w:b/>
                 <w:bCs/>
-                <w:color w:val="2563EB"/>
+                <w:color w:val="000000"/>
                 <w:sz w:val="22"/>
                 <w:szCs w:val="22"/>
               </w:rPr>
@@ -16397,8 +16334,9 @@
     </w:p>
     <w:p>
       <w:pPr>
-        <w:spacing w:after="120" w:before="80"/>
-        <w:ind w:left="360"/>
+        <w:shd w:fill="F2F2F2" w:val="clear"/>
+        <w:spacing w:after="130" w:before="100"/>
+        <w:ind w:left="200" w:right="200"/>
         <w:jc w:val="both"/>
       </w:pPr>
       <w:r>
@@ -16406,18 +16344,6 @@
           <w:rFonts w:ascii="Times New Roman" w:cs="Times New Roman" w:eastAsia="Times New Roman" w:hAnsi="Times New Roman"/>
           <w:b/>
           <w:bCs/>
-          <w:color w:val="375623"/>
-          <w:sz w:val="28"/>
-          <w:szCs w:val="28"/>
-        </w:rPr>
-        <w:t xml:space="preserve">✔ </w:t>
-      </w:r>
-      <w:r>
-        <w:rPr>
-          <w:rFonts w:ascii="Times New Roman" w:cs="Times New Roman" w:eastAsia="Times New Roman" w:hAnsi="Times New Roman"/>
-          <w:b/>
-          <w:bCs/>
-          <w:color w:val="1B2A4A"/>
           <w:sz w:val="28"/>
           <w:szCs w:val="28"/>
         </w:rPr>
@@ -16435,7 +16361,7 @@
           <w:rFonts w:ascii="Times New Roman" w:cs="Times New Roman" w:eastAsia="Times New Roman" w:hAnsi="Times New Roman"/>
           <w:b/>
           <w:bCs/>
-          <w:color w:val="1B2A4A"/>
+          <w:color w:val="000000"/>
           <w:sz w:val="28"/>
           <w:szCs w:val="28"/>
         </w:rPr>
@@ -16519,7 +16445,7 @@
                 <w:rFonts w:ascii="Times New Roman" w:cs="Times New Roman" w:eastAsia="Times New Roman" w:hAnsi="Times New Roman"/>
                 <w:b/>
                 <w:bCs/>
-                <w:color w:val="2563EB"/>
+                <w:color w:val="000000"/>
                 <w:sz w:val="24"/>
                 <w:szCs w:val="24"/>
               </w:rPr>
@@ -16594,7 +16520,7 @@
                 <w:rFonts w:ascii="Times New Roman" w:cs="Times New Roman" w:eastAsia="Times New Roman" w:hAnsi="Times New Roman"/>
                 <w:b/>
                 <w:bCs/>
-                <w:color w:val="2563EB"/>
+                <w:color w:val="000000"/>
                 <w:sz w:val="24"/>
                 <w:szCs w:val="24"/>
               </w:rPr>
@@ -16669,7 +16595,7 @@
                 <w:rFonts w:ascii="Times New Roman" w:cs="Times New Roman" w:eastAsia="Times New Roman" w:hAnsi="Times New Roman"/>
                 <w:b/>
                 <w:bCs/>
-                <w:color w:val="2563EB"/>
+                <w:color w:val="000000"/>
                 <w:sz w:val="24"/>
                 <w:szCs w:val="24"/>
               </w:rPr>
@@ -16746,8 +16672,9 @@
     </w:p>
     <w:p>
       <w:pPr>
-        <w:spacing w:after="120" w:before="80"/>
-        <w:ind w:left="360"/>
+        <w:shd w:fill="F2F2F2" w:val="clear"/>
+        <w:spacing w:after="130" w:before="100"/>
+        <w:ind w:left="200" w:right="200"/>
         <w:jc w:val="both"/>
       </w:pPr>
       <w:r>
@@ -16755,38 +16682,26 @@
           <w:rFonts w:ascii="Times New Roman" w:cs="Times New Roman" w:eastAsia="Times New Roman" w:hAnsi="Times New Roman"/>
           <w:b/>
           <w:bCs/>
-          <w:color w:val="375623"/>
           <w:sz w:val="28"/>
           <w:szCs w:val="28"/>
         </w:rPr>
-        <w:t xml:space="preserve">✔ </w:t>
-      </w:r>
+        <w:t xml:space="preserve">Cách phòng: trước khi phân tích, luôn in ma trận tương quan giữa các biến. Cặp nào có hệ số trên 0,95 thì phải kiểm tra xem có phải là bản sao không.</w:t>
+      </w:r>
+    </w:p>
+    <w:p>
+      <w:pPr>
+        <w:pStyle w:val="Heading2"/>
+        <w:pBdr>
+          <w:bottom w:val="single" w:color="000000" w:sz="3" w:space="4"/>
+        </w:pBdr>
+        <w:spacing w:after="120" w:before="200"/>
+      </w:pPr>
       <w:r>
         <w:rPr>
           <w:rFonts w:ascii="Times New Roman" w:cs="Times New Roman" w:eastAsia="Times New Roman" w:hAnsi="Times New Roman"/>
           <w:b/>
           <w:bCs/>
-          <w:color w:val="1B2A4A"/>
-          <w:sz w:val="28"/>
-          <w:szCs w:val="28"/>
-        </w:rPr>
-        <w:t xml:space="preserve">Cách phòng: trước khi phân tích, luôn in ma trận tương quan giữa các biến. Cặp nào có hệ số trên 0,95 thì phải kiểm tra xem có phải là bản sao không.</w:t>
-      </w:r>
-    </w:p>
-    <w:p>
-      <w:pPr>
-        <w:pStyle w:val="Heading2"/>
-        <w:pBdr>
-          <w:bottom w:val="single" w:color="2563EB" w:sz="3" w:space="4"/>
-        </w:pBdr>
-        <w:spacing w:after="120" w:before="200"/>
-      </w:pPr>
-      <w:r>
-        <w:rPr>
-          <w:rFonts w:ascii="Times New Roman" w:cs="Times New Roman" w:eastAsia="Times New Roman" w:hAnsi="Times New Roman"/>
-          <w:b/>
-          <w:bCs/>
-          <w:color w:val="2563EB"/>
+          <w:color w:val="000000"/>
           <w:sz w:val="28"/>
           <w:szCs w:val="28"/>
         </w:rPr>
@@ -16839,7 +16754,7 @@
               <w:bottom w:val="single" w:color="BFBFBF" w:sz="4"/>
               <w:right w:val="single" w:color="BFBFBF" w:sz="4"/>
             </w:tcBorders>
-            <w:shd w:fill="1F4E79" w:val="clear"/>
+            <w:shd w:fill="000000" w:val="clear"/>
             <w:tcMar>
               <w:top w:type="dxa" w:w="80"/>
               <w:left w:type="dxa" w:w="140"/>
@@ -16874,7 +16789,7 @@
               <w:bottom w:val="single" w:color="BFBFBF" w:sz="4"/>
               <w:right w:val="single" w:color="BFBFBF" w:sz="4"/>
             </w:tcBorders>
-            <w:shd w:fill="1F4E79" w:val="clear"/>
+            <w:shd w:fill="000000" w:val="clear"/>
             <w:tcMar>
               <w:top w:type="dxa" w:w="80"/>
               <w:left w:type="dxa" w:w="140"/>
@@ -16909,7 +16824,7 @@
               <w:bottom w:val="single" w:color="BFBFBF" w:sz="4"/>
               <w:right w:val="single" w:color="BFBFBF" w:sz="4"/>
             </w:tcBorders>
-            <w:shd w:fill="1F4E79" w:val="clear"/>
+            <w:shd w:fill="000000" w:val="clear"/>
             <w:tcMar>
               <w:top w:type="dxa" w:w="80"/>
               <w:left w:type="dxa" w:w="140"/>
@@ -16967,7 +16882,7 @@
                 <w:rFonts w:ascii="Times New Roman" w:cs="Times New Roman" w:eastAsia="Times New Roman" w:hAnsi="Times New Roman"/>
                 <w:b/>
                 <w:bCs/>
-                <w:color w:val="2563EB"/>
+                <w:color w:val="000000"/>
                 <w:sz w:val="22"/>
                 <w:szCs w:val="22"/>
               </w:rPr>
@@ -17077,7 +16992,7 @@
                 <w:rFonts w:ascii="Times New Roman" w:cs="Times New Roman" w:eastAsia="Times New Roman" w:hAnsi="Times New Roman"/>
                 <w:b/>
                 <w:bCs/>
-                <w:color w:val="2563EB"/>
+                <w:color w:val="000000"/>
                 <w:sz w:val="22"/>
                 <w:szCs w:val="22"/>
               </w:rPr>
@@ -17187,7 +17102,7 @@
                 <w:rFonts w:ascii="Times New Roman" w:cs="Times New Roman" w:eastAsia="Times New Roman" w:hAnsi="Times New Roman"/>
                 <w:b/>
                 <w:bCs/>
-                <w:color w:val="2563EB"/>
+                <w:color w:val="000000"/>
                 <w:sz w:val="22"/>
                 <w:szCs w:val="22"/>
               </w:rPr>
@@ -17297,7 +17212,7 @@
                 <w:rFonts w:ascii="Times New Roman" w:cs="Times New Roman" w:eastAsia="Times New Roman" w:hAnsi="Times New Roman"/>
                 <w:b/>
                 <w:bCs/>
-                <w:color w:val="2563EB"/>
+                <w:color w:val="000000"/>
                 <w:sz w:val="22"/>
                 <w:szCs w:val="22"/>
               </w:rPr>
@@ -17407,7 +17322,7 @@
                 <w:rFonts w:ascii="Times New Roman" w:cs="Times New Roman" w:eastAsia="Times New Roman" w:hAnsi="Times New Roman"/>
                 <w:b/>
                 <w:bCs/>
-                <w:color w:val="2563EB"/>
+                <w:color w:val="000000"/>
                 <w:sz w:val="22"/>
                 <w:szCs w:val="22"/>
               </w:rPr>
@@ -17517,7 +17432,7 @@
                 <w:rFonts w:ascii="Times New Roman" w:cs="Times New Roman" w:eastAsia="Times New Roman" w:hAnsi="Times New Roman"/>
                 <w:b/>
                 <w:bCs/>
-                <w:color w:val="2563EB"/>
+                <w:color w:val="000000"/>
                 <w:sz w:val="22"/>
                 <w:szCs w:val="22"/>
               </w:rPr>
@@ -17627,7 +17542,7 @@
                 <w:rFonts w:ascii="Times New Roman" w:cs="Times New Roman" w:eastAsia="Times New Roman" w:hAnsi="Times New Roman"/>
                 <w:b/>
                 <w:bCs/>
-                <w:color w:val="2563EB"/>
+                <w:color w:val="000000"/>
                 <w:sz w:val="22"/>
                 <w:szCs w:val="22"/>
               </w:rPr>
@@ -17711,7 +17626,7 @@
       <w:pPr>
         <w:pStyle w:val="Heading2"/>
         <w:pBdr>
-          <w:bottom w:val="single" w:color="2563EB" w:sz="3" w:space="4"/>
+          <w:bottom w:val="single" w:color="000000" w:sz="3" w:space="4"/>
         </w:pBdr>
         <w:spacing w:after="120" w:before="200"/>
       </w:pPr>
@@ -17720,7 +17635,7 @@
           <w:rFonts w:ascii="Times New Roman" w:cs="Times New Roman" w:eastAsia="Times New Roman" w:hAnsi="Times New Roman"/>
           <w:b/>
           <w:bCs/>
-          <w:color w:val="2563EB"/>
+          <w:color w:val="000000"/>
           <w:sz w:val="28"/>
           <w:szCs w:val="28"/>
         </w:rPr>
@@ -17759,7 +17674,7 @@
               <w:bottom w:val="single" w:color="BFBFBF" w:sz="4"/>
               <w:right w:val="single" w:color="BFBFBF" w:sz="4"/>
             </w:tcBorders>
-            <w:shd w:fill="1F4E79" w:val="clear"/>
+            <w:shd w:fill="000000" w:val="clear"/>
             <w:tcMar>
               <w:top w:type="dxa" w:w="80"/>
               <w:left w:type="dxa" w:w="140"/>
@@ -17794,7 +17709,7 @@
               <w:bottom w:val="single" w:color="BFBFBF" w:sz="4"/>
               <w:right w:val="single" w:color="BFBFBF" w:sz="4"/>
             </w:tcBorders>
-            <w:shd w:fill="1F4E79" w:val="clear"/>
+            <w:shd w:fill="000000" w:val="clear"/>
             <w:tcMar>
               <w:top w:type="dxa" w:w="80"/>
               <w:left w:type="dxa" w:w="140"/>
@@ -17829,7 +17744,7 @@
               <w:bottom w:val="single" w:color="BFBFBF" w:sz="4"/>
               <w:right w:val="single" w:color="BFBFBF" w:sz="4"/>
             </w:tcBorders>
-            <w:shd w:fill="1F4E79" w:val="clear"/>
+            <w:shd w:fill="000000" w:val="clear"/>
             <w:tcMar>
               <w:top w:type="dxa" w:w="80"/>
               <w:left w:type="dxa" w:w="140"/>
@@ -17864,7 +17779,7 @@
               <w:bottom w:val="single" w:color="BFBFBF" w:sz="4"/>
               <w:right w:val="single" w:color="BFBFBF" w:sz="4"/>
             </w:tcBorders>
-            <w:shd w:fill="1F4E79" w:val="clear"/>
+            <w:shd w:fill="000000" w:val="clear"/>
             <w:tcMar>
               <w:top w:type="dxa" w:w="80"/>
               <w:left w:type="dxa" w:w="140"/>
@@ -17922,7 +17837,7 @@
                 <w:rFonts w:ascii="Times New Roman" w:cs="Times New Roman" w:eastAsia="Times New Roman" w:hAnsi="Times New Roman"/>
                 <w:b/>
                 <w:bCs/>
-                <w:color w:val="2563EB"/>
+                <w:color w:val="000000"/>
                 <w:sz w:val="22"/>
                 <w:szCs w:val="22"/>
               </w:rPr>
@@ -17992,7 +17907,7 @@
                 <w:rFonts w:ascii="Times New Roman" w:cs="Times New Roman" w:eastAsia="Times New Roman" w:hAnsi="Times New Roman"/>
                 <w:b/>
                 <w:bCs/>
-                <w:color w:val="375623"/>
+                <w:color w:val="000000"/>
                 <w:sz w:val="22"/>
                 <w:szCs w:val="22"/>
               </w:rPr>
@@ -18067,7 +17982,7 @@
                 <w:rFonts w:ascii="Times New Roman" w:cs="Times New Roman" w:eastAsia="Times New Roman" w:hAnsi="Times New Roman"/>
                 <w:b/>
                 <w:bCs/>
-                <w:color w:val="2563EB"/>
+                <w:color w:val="000000"/>
                 <w:sz w:val="22"/>
                 <w:szCs w:val="22"/>
               </w:rPr>
@@ -18137,7 +18052,7 @@
                 <w:rFonts w:ascii="Times New Roman" w:cs="Times New Roman" w:eastAsia="Times New Roman" w:hAnsi="Times New Roman"/>
                 <w:b/>
                 <w:bCs/>
-                <w:color w:val="375623"/>
+                <w:color w:val="000000"/>
                 <w:sz w:val="22"/>
                 <w:szCs w:val="22"/>
               </w:rPr>
@@ -18212,7 +18127,7 @@
                 <w:rFonts w:ascii="Times New Roman" w:cs="Times New Roman" w:eastAsia="Times New Roman" w:hAnsi="Times New Roman"/>
                 <w:b/>
                 <w:bCs/>
-                <w:color w:val="2563EB"/>
+                <w:color w:val="000000"/>
                 <w:sz w:val="22"/>
                 <w:szCs w:val="22"/>
               </w:rPr>
@@ -18282,7 +18197,7 @@
                 <w:rFonts w:ascii="Times New Roman" w:cs="Times New Roman" w:eastAsia="Times New Roman" w:hAnsi="Times New Roman"/>
                 <w:b/>
                 <w:bCs/>
-                <w:color w:val="843C0C"/>
+                <w:color w:val="000000"/>
                 <w:sz w:val="22"/>
                 <w:szCs w:val="22"/>
               </w:rPr>
@@ -18357,7 +18272,7 @@
                 <w:rFonts w:ascii="Times New Roman" w:cs="Times New Roman" w:eastAsia="Times New Roman" w:hAnsi="Times New Roman"/>
                 <w:b/>
                 <w:bCs/>
-                <w:color w:val="2563EB"/>
+                <w:color w:val="000000"/>
                 <w:sz w:val="22"/>
                 <w:szCs w:val="22"/>
               </w:rPr>
@@ -18427,7 +18342,7 @@
                 <w:rFonts w:ascii="Times New Roman" w:cs="Times New Roman" w:eastAsia="Times New Roman" w:hAnsi="Times New Roman"/>
                 <w:b/>
                 <w:bCs/>
-                <w:color w:val="843C0C"/>
+                <w:color w:val="000000"/>
                 <w:sz w:val="22"/>
                 <w:szCs w:val="22"/>
               </w:rPr>
@@ -18502,7 +18417,7 @@
                 <w:rFonts w:ascii="Times New Roman" w:cs="Times New Roman" w:eastAsia="Times New Roman" w:hAnsi="Times New Roman"/>
                 <w:b/>
                 <w:bCs/>
-                <w:color w:val="2563EB"/>
+                <w:color w:val="000000"/>
                 <w:sz w:val="22"/>
                 <w:szCs w:val="22"/>
               </w:rPr>
@@ -18572,7 +18487,7 @@
                 <w:rFonts w:ascii="Times New Roman" w:cs="Times New Roman" w:eastAsia="Times New Roman" w:hAnsi="Times New Roman"/>
                 <w:b/>
                 <w:bCs/>
-                <w:color w:val="922B21"/>
+                <w:color w:val="000000"/>
                 <w:sz w:val="22"/>
                 <w:szCs w:val="22"/>
               </w:rPr>
@@ -18628,7 +18543,7 @@
     <w:p>
       <w:pPr>
         <w:pStyle w:val="Heading1"/>
-        <w:shd w:fill="1F4E79" w:val="clear"/>
+        <w:shd w:fill="000000" w:val="clear"/>
         <w:spacing w:after="200" w:before="240"/>
       </w:pPr>
       <w:r>
@@ -18662,7 +18577,7 @@
       <w:pPr>
         <w:pStyle w:val="Heading2"/>
         <w:pBdr>
-          <w:bottom w:val="single" w:color="2563EB" w:sz="3" w:space="4"/>
+          <w:bottom w:val="single" w:color="000000" w:sz="3" w:space="4"/>
         </w:pBdr>
         <w:spacing w:after="120" w:before="200"/>
       </w:pPr>
@@ -18671,7 +18586,7 @@
           <w:rFonts w:ascii="Times New Roman" w:cs="Times New Roman" w:eastAsia="Times New Roman" w:hAnsi="Times New Roman"/>
           <w:b/>
           <w:bCs/>
-          <w:color w:val="2563EB"/>
+          <w:color w:val="000000"/>
           <w:sz w:val="28"/>
           <w:szCs w:val="28"/>
         </w:rPr>
@@ -18724,7 +18639,7 @@
               <w:bottom w:val="single" w:color="BFBFBF" w:sz="4"/>
               <w:right w:val="single" w:color="BFBFBF" w:sz="4"/>
             </w:tcBorders>
-            <w:shd w:fill="1F4E79" w:val="clear"/>
+            <w:shd w:fill="000000" w:val="clear"/>
             <w:tcMar>
               <w:top w:type="dxa" w:w="80"/>
               <w:left w:type="dxa" w:w="140"/>
@@ -18759,7 +18674,7 @@
               <w:bottom w:val="single" w:color="BFBFBF" w:sz="4"/>
               <w:right w:val="single" w:color="BFBFBF" w:sz="4"/>
             </w:tcBorders>
-            <w:shd w:fill="1F4E79" w:val="clear"/>
+            <w:shd w:fill="000000" w:val="clear"/>
             <w:tcMar>
               <w:top w:type="dxa" w:w="80"/>
               <w:left w:type="dxa" w:w="140"/>
@@ -18794,7 +18709,7 @@
               <w:bottom w:val="single" w:color="BFBFBF" w:sz="4"/>
               <w:right w:val="single" w:color="BFBFBF" w:sz="4"/>
             </w:tcBorders>
-            <w:shd w:fill="1F4E79" w:val="clear"/>
+            <w:shd w:fill="000000" w:val="clear"/>
             <w:tcMar>
               <w:top w:type="dxa" w:w="80"/>
               <w:left w:type="dxa" w:w="140"/>
@@ -18852,7 +18767,7 @@
                 <w:rFonts w:ascii="Times New Roman" w:cs="Times New Roman" w:eastAsia="Times New Roman" w:hAnsi="Times New Roman"/>
                 <w:b/>
                 <w:bCs/>
-                <w:color w:val="2563EB"/>
+                <w:color w:val="000000"/>
                 <w:sz w:val="22"/>
                 <w:szCs w:val="22"/>
               </w:rPr>
@@ -18962,7 +18877,7 @@
                 <w:rFonts w:ascii="Times New Roman" w:cs="Times New Roman" w:eastAsia="Times New Roman" w:hAnsi="Times New Roman"/>
                 <w:b/>
                 <w:bCs/>
-                <w:color w:val="2563EB"/>
+                <w:color w:val="000000"/>
                 <w:sz w:val="22"/>
                 <w:szCs w:val="22"/>
               </w:rPr>
@@ -19072,7 +18987,7 @@
                 <w:rFonts w:ascii="Times New Roman" w:cs="Times New Roman" w:eastAsia="Times New Roman" w:hAnsi="Times New Roman"/>
                 <w:b/>
                 <w:bCs/>
-                <w:color w:val="2563EB"/>
+                <w:color w:val="000000"/>
                 <w:sz w:val="22"/>
                 <w:szCs w:val="22"/>
               </w:rPr>
@@ -19182,7 +19097,7 @@
                 <w:rFonts w:ascii="Times New Roman" w:cs="Times New Roman" w:eastAsia="Times New Roman" w:hAnsi="Times New Roman"/>
                 <w:b/>
                 <w:bCs/>
-                <w:color w:val="2563EB"/>
+                <w:color w:val="000000"/>
                 <w:sz w:val="22"/>
                 <w:szCs w:val="22"/>
               </w:rPr>
@@ -19292,7 +19207,7 @@
                 <w:rFonts w:ascii="Times New Roman" w:cs="Times New Roman" w:eastAsia="Times New Roman" w:hAnsi="Times New Roman"/>
                 <w:b/>
                 <w:bCs/>
-                <w:color w:val="2563EB"/>
+                <w:color w:val="000000"/>
                 <w:sz w:val="22"/>
                 <w:szCs w:val="22"/>
               </w:rPr>
@@ -19402,7 +19317,7 @@
                 <w:rFonts w:ascii="Times New Roman" w:cs="Times New Roman" w:eastAsia="Times New Roman" w:hAnsi="Times New Roman"/>
                 <w:b/>
                 <w:bCs/>
-                <w:color w:val="2563EB"/>
+                <w:color w:val="000000"/>
                 <w:sz w:val="22"/>
                 <w:szCs w:val="22"/>
               </w:rPr>
@@ -19512,7 +19427,7 @@
                 <w:rFonts w:ascii="Times New Roman" w:cs="Times New Roman" w:eastAsia="Times New Roman" w:hAnsi="Times New Roman"/>
                 <w:b/>
                 <w:bCs/>
-                <w:color w:val="2563EB"/>
+                <w:color w:val="000000"/>
                 <w:sz w:val="22"/>
                 <w:szCs w:val="22"/>
               </w:rPr>
@@ -19622,7 +19537,7 @@
                 <w:rFonts w:ascii="Times New Roman" w:cs="Times New Roman" w:eastAsia="Times New Roman" w:hAnsi="Times New Roman"/>
                 <w:b/>
                 <w:bCs/>
-                <w:color w:val="2563EB"/>
+                <w:color w:val="000000"/>
                 <w:sz w:val="22"/>
                 <w:szCs w:val="22"/>
               </w:rPr>
@@ -19704,8 +19619,11 @@
     </w:tbl>
     <w:p>
       <w:pPr>
-        <w:spacing w:after="120" w:before="80"/>
-        <w:ind w:left="360"/>
+        <w:pBdr>
+          <w:left w:val="single" w:color="595959" w:sz="12" w:space="10"/>
+        </w:pBdr>
+        <w:spacing w:after="130" w:before="90"/>
+        <w:ind w:left="300"/>
         <w:jc w:val="both"/>
       </w:pPr>
       <w:r>
@@ -19713,11 +19631,10 @@
           <w:rFonts w:ascii="Times New Roman" w:cs="Times New Roman" w:eastAsia="Times New Roman" w:hAnsi="Times New Roman"/>
           <w:b/>
           <w:bCs/>
-          <w:color w:val="843C0C"/>
           <w:sz w:val="28"/>
           <w:szCs w:val="28"/>
         </w:rPr>
-        <w:t xml:space="preserve">⚠ Lưu ý: </w:t>
+        <w:t xml:space="preserve">Lưu ý: </w:t>
       </w:r>
       <w:r>
         <w:rPr>
@@ -19734,7 +19651,7 @@
       <w:pPr>
         <w:pStyle w:val="Heading2"/>
         <w:pBdr>
-          <w:bottom w:val="single" w:color="2563EB" w:sz="3" w:space="4"/>
+          <w:bottom w:val="single" w:color="000000" w:sz="3" w:space="4"/>
         </w:pBdr>
         <w:spacing w:after="120" w:before="200"/>
       </w:pPr>
@@ -19743,7 +19660,7 @@
           <w:rFonts w:ascii="Times New Roman" w:cs="Times New Roman" w:eastAsia="Times New Roman" w:hAnsi="Times New Roman"/>
           <w:b/>
           <w:bCs/>
-          <w:color w:val="2563EB"/>
+          <w:color w:val="000000"/>
           <w:sz w:val="28"/>
           <w:szCs w:val="28"/>
         </w:rPr>
@@ -19864,7 +19781,7 @@
       <w:pPr>
         <w:pStyle w:val="Heading2"/>
         <w:pBdr>
-          <w:bottom w:val="single" w:color="2563EB" w:sz="3" w:space="4"/>
+          <w:bottom w:val="single" w:color="000000" w:sz="3" w:space="4"/>
         </w:pBdr>
         <w:spacing w:after="120" w:before="200"/>
       </w:pPr>
@@ -19873,7 +19790,7 @@
           <w:rFonts w:ascii="Times New Roman" w:cs="Times New Roman" w:eastAsia="Times New Roman" w:hAnsi="Times New Roman"/>
           <w:b/>
           <w:bCs/>
-          <w:color w:val="2563EB"/>
+          <w:color w:val="000000"/>
           <w:sz w:val="28"/>
           <w:szCs w:val="28"/>
         </w:rPr>
@@ -19941,7 +19858,7 @@
               <w:bottom w:val="single" w:color="BFBFBF" w:sz="4"/>
               <w:right w:val="single" w:color="BFBFBF" w:sz="4"/>
             </w:tcBorders>
-            <w:shd w:fill="1F4E79" w:val="clear"/>
+            <w:shd w:fill="000000" w:val="clear"/>
             <w:tcMar>
               <w:top w:type="dxa" w:w="80"/>
               <w:left w:type="dxa" w:w="140"/>
@@ -19976,7 +19893,7 @@
               <w:bottom w:val="single" w:color="BFBFBF" w:sz="4"/>
               <w:right w:val="single" w:color="BFBFBF" w:sz="4"/>
             </w:tcBorders>
-            <w:shd w:fill="1F4E79" w:val="clear"/>
+            <w:shd w:fill="000000" w:val="clear"/>
             <w:tcMar>
               <w:top w:type="dxa" w:w="80"/>
               <w:left w:type="dxa" w:w="140"/>
@@ -20011,7 +19928,7 @@
               <w:bottom w:val="single" w:color="BFBFBF" w:sz="4"/>
               <w:right w:val="single" w:color="BFBFBF" w:sz="4"/>
             </w:tcBorders>
-            <w:shd w:fill="1F4E79" w:val="clear"/>
+            <w:shd w:fill="000000" w:val="clear"/>
             <w:tcMar>
               <w:top w:type="dxa" w:w="80"/>
               <w:left w:type="dxa" w:w="140"/>
@@ -20069,7 +19986,7 @@
                 <w:rFonts w:ascii="Times New Roman" w:cs="Times New Roman" w:eastAsia="Times New Roman" w:hAnsi="Times New Roman"/>
                 <w:b/>
                 <w:bCs/>
-                <w:color w:val="2563EB"/>
+                <w:color w:val="000000"/>
                 <w:sz w:val="22"/>
                 <w:szCs w:val="22"/>
               </w:rPr>
@@ -20179,7 +20096,7 @@
                 <w:rFonts w:ascii="Times New Roman" w:cs="Times New Roman" w:eastAsia="Times New Roman" w:hAnsi="Times New Roman"/>
                 <w:b/>
                 <w:bCs/>
-                <w:color w:val="2563EB"/>
+                <w:color w:val="000000"/>
                 <w:sz w:val="22"/>
                 <w:szCs w:val="22"/>
               </w:rPr>
@@ -20289,7 +20206,7 @@
                 <w:rFonts w:ascii="Times New Roman" w:cs="Times New Roman" w:eastAsia="Times New Roman" w:hAnsi="Times New Roman"/>
                 <w:b/>
                 <w:bCs/>
-                <w:color w:val="2563EB"/>
+                <w:color w:val="000000"/>
                 <w:sz w:val="22"/>
                 <w:szCs w:val="22"/>
               </w:rPr>
@@ -20399,7 +20316,7 @@
                 <w:rFonts w:ascii="Times New Roman" w:cs="Times New Roman" w:eastAsia="Times New Roman" w:hAnsi="Times New Roman"/>
                 <w:b/>
                 <w:bCs/>
-                <w:color w:val="2563EB"/>
+                <w:color w:val="000000"/>
                 <w:sz w:val="22"/>
                 <w:szCs w:val="22"/>
               </w:rPr>
@@ -20481,8 +20398,9 @@
     </w:tbl>
     <w:p>
       <w:pPr>
-        <w:spacing w:after="120" w:before="80"/>
-        <w:ind w:left="360"/>
+        <w:shd w:fill="F2F2F2" w:val="clear"/>
+        <w:spacing w:after="130" w:before="100"/>
+        <w:ind w:left="200" w:right="200"/>
         <w:jc w:val="both"/>
       </w:pPr>
       <w:r>
@@ -20490,38 +20408,26 @@
           <w:rFonts w:ascii="Times New Roman" w:cs="Times New Roman" w:eastAsia="Times New Roman" w:hAnsi="Times New Roman"/>
           <w:b/>
           <w:bCs/>
-          <w:color w:val="375623"/>
           <w:sz w:val="28"/>
           <w:szCs w:val="28"/>
         </w:rPr>
-        <w:t xml:space="preserve">✔ </w:t>
-      </w:r>
+        <w:t xml:space="preserve">Mẹo: nếu giảng viên hỏi được một câu khiến bạn lúng túng, rất có thể đó là hạn chế lẽ ra bạn nên tự nêu trước.</w:t>
+      </w:r>
+    </w:p>
+    <w:p>
+      <w:pPr>
+        <w:pStyle w:val="Heading2"/>
+        <w:pBdr>
+          <w:bottom w:val="single" w:color="000000" w:sz="3" w:space="4"/>
+        </w:pBdr>
+        <w:spacing w:after="120" w:before="200"/>
+      </w:pPr>
       <w:r>
         <w:rPr>
           <w:rFonts w:ascii="Times New Roman" w:cs="Times New Roman" w:eastAsia="Times New Roman" w:hAnsi="Times New Roman"/>
           <w:b/>
           <w:bCs/>
-          <w:color w:val="1B2A4A"/>
-          <w:sz w:val="28"/>
-          <w:szCs w:val="28"/>
-        </w:rPr>
-        <w:t xml:space="preserve">Mẹo: nếu giảng viên hỏi được một câu khiến bạn lúng túng, rất có thể đó là hạn chế lẽ ra bạn nên tự nêu trước.</w:t>
-      </w:r>
-    </w:p>
-    <w:p>
-      <w:pPr>
-        <w:pStyle w:val="Heading2"/>
-        <w:pBdr>
-          <w:bottom w:val="single" w:color="2563EB" w:sz="3" w:space="4"/>
-        </w:pBdr>
-        <w:spacing w:after="120" w:before="200"/>
-      </w:pPr>
-      <w:r>
-        <w:rPr>
-          <w:rFonts w:ascii="Times New Roman" w:cs="Times New Roman" w:eastAsia="Times New Roman" w:hAnsi="Times New Roman"/>
-          <w:b/>
-          <w:bCs/>
-          <w:color w:val="2563EB"/>
+          <w:color w:val="000000"/>
           <w:sz w:val="28"/>
           <w:szCs w:val="28"/>
         </w:rPr>
@@ -20640,8 +20546,11 @@
     </w:p>
     <w:p>
       <w:pPr>
-        <w:spacing w:after="120" w:before="80"/>
-        <w:ind w:left="360"/>
+        <w:pBdr>
+          <w:left w:val="single" w:color="595959" w:sz="12" w:space="10"/>
+        </w:pBdr>
+        <w:spacing w:after="130" w:before="90"/>
+        <w:ind w:left="300"/>
         <w:jc w:val="both"/>
       </w:pPr>
       <w:r>
@@ -20649,11 +20558,10 @@
           <w:rFonts w:ascii="Times New Roman" w:cs="Times New Roman" w:eastAsia="Times New Roman" w:hAnsi="Times New Roman"/>
           <w:b/>
           <w:bCs/>
-          <w:color w:val="843C0C"/>
           <w:sz w:val="28"/>
           <w:szCs w:val="28"/>
         </w:rPr>
-        <w:t xml:space="preserve">⚠ Lưu ý: </w:t>
+        <w:t xml:space="preserve">Lưu ý: </w:t>
       </w:r>
       <w:r>
         <w:rPr>
@@ -20670,7 +20578,7 @@
       <w:pPr>
         <w:pStyle w:val="Heading2"/>
         <w:pBdr>
-          <w:bottom w:val="single" w:color="2563EB" w:sz="3" w:space="4"/>
+          <w:bottom w:val="single" w:color="000000" w:sz="3" w:space="4"/>
         </w:pBdr>
         <w:spacing w:after="120" w:before="200"/>
       </w:pPr>
@@ -20679,7 +20587,7 @@
           <w:rFonts w:ascii="Times New Roman" w:cs="Times New Roman" w:eastAsia="Times New Roman" w:hAnsi="Times New Roman"/>
           <w:b/>
           <w:bCs/>
-          <w:color w:val="2563EB"/>
+          <w:color w:val="000000"/>
           <w:sz w:val="28"/>
           <w:szCs w:val="28"/>
         </w:rPr>
@@ -20732,7 +20640,7 @@
               <w:bottom w:val="single" w:color="BFBFBF" w:sz="4"/>
               <w:right w:val="single" w:color="BFBFBF" w:sz="4"/>
             </w:tcBorders>
-            <w:shd w:fill="1F4E79" w:val="clear"/>
+            <w:shd w:fill="000000" w:val="clear"/>
             <w:tcMar>
               <w:top w:type="dxa" w:w="80"/>
               <w:left w:type="dxa" w:w="140"/>
@@ -20767,7 +20675,7 @@
               <w:bottom w:val="single" w:color="BFBFBF" w:sz="4"/>
               <w:right w:val="single" w:color="BFBFBF" w:sz="4"/>
             </w:tcBorders>
-            <w:shd w:fill="1F4E79" w:val="clear"/>
+            <w:shd w:fill="000000" w:val="clear"/>
             <w:tcMar>
               <w:top w:type="dxa" w:w="80"/>
               <w:left w:type="dxa" w:w="140"/>
@@ -20802,7 +20710,7 @@
               <w:bottom w:val="single" w:color="BFBFBF" w:sz="4"/>
               <w:right w:val="single" w:color="BFBFBF" w:sz="4"/>
             </w:tcBorders>
-            <w:shd w:fill="1F4E79" w:val="clear"/>
+            <w:shd w:fill="000000" w:val="clear"/>
             <w:tcMar>
               <w:top w:type="dxa" w:w="80"/>
               <w:left w:type="dxa" w:w="140"/>
@@ -20860,7 +20768,7 @@
                 <w:rFonts w:ascii="Times New Roman" w:cs="Times New Roman" w:eastAsia="Times New Roman" w:hAnsi="Times New Roman"/>
                 <w:b/>
                 <w:bCs/>
-                <w:color w:val="2563EB"/>
+                <w:color w:val="000000"/>
                 <w:sz w:val="22"/>
                 <w:szCs w:val="22"/>
               </w:rPr>
@@ -20970,7 +20878,7 @@
                 <w:rFonts w:ascii="Times New Roman" w:cs="Times New Roman" w:eastAsia="Times New Roman" w:hAnsi="Times New Roman"/>
                 <w:b/>
                 <w:bCs/>
-                <w:color w:val="2563EB"/>
+                <w:color w:val="000000"/>
                 <w:sz w:val="22"/>
                 <w:szCs w:val="22"/>
               </w:rPr>
@@ -21080,7 +20988,7 @@
                 <w:rFonts w:ascii="Times New Roman" w:cs="Times New Roman" w:eastAsia="Times New Roman" w:hAnsi="Times New Roman"/>
                 <w:b/>
                 <w:bCs/>
-                <w:color w:val="2563EB"/>
+                <w:color w:val="000000"/>
                 <w:sz w:val="22"/>
                 <w:szCs w:val="22"/>
               </w:rPr>
@@ -21190,7 +21098,7 @@
                 <w:rFonts w:ascii="Times New Roman" w:cs="Times New Roman" w:eastAsia="Times New Roman" w:hAnsi="Times New Roman"/>
                 <w:b/>
                 <w:bCs/>
-                <w:color w:val="2563EB"/>
+                <w:color w:val="000000"/>
                 <w:sz w:val="22"/>
                 <w:szCs w:val="22"/>
               </w:rPr>
@@ -21272,8 +21180,9 @@
     </w:tbl>
     <w:p>
       <w:pPr>
-        <w:spacing w:after="120" w:before="80"/>
-        <w:ind w:left="360"/>
+        <w:shd w:fill="F2F2F2" w:val="clear"/>
+        <w:spacing w:after="130" w:before="100"/>
+        <w:ind w:left="200" w:right="200"/>
         <w:jc w:val="both"/>
       </w:pPr>
       <w:r>
@@ -21281,38 +21190,26 @@
           <w:rFonts w:ascii="Times New Roman" w:cs="Times New Roman" w:eastAsia="Times New Roman" w:hAnsi="Times New Roman"/>
           <w:b/>
           <w:bCs/>
-          <w:color w:val="375623"/>
           <w:sz w:val="28"/>
           <w:szCs w:val="28"/>
         </w:rPr>
-        <w:t xml:space="preserve">✔ </w:t>
-      </w:r>
+        <w:t xml:space="preserve">Phép thử đơn giản: nếu giảng viên chỉ vào một dòng bất kỳ trong bài và hỏi “em lấy con số này ở đâu, giải thích đi” mà bạn trả lời được, thì bạn đã dùng AI đúng cách.</w:t>
+      </w:r>
+    </w:p>
+    <w:p>
+      <w:pPr>
+        <w:pStyle w:val="Heading2"/>
+        <w:pBdr>
+          <w:bottom w:val="single" w:color="000000" w:sz="3" w:space="4"/>
+        </w:pBdr>
+        <w:spacing w:after="120" w:before="200"/>
+      </w:pPr>
       <w:r>
         <w:rPr>
           <w:rFonts w:ascii="Times New Roman" w:cs="Times New Roman" w:eastAsia="Times New Roman" w:hAnsi="Times New Roman"/>
           <w:b/>
           <w:bCs/>
-          <w:color w:val="1B2A4A"/>
-          <w:sz w:val="28"/>
-          <w:szCs w:val="28"/>
-        </w:rPr>
-        <w:t xml:space="preserve">Phép thử đơn giản: nếu giảng viên chỉ vào một dòng bất kỳ trong bài và hỏi “em lấy con số này ở đâu, giải thích đi” mà bạn trả lời được, thì bạn đã dùng AI đúng cách.</w:t>
-      </w:r>
-    </w:p>
-    <w:p>
-      <w:pPr>
-        <w:pStyle w:val="Heading2"/>
-        <w:pBdr>
-          <w:bottom w:val="single" w:color="2563EB" w:sz="3" w:space="4"/>
-        </w:pBdr>
-        <w:spacing w:after="120" w:before="200"/>
-      </w:pPr>
-      <w:r>
-        <w:rPr>
-          <w:rFonts w:ascii="Times New Roman" w:cs="Times New Roman" w:eastAsia="Times New Roman" w:hAnsi="Times New Roman"/>
-          <w:b/>
-          <w:bCs/>
-          <w:color w:val="2563EB"/>
+          <w:color w:val="000000"/>
           <w:sz w:val="28"/>
           <w:szCs w:val="28"/>
         </w:rPr>
@@ -21351,7 +21248,7 @@
               <w:bottom w:val="single" w:color="BFBFBF" w:sz="4"/>
               <w:right w:val="single" w:color="BFBFBF" w:sz="4"/>
             </w:tcBorders>
-            <w:shd w:fill="1F4E79" w:val="clear"/>
+            <w:shd w:fill="000000" w:val="clear"/>
             <w:tcMar>
               <w:top w:type="dxa" w:w="80"/>
               <w:left w:type="dxa" w:w="140"/>
@@ -21386,7 +21283,7 @@
               <w:bottom w:val="single" w:color="BFBFBF" w:sz="4"/>
               <w:right w:val="single" w:color="BFBFBF" w:sz="4"/>
             </w:tcBorders>
-            <w:shd w:fill="1F4E79" w:val="clear"/>
+            <w:shd w:fill="000000" w:val="clear"/>
             <w:tcMar>
               <w:top w:type="dxa" w:w="80"/>
               <w:left w:type="dxa" w:w="140"/>
@@ -21421,7 +21318,7 @@
               <w:bottom w:val="single" w:color="BFBFBF" w:sz="4"/>
               <w:right w:val="single" w:color="BFBFBF" w:sz="4"/>
             </w:tcBorders>
-            <w:shd w:fill="1F4E79" w:val="clear"/>
+            <w:shd w:fill="000000" w:val="clear"/>
             <w:tcMar>
               <w:top w:type="dxa" w:w="80"/>
               <w:left w:type="dxa" w:w="140"/>
@@ -21456,7 +21353,7 @@
               <w:bottom w:val="single" w:color="BFBFBF" w:sz="4"/>
               <w:right w:val="single" w:color="BFBFBF" w:sz="4"/>
             </w:tcBorders>
-            <w:shd w:fill="1F4E79" w:val="clear"/>
+            <w:shd w:fill="000000" w:val="clear"/>
             <w:tcMar>
               <w:top w:type="dxa" w:w="80"/>
               <w:left w:type="dxa" w:w="140"/>
@@ -21514,7 +21411,7 @@
                 <w:rFonts w:ascii="Times New Roman" w:cs="Times New Roman" w:eastAsia="Times New Roman" w:hAnsi="Times New Roman"/>
                 <w:b/>
                 <w:bCs/>
-                <w:color w:val="2563EB"/>
+                <w:color w:val="000000"/>
                 <w:sz w:val="22"/>
                 <w:szCs w:val="22"/>
               </w:rPr>
@@ -21584,7 +21481,7 @@
                 <w:rFonts w:ascii="Times New Roman" w:cs="Times New Roman" w:eastAsia="Times New Roman" w:hAnsi="Times New Roman"/>
                 <w:b/>
                 <w:bCs/>
-                <w:color w:val="375623"/>
+                <w:color w:val="000000"/>
                 <w:sz w:val="22"/>
                 <w:szCs w:val="22"/>
               </w:rPr>
@@ -21659,7 +21556,7 @@
                 <w:rFonts w:ascii="Times New Roman" w:cs="Times New Roman" w:eastAsia="Times New Roman" w:hAnsi="Times New Roman"/>
                 <w:b/>
                 <w:bCs/>
-                <w:color w:val="2563EB"/>
+                <w:color w:val="000000"/>
                 <w:sz w:val="22"/>
                 <w:szCs w:val="22"/>
               </w:rPr>
@@ -21729,7 +21626,7 @@
                 <w:rFonts w:ascii="Times New Roman" w:cs="Times New Roman" w:eastAsia="Times New Roman" w:hAnsi="Times New Roman"/>
                 <w:b/>
                 <w:bCs/>
-                <w:color w:val="375623"/>
+                <w:color w:val="000000"/>
                 <w:sz w:val="22"/>
                 <w:szCs w:val="22"/>
               </w:rPr>
@@ -21804,7 +21701,7 @@
                 <w:rFonts w:ascii="Times New Roman" w:cs="Times New Roman" w:eastAsia="Times New Roman" w:hAnsi="Times New Roman"/>
                 <w:b/>
                 <w:bCs/>
-                <w:color w:val="2563EB"/>
+                <w:color w:val="000000"/>
                 <w:sz w:val="22"/>
                 <w:szCs w:val="22"/>
               </w:rPr>
@@ -21874,7 +21771,7 @@
                 <w:rFonts w:ascii="Times New Roman" w:cs="Times New Roman" w:eastAsia="Times New Roman" w:hAnsi="Times New Roman"/>
                 <w:b/>
                 <w:bCs/>
-                <w:color w:val="843C0C"/>
+                <w:color w:val="000000"/>
                 <w:sz w:val="22"/>
                 <w:szCs w:val="22"/>
               </w:rPr>
@@ -21949,7 +21846,7 @@
                 <w:rFonts w:ascii="Times New Roman" w:cs="Times New Roman" w:eastAsia="Times New Roman" w:hAnsi="Times New Roman"/>
                 <w:b/>
                 <w:bCs/>
-                <w:color w:val="2563EB"/>
+                <w:color w:val="000000"/>
                 <w:sz w:val="22"/>
                 <w:szCs w:val="22"/>
               </w:rPr>
@@ -22019,7 +21916,7 @@
                 <w:rFonts w:ascii="Times New Roman" w:cs="Times New Roman" w:eastAsia="Times New Roman" w:hAnsi="Times New Roman"/>
                 <w:b/>
                 <w:bCs/>
-                <w:color w:val="843C0C"/>
+                <w:color w:val="000000"/>
                 <w:sz w:val="22"/>
                 <w:szCs w:val="22"/>
               </w:rPr>
@@ -22094,7 +21991,7 @@
                 <w:rFonts w:ascii="Times New Roman" w:cs="Times New Roman" w:eastAsia="Times New Roman" w:hAnsi="Times New Roman"/>
                 <w:b/>
                 <w:bCs/>
-                <w:color w:val="2563EB"/>
+                <w:color w:val="000000"/>
                 <w:sz w:val="22"/>
                 <w:szCs w:val="22"/>
               </w:rPr>
@@ -22164,7 +22061,7 @@
                 <w:rFonts w:ascii="Times New Roman" w:cs="Times New Roman" w:eastAsia="Times New Roman" w:hAnsi="Times New Roman"/>
                 <w:b/>
                 <w:bCs/>
-                <w:color w:val="922B21"/>
+                <w:color w:val="000000"/>
                 <w:sz w:val="22"/>
                 <w:szCs w:val="22"/>
               </w:rPr>
@@ -22224,7 +22121,7 @@
     </w:p>
     <w:p>
       <w:pPr>
-        <w:shd w:fill="1F4E79" w:val="clear"/>
+        <w:shd w:fill="000000" w:val="clear"/>
         <w:spacing w:after="200" w:before="200"/>
         <w:jc w:val="center"/>
       </w:pPr>
@@ -22719,7 +22616,7 @@
       <w:rFonts w:ascii="Times New Roman" w:cs="Times New Roman" w:eastAsia="Times New Roman" w:hAnsi="Times New Roman"/>
       <w:b/>
       <w:bCs/>
-      <w:color w:val="2563EB"/>
+      <w:color w:val="000000"/>
       <w:sz w:val="28"/>
       <w:szCs w:val="28"/>
     </w:rPr>
@@ -22737,7 +22634,7 @@
       <w:rFonts w:ascii="Times New Roman" w:cs="Times New Roman" w:eastAsia="Times New Roman" w:hAnsi="Times New Roman"/>
       <w:b/>
       <w:bCs/>
-      <w:color w:val="1B2A4A"/>
+      <w:color w:val="000000"/>
       <w:sz w:val="28"/>
       <w:szCs w:val="28"/>
     </w:rPr>

--- a/TaiLieuGiangDay_UngDungAI/GiaoTrinh_UngDungAI_PhanTichDuLieu.docx
+++ b/TaiLieuGiangDay_UngDungAI/GiaoTrinh_UngDungAI_PhanTichDuLieu.docx
@@ -4,7 +4,7 @@
   <w:body>
     <w:tbl>
       <w:tblPr>
-        <w:tblW w:type="dxa" w:w="8906"/>
+        <w:tblW w:type="dxa" w:w="9071"/>
         <w:tblBorders>
           <w:top w:val="single" w:color="auto" w:sz="4"/>
           <w:left w:val="single" w:color="auto" w:sz="4"/>
@@ -15,13 +15,13 @@
         </w:tblBorders>
       </w:tblPr>
       <w:tblGrid>
-        <w:gridCol w:w="3562"/>
-        <w:gridCol w:w="5344"/>
+        <w:gridCol w:w="3628"/>
+        <w:gridCol w:w="5443"/>
       </w:tblGrid>
       <w:tr>
         <w:tc>
           <w:tcPr>
-            <w:tcW w:type="dxa" w:w="3562"/>
+            <w:tcW w:type="dxa" w:w="3628"/>
             <w:tcBorders>
               <w:top w:val="none" w:color="FFFFFF" w:sz="0"/>
               <w:left w:val="none" w:color="FFFFFF" w:sz="0"/>
@@ -85,7 +85,7 @@
         </w:tc>
         <w:tc>
           <w:tcPr>
-            <w:tcW w:type="dxa" w:w="5344"/>
+            <w:tcW w:type="dxa" w:w="5443"/>
             <w:tcBorders>
               <w:top w:val="none" w:color="FFFFFF" w:sz="0"/>
               <w:left w:val="none" w:color="FFFFFF" w:sz="0"/>
@@ -258,7 +258,7 @@
     </w:p>
     <w:tbl>
       <w:tblPr>
-        <w:tblW w:type="dxa" w:w="8906"/>
+        <w:tblW w:type="dxa" w:w="9071"/>
         <w:tblBorders>
           <w:top w:val="single" w:color="auto" w:sz="4"/>
           <w:left w:val="single" w:color="auto" w:sz="4"/>
@@ -269,9 +269,9 @@
         </w:tblBorders>
       </w:tblPr>
       <w:tblGrid>
-        <w:gridCol w:w="3919"/>
-        <w:gridCol w:w="2494"/>
-        <w:gridCol w:w="2493"/>
+        <w:gridCol w:w="3991"/>
+        <w:gridCol w:w="2540"/>
+        <w:gridCol w:w="2540"/>
       </w:tblGrid>
       <w:tr>
         <w:trPr>
@@ -280,7 +280,7 @@
         </w:trPr>
         <w:tc>
           <w:tcPr>
-            <w:tcW w:type="dxa" w:w="3919"/>
+            <w:tcW w:type="dxa" w:w="3991"/>
             <w:tcBorders>
               <w:top w:val="single" w:color="000000" w:sz="8"/>
               <w:left w:val="single" w:color="000000" w:sz="8"/>
@@ -314,7 +314,7 @@
         </w:tc>
         <w:tc>
           <w:tcPr>
-            <w:tcW w:type="dxa" w:w="2494"/>
+            <w:tcW w:type="dxa" w:w="2540"/>
             <w:tcBorders>
               <w:top w:val="single" w:color="000000" w:sz="8"/>
               <w:left w:val="single" w:color="000000" w:sz="8"/>
@@ -348,7 +348,7 @@
         </w:tc>
         <w:tc>
           <w:tcPr>
-            <w:tcW w:type="dxa" w:w="2493"/>
+            <w:tcW w:type="dxa" w:w="2540"/>
             <w:tcBorders>
               <w:top w:val="single" w:color="000000" w:sz="8"/>
               <w:left w:val="single" w:color="000000" w:sz="8"/>
@@ -387,7 +387,7 @@
         </w:trPr>
         <w:tc>
           <w:tcPr>
-            <w:tcW w:type="dxa" w:w="3919"/>
+            <w:tcW w:type="dxa" w:w="3991"/>
             <w:tcBorders>
               <w:top w:val="single" w:color="000000" w:sz="8"/>
               <w:left w:val="single" w:color="000000" w:sz="8"/>
@@ -421,7 +421,7 @@
         </w:tc>
         <w:tc>
           <w:tcPr>
-            <w:tcW w:type="dxa" w:w="2494"/>
+            <w:tcW w:type="dxa" w:w="2540"/>
             <w:tcBorders>
               <w:top w:val="single" w:color="000000" w:sz="8"/>
               <w:left w:val="single" w:color="000000" w:sz="8"/>
@@ -455,7 +455,7 @@
         </w:tc>
         <w:tc>
           <w:tcPr>
-            <w:tcW w:type="dxa" w:w="2493"/>
+            <w:tcW w:type="dxa" w:w="2540"/>
             <w:tcBorders>
               <w:top w:val="single" w:color="000000" w:sz="8"/>
               <w:left w:val="single" w:color="000000" w:sz="8"/>
@@ -494,7 +494,7 @@
         </w:trPr>
         <w:tc>
           <w:tcPr>
-            <w:tcW w:type="dxa" w:w="3919"/>
+            <w:tcW w:type="dxa" w:w="3991"/>
             <w:tcBorders>
               <w:top w:val="single" w:color="000000" w:sz="8"/>
               <w:left w:val="single" w:color="000000" w:sz="8"/>
@@ -528,7 +528,7 @@
         </w:tc>
         <w:tc>
           <w:tcPr>
-            <w:tcW w:type="dxa" w:w="2494"/>
+            <w:tcW w:type="dxa" w:w="2540"/>
             <w:tcBorders>
               <w:top w:val="single" w:color="000000" w:sz="8"/>
               <w:left w:val="single" w:color="000000" w:sz="8"/>
@@ -562,7 +562,7 @@
         </w:tc>
         <w:tc>
           <w:tcPr>
-            <w:tcW w:type="dxa" w:w="2493"/>
+            <w:tcW w:type="dxa" w:w="2540"/>
             <w:tcBorders>
               <w:top w:val="single" w:color="000000" w:sz="8"/>
               <w:left w:val="single" w:color="000000" w:sz="8"/>
@@ -601,7 +601,7 @@
         </w:trPr>
         <w:tc>
           <w:tcPr>
-            <w:tcW w:type="dxa" w:w="3919"/>
+            <w:tcW w:type="dxa" w:w="3991"/>
             <w:tcBorders>
               <w:top w:val="single" w:color="000000" w:sz="8"/>
               <w:left w:val="single" w:color="000000" w:sz="8"/>
@@ -635,7 +635,7 @@
         </w:tc>
         <w:tc>
           <w:tcPr>
-            <w:tcW w:type="dxa" w:w="2494"/>
+            <w:tcW w:type="dxa" w:w="2540"/>
             <w:tcBorders>
               <w:top w:val="single" w:color="000000" w:sz="8"/>
               <w:left w:val="single" w:color="000000" w:sz="8"/>
@@ -669,7 +669,7 @@
         </w:tc>
         <w:tc>
           <w:tcPr>
-            <w:tcW w:type="dxa" w:w="2493"/>
+            <w:tcW w:type="dxa" w:w="2540"/>
             <w:tcBorders>
               <w:top w:val="single" w:color="000000" w:sz="8"/>
               <w:left w:val="single" w:color="000000" w:sz="8"/>
@@ -728,7 +728,7 @@
       <w:pPr>
         <w:sectPr>
           <w:pgSz w:w="11906" w:h="16838" w:orient="portrait"/>
-          <w:pgMar w:top="1300" w:right="1300" w:bottom="1300" w:left="1700" w:header="708" w:footer="708" w:gutter="0"/>
+          <w:pgMar w:top="1134" w:right="1134" w:bottom="1134" w:left="1701" w:header="708" w:footer="708" w:gutter="0"/>
           <w:pgBorders>
             <w:top w:val="double" w:color="000000" w:sz="18" w:space="22"/>
             <w:left w:val="double" w:color="000000" w:sz="18" w:space="22"/>
@@ -763,7 +763,7 @@
     <w:p>
       <w:pPr>
         <w:tabs>
-          <w:tab w:val="right" w:pos="8646" w:leader="dot"/>
+          <w:tab w:val="right" w:pos="8871" w:leader="dot"/>
         </w:tabs>
         <w:spacing w:after="140" w:line="320" w:lineRule="auto"/>
         <w:ind w:left="0"/>
@@ -792,13 +792,13 @@
           <w:sz w:val="28"/>
           <w:szCs w:val="28"/>
         </w:rPr>
-        <w:t xml:space="preserve">	5</w:t>
+        <w:t xml:space="preserve">	4</w:t>
       </w:r>
     </w:p>
     <w:p>
       <w:pPr>
         <w:tabs>
-          <w:tab w:val="right" w:pos="8646" w:leader="dot"/>
+          <w:tab w:val="right" w:pos="8871" w:leader="dot"/>
         </w:tabs>
         <w:spacing w:after="140" w:line="320" w:lineRule="auto"/>
         <w:ind w:left="0"/>
@@ -827,13 +827,13 @@
           <w:sz w:val="28"/>
           <w:szCs w:val="28"/>
         </w:rPr>
-        <w:t xml:space="preserve">	6</w:t>
+        <w:t xml:space="preserve">	5</w:t>
       </w:r>
     </w:p>
     <w:p>
       <w:pPr>
         <w:tabs>
-          <w:tab w:val="right" w:pos="8646" w:leader="dot"/>
+          <w:tab w:val="right" w:pos="8871" w:leader="dot"/>
         </w:tabs>
         <w:spacing w:after="70" w:line="320" w:lineRule="auto"/>
         <w:ind w:left="480"/>
@@ -862,13 +862,13 @@
           <w:sz w:val="26"/>
           <w:szCs w:val="26"/>
         </w:rPr>
-        <w:t xml:space="preserve">	6</w:t>
+        <w:t xml:space="preserve">	5</w:t>
       </w:r>
     </w:p>
     <w:p>
       <w:pPr>
         <w:tabs>
-          <w:tab w:val="right" w:pos="8646" w:leader="dot"/>
+          <w:tab w:val="right" w:pos="8871" w:leader="dot"/>
         </w:tabs>
         <w:spacing w:after="70" w:line="320" w:lineRule="auto"/>
         <w:ind w:left="480"/>
@@ -897,13 +897,13 @@
           <w:sz w:val="26"/>
           <w:szCs w:val="26"/>
         </w:rPr>
-        <w:t xml:space="preserve">	6</w:t>
+        <w:t xml:space="preserve">	5</w:t>
       </w:r>
     </w:p>
     <w:p>
       <w:pPr>
         <w:tabs>
-          <w:tab w:val="right" w:pos="8646" w:leader="dot"/>
+          <w:tab w:val="right" w:pos="8871" w:leader="dot"/>
         </w:tabs>
         <w:spacing w:after="70" w:line="320" w:lineRule="auto"/>
         <w:ind w:left="480"/>
@@ -932,13 +932,13 @@
           <w:sz w:val="26"/>
           <w:szCs w:val="26"/>
         </w:rPr>
-        <w:t xml:space="preserve">	7</w:t>
+        <w:t xml:space="preserve">	6</w:t>
       </w:r>
     </w:p>
     <w:p>
       <w:pPr>
         <w:tabs>
-          <w:tab w:val="right" w:pos="8646" w:leader="dot"/>
+          <w:tab w:val="right" w:pos="8871" w:leader="dot"/>
         </w:tabs>
         <w:spacing w:after="70" w:line="320" w:lineRule="auto"/>
         <w:ind w:left="480"/>
@@ -967,13 +967,13 @@
           <w:sz w:val="26"/>
           <w:szCs w:val="26"/>
         </w:rPr>
-        <w:t xml:space="preserve">	7</w:t>
+        <w:t xml:space="preserve">	6</w:t>
       </w:r>
     </w:p>
     <w:p>
       <w:pPr>
         <w:tabs>
-          <w:tab w:val="right" w:pos="8646" w:leader="dot"/>
+          <w:tab w:val="right" w:pos="8871" w:leader="dot"/>
         </w:tabs>
         <w:spacing w:after="70" w:line="320" w:lineRule="auto"/>
         <w:ind w:left="480"/>
@@ -1002,13 +1002,13 @@
           <w:sz w:val="26"/>
           <w:szCs w:val="26"/>
         </w:rPr>
-        <w:t xml:space="preserve">	8</w:t>
+        <w:t xml:space="preserve">	6</w:t>
       </w:r>
     </w:p>
     <w:p>
       <w:pPr>
         <w:tabs>
-          <w:tab w:val="right" w:pos="8646" w:leader="dot"/>
+          <w:tab w:val="right" w:pos="8871" w:leader="dot"/>
         </w:tabs>
         <w:spacing w:after="140" w:line="320" w:lineRule="auto"/>
         <w:ind w:left="0"/>
@@ -1037,13 +1037,13 @@
           <w:sz w:val="28"/>
           <w:szCs w:val="28"/>
         </w:rPr>
-        <w:t xml:space="preserve">	9</w:t>
+        <w:t xml:space="preserve">	8</w:t>
       </w:r>
     </w:p>
     <w:p>
       <w:pPr>
         <w:tabs>
-          <w:tab w:val="right" w:pos="8646" w:leader="dot"/>
+          <w:tab w:val="right" w:pos="8871" w:leader="dot"/>
         </w:tabs>
         <w:spacing w:after="70" w:line="320" w:lineRule="auto"/>
         <w:ind w:left="480"/>
@@ -1072,13 +1072,13 @@
           <w:sz w:val="26"/>
           <w:szCs w:val="26"/>
         </w:rPr>
-        <w:t xml:space="preserve">	9</w:t>
+        <w:t xml:space="preserve">	8</w:t>
       </w:r>
     </w:p>
     <w:p>
       <w:pPr>
         <w:tabs>
-          <w:tab w:val="right" w:pos="8646" w:leader="dot"/>
+          <w:tab w:val="right" w:pos="8871" w:leader="dot"/>
         </w:tabs>
         <w:spacing w:after="70" w:line="320" w:lineRule="auto"/>
         <w:ind w:left="480"/>
@@ -1107,13 +1107,13 @@
           <w:sz w:val="26"/>
           <w:szCs w:val="26"/>
         </w:rPr>
-        <w:t xml:space="preserve">	9</w:t>
+        <w:t xml:space="preserve">	8</w:t>
       </w:r>
     </w:p>
     <w:p>
       <w:pPr>
         <w:tabs>
-          <w:tab w:val="right" w:pos="8646" w:leader="dot"/>
+          <w:tab w:val="right" w:pos="8871" w:leader="dot"/>
         </w:tabs>
         <w:spacing w:after="70" w:line="320" w:lineRule="auto"/>
         <w:ind w:left="480"/>
@@ -1142,13 +1142,13 @@
           <w:sz w:val="26"/>
           <w:szCs w:val="26"/>
         </w:rPr>
-        <w:t xml:space="preserve">	10</w:t>
+        <w:t xml:space="preserve">	9</w:t>
       </w:r>
     </w:p>
     <w:p>
       <w:pPr>
         <w:tabs>
-          <w:tab w:val="right" w:pos="8646" w:leader="dot"/>
+          <w:tab w:val="right" w:pos="8871" w:leader="dot"/>
         </w:tabs>
         <w:spacing w:after="70" w:line="320" w:lineRule="auto"/>
         <w:ind w:left="480"/>
@@ -1177,13 +1177,13 @@
           <w:sz w:val="26"/>
           <w:szCs w:val="26"/>
         </w:rPr>
-        <w:t xml:space="preserve">	11</w:t>
+        <w:t xml:space="preserve">	10</w:t>
       </w:r>
     </w:p>
     <w:p>
       <w:pPr>
         <w:tabs>
-          <w:tab w:val="right" w:pos="8646" w:leader="dot"/>
+          <w:tab w:val="right" w:pos="8871" w:leader="dot"/>
         </w:tabs>
         <w:spacing w:after="70" w:line="320" w:lineRule="auto"/>
         <w:ind w:left="480"/>
@@ -1212,13 +1212,13 @@
           <w:sz w:val="26"/>
           <w:szCs w:val="26"/>
         </w:rPr>
-        <w:t xml:space="preserve">	11</w:t>
+        <w:t xml:space="preserve">	10</w:t>
       </w:r>
     </w:p>
     <w:p>
       <w:pPr>
         <w:tabs>
-          <w:tab w:val="right" w:pos="8646" w:leader="dot"/>
+          <w:tab w:val="right" w:pos="8871" w:leader="dot"/>
         </w:tabs>
         <w:spacing w:after="140" w:line="320" w:lineRule="auto"/>
         <w:ind w:left="0"/>
@@ -1247,13 +1247,13 @@
           <w:sz w:val="28"/>
           <w:szCs w:val="28"/>
         </w:rPr>
-        <w:t xml:space="preserve">	13</w:t>
+        <w:t xml:space="preserve">	11</w:t>
       </w:r>
     </w:p>
     <w:p>
       <w:pPr>
         <w:tabs>
-          <w:tab w:val="right" w:pos="8646" w:leader="dot"/>
+          <w:tab w:val="right" w:pos="8871" w:leader="dot"/>
         </w:tabs>
         <w:spacing w:after="70" w:line="320" w:lineRule="auto"/>
         <w:ind w:left="480"/>
@@ -1282,13 +1282,13 @@
           <w:sz w:val="26"/>
           <w:szCs w:val="26"/>
         </w:rPr>
-        <w:t xml:space="preserve">	13</w:t>
+        <w:t xml:space="preserve">	11</w:t>
       </w:r>
     </w:p>
     <w:p>
       <w:pPr>
         <w:tabs>
-          <w:tab w:val="right" w:pos="8646" w:leader="dot"/>
+          <w:tab w:val="right" w:pos="8871" w:leader="dot"/>
         </w:tabs>
         <w:spacing w:after="70" w:line="320" w:lineRule="auto"/>
         <w:ind w:left="480"/>
@@ -1317,13 +1317,13 @@
           <w:sz w:val="26"/>
           <w:szCs w:val="26"/>
         </w:rPr>
-        <w:t xml:space="preserve">	13</w:t>
+        <w:t xml:space="preserve">	11</w:t>
       </w:r>
     </w:p>
     <w:p>
       <w:pPr>
         <w:tabs>
-          <w:tab w:val="right" w:pos="8646" w:leader="dot"/>
+          <w:tab w:val="right" w:pos="8871" w:leader="dot"/>
         </w:tabs>
         <w:spacing w:after="70" w:line="320" w:lineRule="auto"/>
         <w:ind w:left="480"/>
@@ -1352,13 +1352,13 @@
           <w:sz w:val="26"/>
           <w:szCs w:val="26"/>
         </w:rPr>
-        <w:t xml:space="preserve">	14</w:t>
+        <w:t xml:space="preserve">	12</w:t>
       </w:r>
     </w:p>
     <w:p>
       <w:pPr>
         <w:tabs>
-          <w:tab w:val="right" w:pos="8646" w:leader="dot"/>
+          <w:tab w:val="right" w:pos="8871" w:leader="dot"/>
         </w:tabs>
         <w:spacing w:after="70" w:line="320" w:lineRule="auto"/>
         <w:ind w:left="480"/>
@@ -1387,13 +1387,13 @@
           <w:sz w:val="26"/>
           <w:szCs w:val="26"/>
         </w:rPr>
-        <w:t xml:space="preserve">	14</w:t>
+        <w:t xml:space="preserve">	12</w:t>
       </w:r>
     </w:p>
     <w:p>
       <w:pPr>
         <w:tabs>
-          <w:tab w:val="right" w:pos="8646" w:leader="dot"/>
+          <w:tab w:val="right" w:pos="8871" w:leader="dot"/>
         </w:tabs>
         <w:spacing w:after="70" w:line="320" w:lineRule="auto"/>
         <w:ind w:left="480"/>
@@ -1422,13 +1422,13 @@
           <w:sz w:val="26"/>
           <w:szCs w:val="26"/>
         </w:rPr>
-        <w:t xml:space="preserve">	15</w:t>
+        <w:t xml:space="preserve">	13</w:t>
       </w:r>
     </w:p>
     <w:p>
       <w:pPr>
         <w:tabs>
-          <w:tab w:val="right" w:pos="8646" w:leader="dot"/>
+          <w:tab w:val="right" w:pos="8871" w:leader="dot"/>
         </w:tabs>
         <w:spacing w:after="140" w:line="320" w:lineRule="auto"/>
         <w:ind w:left="0"/>
@@ -1457,13 +1457,13 @@
           <w:sz w:val="28"/>
           <w:szCs w:val="28"/>
         </w:rPr>
-        <w:t xml:space="preserve">	17</w:t>
+        <w:t xml:space="preserve">	14</w:t>
       </w:r>
     </w:p>
     <w:p>
       <w:pPr>
         <w:tabs>
-          <w:tab w:val="right" w:pos="8646" w:leader="dot"/>
+          <w:tab w:val="right" w:pos="8871" w:leader="dot"/>
         </w:tabs>
         <w:spacing w:after="70" w:line="320" w:lineRule="auto"/>
         <w:ind w:left="480"/>
@@ -1492,13 +1492,13 @@
           <w:sz w:val="26"/>
           <w:szCs w:val="26"/>
         </w:rPr>
-        <w:t xml:space="preserve">	17</w:t>
+        <w:t xml:space="preserve">	14</w:t>
       </w:r>
     </w:p>
     <w:p>
       <w:pPr>
         <w:tabs>
-          <w:tab w:val="right" w:pos="8646" w:leader="dot"/>
+          <w:tab w:val="right" w:pos="8871" w:leader="dot"/>
         </w:tabs>
         <w:spacing w:after="70" w:line="320" w:lineRule="auto"/>
         <w:ind w:left="480"/>
@@ -1527,13 +1527,13 @@
           <w:sz w:val="26"/>
           <w:szCs w:val="26"/>
         </w:rPr>
-        <w:t xml:space="preserve">	17</w:t>
+        <w:t xml:space="preserve">	14</w:t>
       </w:r>
     </w:p>
     <w:p>
       <w:pPr>
         <w:tabs>
-          <w:tab w:val="right" w:pos="8646" w:leader="dot"/>
+          <w:tab w:val="right" w:pos="8871" w:leader="dot"/>
         </w:tabs>
         <w:spacing w:after="70" w:line="320" w:lineRule="auto"/>
         <w:ind w:left="480"/>
@@ -1562,13 +1562,13 @@
           <w:sz w:val="26"/>
           <w:szCs w:val="26"/>
         </w:rPr>
-        <w:t xml:space="preserve">	18</w:t>
+        <w:t xml:space="preserve">	15</w:t>
       </w:r>
     </w:p>
     <w:p>
       <w:pPr>
         <w:tabs>
-          <w:tab w:val="right" w:pos="8646" w:leader="dot"/>
+          <w:tab w:val="right" w:pos="8871" w:leader="dot"/>
         </w:tabs>
         <w:spacing w:after="70" w:line="320" w:lineRule="auto"/>
         <w:ind w:left="480"/>
@@ -1597,13 +1597,13 @@
           <w:sz w:val="26"/>
           <w:szCs w:val="26"/>
         </w:rPr>
-        <w:t xml:space="preserve">	19</w:t>
+        <w:t xml:space="preserve">	15</w:t>
       </w:r>
     </w:p>
     <w:p>
       <w:pPr>
         <w:tabs>
-          <w:tab w:val="right" w:pos="8646" w:leader="dot"/>
+          <w:tab w:val="right" w:pos="8871" w:leader="dot"/>
         </w:tabs>
         <w:spacing w:after="140" w:line="320" w:lineRule="auto"/>
         <w:ind w:left="0"/>
@@ -1632,13 +1632,13 @@
           <w:sz w:val="28"/>
           <w:szCs w:val="28"/>
         </w:rPr>
-        <w:t xml:space="preserve">	20</w:t>
+        <w:t xml:space="preserve">	17</w:t>
       </w:r>
     </w:p>
     <w:p>
       <w:pPr>
         <w:tabs>
-          <w:tab w:val="right" w:pos="8646" w:leader="dot"/>
+          <w:tab w:val="right" w:pos="8871" w:leader="dot"/>
         </w:tabs>
         <w:spacing w:after="70" w:line="320" w:lineRule="auto"/>
         <w:ind w:left="480"/>
@@ -1667,13 +1667,13 @@
           <w:sz w:val="26"/>
           <w:szCs w:val="26"/>
         </w:rPr>
-        <w:t xml:space="preserve">	20</w:t>
+        <w:t xml:space="preserve">	17</w:t>
       </w:r>
     </w:p>
     <w:p>
       <w:pPr>
         <w:tabs>
-          <w:tab w:val="right" w:pos="8646" w:leader="dot"/>
+          <w:tab w:val="right" w:pos="8871" w:leader="dot"/>
         </w:tabs>
         <w:spacing w:after="70" w:line="320" w:lineRule="auto"/>
         <w:ind w:left="480"/>
@@ -1702,13 +1702,13 @@
           <w:sz w:val="26"/>
           <w:szCs w:val="26"/>
         </w:rPr>
-        <w:t xml:space="preserve">	20</w:t>
+        <w:t xml:space="preserve">	17</w:t>
       </w:r>
     </w:p>
     <w:p>
       <w:pPr>
         <w:tabs>
-          <w:tab w:val="right" w:pos="8646" w:leader="dot"/>
+          <w:tab w:val="right" w:pos="8871" w:leader="dot"/>
         </w:tabs>
         <w:spacing w:after="70" w:line="320" w:lineRule="auto"/>
         <w:ind w:left="480"/>
@@ -1737,13 +1737,13 @@
           <w:sz w:val="26"/>
           <w:szCs w:val="26"/>
         </w:rPr>
-        <w:t xml:space="preserve">	21</w:t>
+        <w:t xml:space="preserve">	18</w:t>
       </w:r>
     </w:p>
     <w:p>
       <w:pPr>
         <w:tabs>
-          <w:tab w:val="right" w:pos="8646" w:leader="dot"/>
+          <w:tab w:val="right" w:pos="8871" w:leader="dot"/>
         </w:tabs>
         <w:spacing w:after="70" w:line="320" w:lineRule="auto"/>
         <w:ind w:left="480"/>
@@ -1772,13 +1772,13 @@
           <w:sz w:val="26"/>
           <w:szCs w:val="26"/>
         </w:rPr>
-        <w:t xml:space="preserve">	23</w:t>
+        <w:t xml:space="preserve">	19</w:t>
       </w:r>
     </w:p>
     <w:p>
       <w:pPr>
         <w:tabs>
-          <w:tab w:val="right" w:pos="8646" w:leader="dot"/>
+          <w:tab w:val="right" w:pos="8871" w:leader="dot"/>
         </w:tabs>
         <w:spacing w:after="70" w:line="320" w:lineRule="auto"/>
         <w:ind w:left="480"/>
@@ -1807,13 +1807,13 @@
           <w:sz w:val="26"/>
           <w:szCs w:val="26"/>
         </w:rPr>
-        <w:t xml:space="preserve">	23</w:t>
+        <w:t xml:space="preserve">	20</w:t>
       </w:r>
     </w:p>
     <w:p>
       <w:pPr>
         <w:tabs>
-          <w:tab w:val="right" w:pos="8646" w:leader="dot"/>
+          <w:tab w:val="right" w:pos="8871" w:leader="dot"/>
         </w:tabs>
         <w:spacing w:after="140" w:line="320" w:lineRule="auto"/>
         <w:ind w:left="0"/>
@@ -1842,13 +1842,13 @@
           <w:sz w:val="28"/>
           <w:szCs w:val="28"/>
         </w:rPr>
-        <w:t xml:space="preserve">	25</w:t>
+        <w:t xml:space="preserve">	21</w:t>
       </w:r>
     </w:p>
     <w:p>
       <w:pPr>
         <w:tabs>
-          <w:tab w:val="right" w:pos="8646" w:leader="dot"/>
+          <w:tab w:val="right" w:pos="8871" w:leader="dot"/>
         </w:tabs>
         <w:spacing w:after="70" w:line="320" w:lineRule="auto"/>
         <w:ind w:left="480"/>
@@ -1877,13 +1877,13 @@
           <w:sz w:val="26"/>
           <w:szCs w:val="26"/>
         </w:rPr>
-        <w:t xml:space="preserve">	25</w:t>
+        <w:t xml:space="preserve">	21</w:t>
       </w:r>
     </w:p>
     <w:p>
       <w:pPr>
         <w:tabs>
-          <w:tab w:val="right" w:pos="8646" w:leader="dot"/>
+          <w:tab w:val="right" w:pos="8871" w:leader="dot"/>
         </w:tabs>
         <w:spacing w:after="70" w:line="320" w:lineRule="auto"/>
         <w:ind w:left="480"/>
@@ -1912,13 +1912,13 @@
           <w:sz w:val="26"/>
           <w:szCs w:val="26"/>
         </w:rPr>
-        <w:t xml:space="preserve">	25</w:t>
+        <w:t xml:space="preserve">	21</w:t>
       </w:r>
     </w:p>
     <w:p>
       <w:pPr>
         <w:tabs>
-          <w:tab w:val="right" w:pos="8646" w:leader="dot"/>
+          <w:tab w:val="right" w:pos="8871" w:leader="dot"/>
         </w:tabs>
         <w:spacing w:after="70" w:line="320" w:lineRule="auto"/>
         <w:ind w:left="480"/>
@@ -1947,13 +1947,13 @@
           <w:sz w:val="26"/>
           <w:szCs w:val="26"/>
         </w:rPr>
-        <w:t xml:space="preserve">	26</w:t>
+        <w:t xml:space="preserve">	22</w:t>
       </w:r>
     </w:p>
     <w:p>
       <w:pPr>
         <w:tabs>
-          <w:tab w:val="right" w:pos="8646" w:leader="dot"/>
+          <w:tab w:val="right" w:pos="8871" w:leader="dot"/>
         </w:tabs>
         <w:spacing w:after="70" w:line="320" w:lineRule="auto"/>
         <w:ind w:left="480"/>
@@ -1982,13 +1982,13 @@
           <w:sz w:val="26"/>
           <w:szCs w:val="26"/>
         </w:rPr>
-        <w:t xml:space="preserve">	26</w:t>
+        <w:t xml:space="preserve">	22</w:t>
       </w:r>
     </w:p>
     <w:p>
       <w:pPr>
         <w:tabs>
-          <w:tab w:val="right" w:pos="8646" w:leader="dot"/>
+          <w:tab w:val="right" w:pos="8871" w:leader="dot"/>
         </w:tabs>
         <w:spacing w:after="70" w:line="320" w:lineRule="auto"/>
         <w:ind w:left="480"/>
@@ -2017,13 +2017,13 @@
           <w:sz w:val="26"/>
           <w:szCs w:val="26"/>
         </w:rPr>
-        <w:t xml:space="preserve">	27</w:t>
+        <w:t xml:space="preserve">	23</w:t>
       </w:r>
     </w:p>
     <w:p>
       <w:pPr>
         <w:tabs>
-          <w:tab w:val="right" w:pos="8646" w:leader="dot"/>
+          <w:tab w:val="right" w:pos="8871" w:leader="dot"/>
         </w:tabs>
         <w:spacing w:after="70" w:line="320" w:lineRule="auto"/>
         <w:ind w:left="480"/>
@@ -2052,7 +2052,7 @@
           <w:sz w:val="26"/>
           <w:szCs w:val="26"/>
         </w:rPr>
-        <w:t xml:space="preserve">	27</w:t>
+        <w:t xml:space="preserve">	23</w:t>
       </w:r>
     </w:p>
     <w:p>
@@ -2082,7 +2082,7 @@
     </w:p>
     <w:tbl>
       <w:tblPr>
-        <w:tblW w:type="dxa" w:w="8846"/>
+        <w:tblW w:type="dxa" w:w="9071"/>
         <w:tblBorders>
           <w:top w:val="single" w:color="auto" w:sz="4"/>
           <w:left w:val="single" w:color="auto" w:sz="4"/>
@@ -2094,7 +2094,7 @@
       </w:tblPr>
       <w:tblGrid>
         <w:gridCol w:w="700"/>
-        <w:gridCol w:w="8146"/>
+        <w:gridCol w:w="8371"/>
       </w:tblGrid>
       <w:tr>
         <w:trPr>
@@ -2137,7 +2137,7 @@
         </w:tc>
         <w:tc>
           <w:tcPr>
-            <w:tcW w:type="dxa" w:w="8146"/>
+            <w:tcW w:type="dxa" w:w="8371"/>
             <w:tcBorders>
               <w:top w:val="single" w:color="BFBFBF" w:sz="4"/>
               <w:left w:val="single" w:color="BFBFBF" w:sz="4"/>
@@ -2212,7 +2212,7 @@
         </w:tc>
         <w:tc>
           <w:tcPr>
-            <w:tcW w:type="dxa" w:w="8146"/>
+            <w:tcW w:type="dxa" w:w="8371"/>
             <w:tcBorders>
               <w:top w:val="single" w:color="BFBFBF" w:sz="4"/>
               <w:left w:val="single" w:color="BFBFBF" w:sz="4"/>
@@ -2287,7 +2287,7 @@
         </w:tc>
         <w:tc>
           <w:tcPr>
-            <w:tcW w:type="dxa" w:w="8146"/>
+            <w:tcW w:type="dxa" w:w="8371"/>
             <w:tcBorders>
               <w:top w:val="single" w:color="BFBFBF" w:sz="4"/>
               <w:left w:val="single" w:color="BFBFBF" w:sz="4"/>
@@ -2362,7 +2362,7 @@
         </w:tc>
         <w:tc>
           <w:tcPr>
-            <w:tcW w:type="dxa" w:w="8146"/>
+            <w:tcW w:type="dxa" w:w="8371"/>
             <w:tcBorders>
               <w:top w:val="single" w:color="BFBFBF" w:sz="4"/>
               <w:left w:val="single" w:color="BFBFBF" w:sz="4"/>
@@ -2437,7 +2437,7 @@
         </w:tc>
         <w:tc>
           <w:tcPr>
-            <w:tcW w:type="dxa" w:w="8146"/>
+            <w:tcW w:type="dxa" w:w="8371"/>
             <w:tcBorders>
               <w:top w:val="single" w:color="BFBFBF" w:sz="4"/>
               <w:left w:val="single" w:color="BFBFBF" w:sz="4"/>
@@ -2512,7 +2512,7 @@
         </w:tc>
         <w:tc>
           <w:tcPr>
-            <w:tcW w:type="dxa" w:w="8146"/>
+            <w:tcW w:type="dxa" w:w="8371"/>
             <w:tcBorders>
               <w:top w:val="single" w:color="BFBFBF" w:sz="4"/>
               <w:left w:val="single" w:color="BFBFBF" w:sz="4"/>
@@ -2587,7 +2587,7 @@
         </w:tc>
         <w:tc>
           <w:tcPr>
-            <w:tcW w:type="dxa" w:w="8146"/>
+            <w:tcW w:type="dxa" w:w="8371"/>
             <w:tcBorders>
               <w:top w:val="single" w:color="BFBFBF" w:sz="4"/>
               <w:left w:val="single" w:color="BFBFBF" w:sz="4"/>
@@ -2662,7 +2662,7 @@
         </w:tc>
         <w:tc>
           <w:tcPr>
-            <w:tcW w:type="dxa" w:w="8146"/>
+            <w:tcW w:type="dxa" w:w="8371"/>
             <w:tcBorders>
               <w:top w:val="single" w:color="BFBFBF" w:sz="4"/>
               <w:left w:val="single" w:color="BFBFBF" w:sz="4"/>
@@ -2737,7 +2737,7 @@
         </w:tc>
         <w:tc>
           <w:tcPr>
-            <w:tcW w:type="dxa" w:w="8146"/>
+            <w:tcW w:type="dxa" w:w="8371"/>
             <w:tcBorders>
               <w:top w:val="single" w:color="BFBFBF" w:sz="4"/>
               <w:left w:val="single" w:color="BFBFBF" w:sz="4"/>
@@ -2903,7 +2903,7 @@
     </w:p>
     <w:tbl>
       <w:tblPr>
-        <w:tblW w:type="dxa" w:w="8846"/>
+        <w:tblW w:type="dxa" w:w="9071"/>
         <w:tblBorders>
           <w:top w:val="single" w:color="auto" w:sz="4"/>
           <w:left w:val="single" w:color="auto" w:sz="4"/>
@@ -2916,7 +2916,7 @@
       <w:tblGrid>
         <w:gridCol w:w="2600"/>
         <w:gridCol w:w="1500"/>
-        <w:gridCol w:w="4746"/>
+        <w:gridCol w:w="4971"/>
       </w:tblGrid>
       <w:tr>
         <w:trPr>
@@ -2995,7 +2995,7 @@
         </w:tc>
         <w:tc>
           <w:tcPr>
-            <w:tcW w:type="dxa" w:w="4746"/>
+            <w:tcW w:type="dxa" w:w="4971"/>
             <w:tcBorders>
               <w:top w:val="single" w:color="BFBFBF" w:sz="4"/>
               <w:left w:val="single" w:color="BFBFBF" w:sz="4"/>
@@ -3105,7 +3105,7 @@
         </w:tc>
         <w:tc>
           <w:tcPr>
-            <w:tcW w:type="dxa" w:w="4746"/>
+            <w:tcW w:type="dxa" w:w="4971"/>
             <w:tcBorders>
               <w:top w:val="single" w:color="BFBFBF" w:sz="4"/>
               <w:left w:val="single" w:color="BFBFBF" w:sz="4"/>
@@ -3215,7 +3215,7 @@
         </w:tc>
         <w:tc>
           <w:tcPr>
-            <w:tcW w:type="dxa" w:w="4746"/>
+            <w:tcW w:type="dxa" w:w="4971"/>
             <w:tcBorders>
               <w:top w:val="single" w:color="BFBFBF" w:sz="4"/>
               <w:left w:val="single" w:color="BFBFBF" w:sz="4"/>
@@ -3325,7 +3325,7 @@
         </w:tc>
         <w:tc>
           <w:tcPr>
-            <w:tcW w:type="dxa" w:w="4746"/>
+            <w:tcW w:type="dxa" w:w="4971"/>
             <w:tcBorders>
               <w:top w:val="single" w:color="BFBFBF" w:sz="4"/>
               <w:left w:val="single" w:color="BFBFBF" w:sz="4"/>
@@ -3435,7 +3435,7 @@
         </w:tc>
         <w:tc>
           <w:tcPr>
-            <w:tcW w:type="dxa" w:w="4746"/>
+            <w:tcW w:type="dxa" w:w="4971"/>
             <w:tcBorders>
               <w:top w:val="single" w:color="BFBFBF" w:sz="4"/>
               <w:left w:val="single" w:color="BFBFBF" w:sz="4"/>
@@ -3545,7 +3545,7 @@
         </w:tc>
         <w:tc>
           <w:tcPr>
-            <w:tcW w:type="dxa" w:w="4746"/>
+            <w:tcW w:type="dxa" w:w="4971"/>
             <w:tcBorders>
               <w:top w:val="single" w:color="BFBFBF" w:sz="4"/>
               <w:left w:val="single" w:color="BFBFBF" w:sz="4"/>
@@ -3655,7 +3655,7 @@
         </w:tc>
         <w:tc>
           <w:tcPr>
-            <w:tcW w:type="dxa" w:w="4746"/>
+            <w:tcW w:type="dxa" w:w="4971"/>
             <w:tcBorders>
               <w:top w:val="single" w:color="BFBFBF" w:sz="4"/>
               <w:left w:val="single" w:color="BFBFBF" w:sz="4"/>
@@ -3765,7 +3765,7 @@
         </w:tc>
         <w:tc>
           <w:tcPr>
-            <w:tcW w:type="dxa" w:w="4746"/>
+            <w:tcW w:type="dxa" w:w="4971"/>
             <w:tcBorders>
               <w:top w:val="single" w:color="BFBFBF" w:sz="4"/>
               <w:left w:val="single" w:color="BFBFBF" w:sz="4"/>
@@ -3875,7 +3875,7 @@
         </w:tc>
         <w:tc>
           <w:tcPr>
-            <w:tcW w:type="dxa" w:w="4746"/>
+            <w:tcW w:type="dxa" w:w="4971"/>
             <w:tcBorders>
               <w:top w:val="single" w:color="BFBFBF" w:sz="4"/>
               <w:left w:val="single" w:color="BFBFBF" w:sz="4"/>
@@ -4083,7 +4083,7 @@
     </w:p>
     <w:tbl>
       <w:tblPr>
-        <w:tblW w:type="dxa" w:w="8846"/>
+        <w:tblW w:type="dxa" w:w="9071"/>
         <w:tblBorders>
           <w:top w:val="single" w:color="auto" w:sz="4"/>
           <w:left w:val="single" w:color="auto" w:sz="4"/>
@@ -4096,7 +4096,7 @@
       <w:tblGrid>
         <w:gridCol w:w="1100"/>
         <w:gridCol w:w="2200"/>
-        <w:gridCol w:w="5546"/>
+        <w:gridCol w:w="5771"/>
       </w:tblGrid>
       <w:tr>
         <w:trPr>
@@ -4175,7 +4175,7 @@
         </w:tc>
         <w:tc>
           <w:tcPr>
-            <w:tcW w:type="dxa" w:w="5546"/>
+            <w:tcW w:type="dxa" w:w="5771"/>
             <w:tcBorders>
               <w:top w:val="single" w:color="BFBFBF" w:sz="4"/>
               <w:left w:val="single" w:color="BFBFBF" w:sz="4"/>
@@ -4285,7 +4285,7 @@
         </w:tc>
         <w:tc>
           <w:tcPr>
-            <w:tcW w:type="dxa" w:w="5546"/>
+            <w:tcW w:type="dxa" w:w="5771"/>
             <w:tcBorders>
               <w:top w:val="single" w:color="BFBFBF" w:sz="4"/>
               <w:left w:val="single" w:color="BFBFBF" w:sz="4"/>
@@ -4395,7 +4395,7 @@
         </w:tc>
         <w:tc>
           <w:tcPr>
-            <w:tcW w:type="dxa" w:w="5546"/>
+            <w:tcW w:type="dxa" w:w="5771"/>
             <w:tcBorders>
               <w:top w:val="single" w:color="BFBFBF" w:sz="4"/>
               <w:left w:val="single" w:color="BFBFBF" w:sz="4"/>
@@ -4505,7 +4505,7 @@
         </w:tc>
         <w:tc>
           <w:tcPr>
-            <w:tcW w:type="dxa" w:w="5546"/>
+            <w:tcW w:type="dxa" w:w="5771"/>
             <w:tcBorders>
               <w:top w:val="single" w:color="BFBFBF" w:sz="4"/>
               <w:left w:val="single" w:color="BFBFBF" w:sz="4"/>
@@ -4615,7 +4615,7 @@
         </w:tc>
         <w:tc>
           <w:tcPr>
-            <w:tcW w:type="dxa" w:w="5546"/>
+            <w:tcW w:type="dxa" w:w="5771"/>
             <w:tcBorders>
               <w:top w:val="single" w:color="BFBFBF" w:sz="4"/>
               <w:left w:val="single" w:color="BFBFBF" w:sz="4"/>
@@ -4725,7 +4725,7 @@
         </w:tc>
         <w:tc>
           <w:tcPr>
-            <w:tcW w:type="dxa" w:w="5546"/>
+            <w:tcW w:type="dxa" w:w="5771"/>
             <w:tcBorders>
               <w:top w:val="single" w:color="BFBFBF" w:sz="4"/>
               <w:left w:val="single" w:color="BFBFBF" w:sz="4"/>
@@ -4782,7 +4782,7 @@
     </w:p>
     <w:tbl>
       <w:tblPr>
-        <w:tblW w:type="dxa" w:w="8846"/>
+        <w:tblW w:type="dxa" w:w="9071"/>
         <w:tblBorders>
           <w:top w:val="single" w:color="auto" w:sz="4"/>
           <w:left w:val="single" w:color="auto" w:sz="4"/>
@@ -4796,7 +4796,7 @@
         <w:gridCol w:w="780"/>
         <w:gridCol w:w="2250"/>
         <w:gridCol w:w="1000"/>
-        <w:gridCol w:w="4816"/>
+        <w:gridCol w:w="5041"/>
       </w:tblGrid>
       <w:tr>
         <w:trPr>
@@ -4910,7 +4910,7 @@
         </w:tc>
         <w:tc>
           <w:tcPr>
-            <w:tcW w:type="dxa" w:w="4816"/>
+            <w:tcW w:type="dxa" w:w="5041"/>
             <w:tcBorders>
               <w:top w:val="single" w:color="BFBFBF" w:sz="4"/>
               <w:left w:val="single" w:color="BFBFBF" w:sz="4"/>
@@ -5055,7 +5055,7 @@
         </w:tc>
         <w:tc>
           <w:tcPr>
-            <w:tcW w:type="dxa" w:w="4816"/>
+            <w:tcW w:type="dxa" w:w="5041"/>
             <w:tcBorders>
               <w:top w:val="single" w:color="BFBFBF" w:sz="4"/>
               <w:left w:val="single" w:color="BFBFBF" w:sz="4"/>
@@ -5200,7 +5200,7 @@
         </w:tc>
         <w:tc>
           <w:tcPr>
-            <w:tcW w:type="dxa" w:w="4816"/>
+            <w:tcW w:type="dxa" w:w="5041"/>
             <w:tcBorders>
               <w:top w:val="single" w:color="BFBFBF" w:sz="4"/>
               <w:left w:val="single" w:color="BFBFBF" w:sz="4"/>
@@ -5345,7 +5345,7 @@
         </w:tc>
         <w:tc>
           <w:tcPr>
-            <w:tcW w:type="dxa" w:w="4816"/>
+            <w:tcW w:type="dxa" w:w="5041"/>
             <w:tcBorders>
               <w:top w:val="single" w:color="BFBFBF" w:sz="4"/>
               <w:left w:val="single" w:color="BFBFBF" w:sz="4"/>
@@ -5490,7 +5490,7 @@
         </w:tc>
         <w:tc>
           <w:tcPr>
-            <w:tcW w:type="dxa" w:w="4816"/>
+            <w:tcW w:type="dxa" w:w="5041"/>
             <w:tcBorders>
               <w:top w:val="single" w:color="BFBFBF" w:sz="4"/>
               <w:left w:val="single" w:color="BFBFBF" w:sz="4"/>
@@ -5635,7 +5635,7 @@
         </w:tc>
         <w:tc>
           <w:tcPr>
-            <w:tcW w:type="dxa" w:w="4816"/>
+            <w:tcW w:type="dxa" w:w="5041"/>
             <w:tcBorders>
               <w:top w:val="single" w:color="BFBFBF" w:sz="4"/>
               <w:left w:val="single" w:color="BFBFBF" w:sz="4"/>
@@ -5748,7 +5748,7 @@
     </w:p>
     <w:tbl>
       <w:tblPr>
-        <w:tblW w:type="dxa" w:w="8846"/>
+        <w:tblW w:type="dxa" w:w="9071"/>
         <w:tblBorders>
           <w:top w:val="single" w:color="auto" w:sz="4"/>
           <w:left w:val="single" w:color="auto" w:sz="4"/>
@@ -5761,7 +5761,7 @@
       <w:tblGrid>
         <w:gridCol w:w="1900"/>
         <w:gridCol w:w="2600"/>
-        <w:gridCol w:w="4346"/>
+        <w:gridCol w:w="4571"/>
       </w:tblGrid>
       <w:tr>
         <w:trPr>
@@ -5840,7 +5840,7 @@
         </w:tc>
         <w:tc>
           <w:tcPr>
-            <w:tcW w:type="dxa" w:w="4346"/>
+            <w:tcW w:type="dxa" w:w="4571"/>
             <w:tcBorders>
               <w:top w:val="single" w:color="BFBFBF" w:sz="4"/>
               <w:left w:val="single" w:color="BFBFBF" w:sz="4"/>
@@ -5950,7 +5950,7 @@
         </w:tc>
         <w:tc>
           <w:tcPr>
-            <w:tcW w:type="dxa" w:w="4346"/>
+            <w:tcW w:type="dxa" w:w="4571"/>
             <w:tcBorders>
               <w:top w:val="single" w:color="BFBFBF" w:sz="4"/>
               <w:left w:val="single" w:color="BFBFBF" w:sz="4"/>
@@ -6060,7 +6060,7 @@
         </w:tc>
         <w:tc>
           <w:tcPr>
-            <w:tcW w:type="dxa" w:w="4346"/>
+            <w:tcW w:type="dxa" w:w="4571"/>
             <w:tcBorders>
               <w:top w:val="single" w:color="BFBFBF" w:sz="4"/>
               <w:left w:val="single" w:color="BFBFBF" w:sz="4"/>
@@ -6170,7 +6170,7 @@
         </w:tc>
         <w:tc>
           <w:tcPr>
-            <w:tcW w:type="dxa" w:w="4346"/>
+            <w:tcW w:type="dxa" w:w="4571"/>
             <w:tcBorders>
               <w:top w:val="single" w:color="BFBFBF" w:sz="4"/>
               <w:left w:val="single" w:color="BFBFBF" w:sz="4"/>
@@ -6287,7 +6287,7 @@
     </w:p>
     <w:tbl>
       <w:tblPr>
-        <w:tblW w:type="dxa" w:w="8846"/>
+        <w:tblW w:type="dxa" w:w="9071"/>
         <w:tblBorders>
           <w:top w:val="single" w:color="auto" w:sz="4"/>
           <w:left w:val="single" w:color="auto" w:sz="4"/>
@@ -6300,7 +6300,7 @@
       <w:tblGrid>
         <w:gridCol w:w="2200"/>
         <w:gridCol w:w="2500"/>
-        <w:gridCol w:w="4146"/>
+        <w:gridCol w:w="4371"/>
       </w:tblGrid>
       <w:tr>
         <w:trPr>
@@ -6379,7 +6379,7 @@
         </w:tc>
         <w:tc>
           <w:tcPr>
-            <w:tcW w:type="dxa" w:w="4146"/>
+            <w:tcW w:type="dxa" w:w="4371"/>
             <w:tcBorders>
               <w:top w:val="single" w:color="BFBFBF" w:sz="4"/>
               <w:left w:val="single" w:color="BFBFBF" w:sz="4"/>
@@ -6489,7 +6489,7 @@
         </w:tc>
         <w:tc>
           <w:tcPr>
-            <w:tcW w:type="dxa" w:w="4146"/>
+            <w:tcW w:type="dxa" w:w="4371"/>
             <w:tcBorders>
               <w:top w:val="single" w:color="BFBFBF" w:sz="4"/>
               <w:left w:val="single" w:color="BFBFBF" w:sz="4"/>
@@ -6599,7 +6599,7 @@
         </w:tc>
         <w:tc>
           <w:tcPr>
-            <w:tcW w:type="dxa" w:w="4146"/>
+            <w:tcW w:type="dxa" w:w="4371"/>
             <w:tcBorders>
               <w:top w:val="single" w:color="BFBFBF" w:sz="4"/>
               <w:left w:val="single" w:color="BFBFBF" w:sz="4"/>
@@ -6709,7 +6709,7 @@
         </w:tc>
         <w:tc>
           <w:tcPr>
-            <w:tcW w:type="dxa" w:w="4146"/>
+            <w:tcW w:type="dxa" w:w="4371"/>
             <w:tcBorders>
               <w:top w:val="single" w:color="BFBFBF" w:sz="4"/>
               <w:left w:val="single" w:color="BFBFBF" w:sz="4"/>
@@ -6819,7 +6819,7 @@
         </w:tc>
         <w:tc>
           <w:tcPr>
-            <w:tcW w:type="dxa" w:w="4146"/>
+            <w:tcW w:type="dxa" w:w="4371"/>
             <w:tcBorders>
               <w:top w:val="single" w:color="BFBFBF" w:sz="4"/>
               <w:left w:val="single" w:color="BFBFBF" w:sz="4"/>
@@ -7271,7 +7271,7 @@
     </w:p>
     <w:tbl>
       <w:tblPr>
-        <w:tblW w:type="dxa" w:w="8846"/>
+        <w:tblW w:type="dxa" w:w="9071"/>
         <w:tblBorders>
           <w:top w:val="single" w:color="auto" w:sz="4"/>
           <w:left w:val="single" w:color="auto" w:sz="4"/>
@@ -7283,7 +7283,7 @@
       </w:tblPr>
       <w:tblGrid>
         <w:gridCol w:w="2700"/>
-        <w:gridCol w:w="6146"/>
+        <w:gridCol w:w="6371"/>
       </w:tblGrid>
       <w:tr>
         <w:trPr>
@@ -7326,7 +7326,7 @@
         </w:tc>
         <w:tc>
           <w:tcPr>
-            <w:tcW w:type="dxa" w:w="6146"/>
+            <w:tcW w:type="dxa" w:w="6371"/>
             <w:tcBorders>
               <w:top w:val="single" w:color="BFBFBF" w:sz="4"/>
               <w:left w:val="single" w:color="BFBFBF" w:sz="4"/>
@@ -7401,7 +7401,7 @@
         </w:tc>
         <w:tc>
           <w:tcPr>
-            <w:tcW w:type="dxa" w:w="6146"/>
+            <w:tcW w:type="dxa" w:w="6371"/>
             <w:tcBorders>
               <w:top w:val="single" w:color="BFBFBF" w:sz="4"/>
               <w:left w:val="single" w:color="BFBFBF" w:sz="4"/>
@@ -7476,7 +7476,7 @@
         </w:tc>
         <w:tc>
           <w:tcPr>
-            <w:tcW w:type="dxa" w:w="6146"/>
+            <w:tcW w:type="dxa" w:w="6371"/>
             <w:tcBorders>
               <w:top w:val="single" w:color="BFBFBF" w:sz="4"/>
               <w:left w:val="single" w:color="BFBFBF" w:sz="4"/>
@@ -7551,7 +7551,7 @@
         </w:tc>
         <w:tc>
           <w:tcPr>
-            <w:tcW w:type="dxa" w:w="6146"/>
+            <w:tcW w:type="dxa" w:w="6371"/>
             <w:tcBorders>
               <w:top w:val="single" w:color="BFBFBF" w:sz="4"/>
               <w:left w:val="single" w:color="BFBFBF" w:sz="4"/>
@@ -7626,7 +7626,7 @@
         </w:tc>
         <w:tc>
           <w:tcPr>
-            <w:tcW w:type="dxa" w:w="6146"/>
+            <w:tcW w:type="dxa" w:w="6371"/>
             <w:tcBorders>
               <w:top w:val="single" w:color="BFBFBF" w:sz="4"/>
               <w:left w:val="single" w:color="BFBFBF" w:sz="4"/>
@@ -7716,7 +7716,7 @@
     </w:p>
     <w:tbl>
       <w:tblPr>
-        <w:tblW w:type="dxa" w:w="8846"/>
+        <w:tblW w:type="dxa" w:w="9071"/>
         <w:tblBorders>
           <w:top w:val="single" w:color="auto" w:sz="4"/>
           <w:left w:val="single" w:color="auto" w:sz="4"/>
@@ -7730,7 +7730,7 @@
         <w:gridCol w:w="780"/>
         <w:gridCol w:w="2250"/>
         <w:gridCol w:w="1000"/>
-        <w:gridCol w:w="4816"/>
+        <w:gridCol w:w="5041"/>
       </w:tblGrid>
       <w:tr>
         <w:trPr>
@@ -7844,7 +7844,7 @@
         </w:tc>
         <w:tc>
           <w:tcPr>
-            <w:tcW w:type="dxa" w:w="4816"/>
+            <w:tcW w:type="dxa" w:w="5041"/>
             <w:tcBorders>
               <w:top w:val="single" w:color="BFBFBF" w:sz="4"/>
               <w:left w:val="single" w:color="BFBFBF" w:sz="4"/>
@@ -7989,7 +7989,7 @@
         </w:tc>
         <w:tc>
           <w:tcPr>
-            <w:tcW w:type="dxa" w:w="4816"/>
+            <w:tcW w:type="dxa" w:w="5041"/>
             <w:tcBorders>
               <w:top w:val="single" w:color="BFBFBF" w:sz="4"/>
               <w:left w:val="single" w:color="BFBFBF" w:sz="4"/>
@@ -8134,7 +8134,7 @@
         </w:tc>
         <w:tc>
           <w:tcPr>
-            <w:tcW w:type="dxa" w:w="4816"/>
+            <w:tcW w:type="dxa" w:w="5041"/>
             <w:tcBorders>
               <w:top w:val="single" w:color="BFBFBF" w:sz="4"/>
               <w:left w:val="single" w:color="BFBFBF" w:sz="4"/>
@@ -8279,7 +8279,7 @@
         </w:tc>
         <w:tc>
           <w:tcPr>
-            <w:tcW w:type="dxa" w:w="4816"/>
+            <w:tcW w:type="dxa" w:w="5041"/>
             <w:tcBorders>
               <w:top w:val="single" w:color="BFBFBF" w:sz="4"/>
               <w:left w:val="single" w:color="BFBFBF" w:sz="4"/>
@@ -8424,7 +8424,7 @@
         </w:tc>
         <w:tc>
           <w:tcPr>
-            <w:tcW w:type="dxa" w:w="4816"/>
+            <w:tcW w:type="dxa" w:w="5041"/>
             <w:tcBorders>
               <w:top w:val="single" w:color="BFBFBF" w:sz="4"/>
               <w:left w:val="single" w:color="BFBFBF" w:sz="4"/>
@@ -8569,7 +8569,7 @@
         </w:tc>
         <w:tc>
           <w:tcPr>
-            <w:tcW w:type="dxa" w:w="4816"/>
+            <w:tcW w:type="dxa" w:w="5041"/>
             <w:tcBorders>
               <w:top w:val="single" w:color="BFBFBF" w:sz="4"/>
               <w:left w:val="single" w:color="BFBFBF" w:sz="4"/>
@@ -8732,7 +8732,7 @@
     </w:p>
     <w:tbl>
       <w:tblPr>
-        <w:tblW w:type="dxa" w:w="8846"/>
+        <w:tblW w:type="dxa" w:w="9071"/>
         <w:tblBorders>
           <w:top w:val="single" w:color="auto" w:sz="4"/>
           <w:left w:val="single" w:color="auto" w:sz="4"/>
@@ -8745,7 +8745,7 @@
       <w:tblGrid>
         <w:gridCol w:w="2400"/>
         <w:gridCol w:w="2500"/>
-        <w:gridCol w:w="3946"/>
+        <w:gridCol w:w="4171"/>
       </w:tblGrid>
       <w:tr>
         <w:trPr>
@@ -8824,7 +8824,7 @@
         </w:tc>
         <w:tc>
           <w:tcPr>
-            <w:tcW w:type="dxa" w:w="3946"/>
+            <w:tcW w:type="dxa" w:w="4171"/>
             <w:tcBorders>
               <w:top w:val="single" w:color="BFBFBF" w:sz="4"/>
               <w:left w:val="single" w:color="BFBFBF" w:sz="4"/>
@@ -8934,7 +8934,7 @@
         </w:tc>
         <w:tc>
           <w:tcPr>
-            <w:tcW w:type="dxa" w:w="3946"/>
+            <w:tcW w:type="dxa" w:w="4171"/>
             <w:tcBorders>
               <w:top w:val="single" w:color="BFBFBF" w:sz="4"/>
               <w:left w:val="single" w:color="BFBFBF" w:sz="4"/>
@@ -9044,7 +9044,7 @@
         </w:tc>
         <w:tc>
           <w:tcPr>
-            <w:tcW w:type="dxa" w:w="3946"/>
+            <w:tcW w:type="dxa" w:w="4171"/>
             <w:tcBorders>
               <w:top w:val="single" w:color="BFBFBF" w:sz="4"/>
               <w:left w:val="single" w:color="BFBFBF" w:sz="4"/>
@@ -9154,7 +9154,7 @@
         </w:tc>
         <w:tc>
           <w:tcPr>
-            <w:tcW w:type="dxa" w:w="3946"/>
+            <w:tcW w:type="dxa" w:w="4171"/>
             <w:tcBorders>
               <w:top w:val="single" w:color="BFBFBF" w:sz="4"/>
               <w:left w:val="single" w:color="BFBFBF" w:sz="4"/>
@@ -9264,7 +9264,7 @@
         </w:tc>
         <w:tc>
           <w:tcPr>
-            <w:tcW w:type="dxa" w:w="3946"/>
+            <w:tcW w:type="dxa" w:w="4171"/>
             <w:tcBorders>
               <w:top w:val="single" w:color="BFBFBF" w:sz="4"/>
               <w:left w:val="single" w:color="BFBFBF" w:sz="4"/>
@@ -9374,7 +9374,7 @@
         </w:tc>
         <w:tc>
           <w:tcPr>
-            <w:tcW w:type="dxa" w:w="3946"/>
+            <w:tcW w:type="dxa" w:w="4171"/>
             <w:tcBorders>
               <w:top w:val="single" w:color="BFBFBF" w:sz="4"/>
               <w:left w:val="single" w:color="BFBFBF" w:sz="4"/>
@@ -9484,7 +9484,7 @@
         </w:tc>
         <w:tc>
           <w:tcPr>
-            <w:tcW w:type="dxa" w:w="3946"/>
+            <w:tcW w:type="dxa" w:w="4171"/>
             <w:tcBorders>
               <w:top w:val="single" w:color="BFBFBF" w:sz="4"/>
               <w:left w:val="single" w:color="BFBFBF" w:sz="4"/>
@@ -9594,7 +9594,7 @@
         </w:tc>
         <w:tc>
           <w:tcPr>
-            <w:tcW w:type="dxa" w:w="3946"/>
+            <w:tcW w:type="dxa" w:w="4171"/>
             <w:tcBorders>
               <w:top w:val="single" w:color="BFBFBF" w:sz="4"/>
               <w:left w:val="single" w:color="BFBFBF" w:sz="4"/>
@@ -9876,7 +9876,7 @@
     </w:p>
     <w:tbl>
       <w:tblPr>
-        <w:tblW w:type="dxa" w:w="8846"/>
+        <w:tblW w:type="dxa" w:w="9071"/>
         <w:tblBorders>
           <w:top w:val="single" w:color="auto" w:sz="4"/>
           <w:left w:val="single" w:color="auto" w:sz="4"/>
@@ -9889,7 +9889,7 @@
       <w:tblGrid>
         <w:gridCol w:w="1900"/>
         <w:gridCol w:w="2800"/>
-        <w:gridCol w:w="4146"/>
+        <w:gridCol w:w="4371"/>
       </w:tblGrid>
       <w:tr>
         <w:trPr>
@@ -9968,7 +9968,7 @@
         </w:tc>
         <w:tc>
           <w:tcPr>
-            <w:tcW w:type="dxa" w:w="4146"/>
+            <w:tcW w:type="dxa" w:w="4371"/>
             <w:tcBorders>
               <w:top w:val="single" w:color="BFBFBF" w:sz="4"/>
               <w:left w:val="single" w:color="BFBFBF" w:sz="4"/>
@@ -10078,7 +10078,7 @@
         </w:tc>
         <w:tc>
           <w:tcPr>
-            <w:tcW w:type="dxa" w:w="4146"/>
+            <w:tcW w:type="dxa" w:w="4371"/>
             <w:tcBorders>
               <w:top w:val="single" w:color="BFBFBF" w:sz="4"/>
               <w:left w:val="single" w:color="BFBFBF" w:sz="4"/>
@@ -10188,7 +10188,7 @@
         </w:tc>
         <w:tc>
           <w:tcPr>
-            <w:tcW w:type="dxa" w:w="4146"/>
+            <w:tcW w:type="dxa" w:w="4371"/>
             <w:tcBorders>
               <w:top w:val="single" w:color="BFBFBF" w:sz="4"/>
               <w:left w:val="single" w:color="BFBFBF" w:sz="4"/>
@@ -10298,7 +10298,7 @@
         </w:tc>
         <w:tc>
           <w:tcPr>
-            <w:tcW w:type="dxa" w:w="4146"/>
+            <w:tcW w:type="dxa" w:w="4371"/>
             <w:tcBorders>
               <w:top w:val="single" w:color="BFBFBF" w:sz="4"/>
               <w:left w:val="single" w:color="BFBFBF" w:sz="4"/>
@@ -10408,7 +10408,7 @@
         </w:tc>
         <w:tc>
           <w:tcPr>
-            <w:tcW w:type="dxa" w:w="4146"/>
+            <w:tcW w:type="dxa" w:w="4371"/>
             <w:tcBorders>
               <w:top w:val="single" w:color="BFBFBF" w:sz="4"/>
               <w:left w:val="single" w:color="BFBFBF" w:sz="4"/>
@@ -10730,7 +10730,7 @@
     </w:p>
     <w:tbl>
       <w:tblPr>
-        <w:tblW w:type="dxa" w:w="8846"/>
+        <w:tblW w:type="dxa" w:w="9071"/>
         <w:tblBorders>
           <w:top w:val="single" w:color="auto" w:sz="4"/>
           <w:left w:val="single" w:color="auto" w:sz="4"/>
@@ -10744,7 +10744,7 @@
         <w:gridCol w:w="780"/>
         <w:gridCol w:w="2250"/>
         <w:gridCol w:w="1000"/>
-        <w:gridCol w:w="4816"/>
+        <w:gridCol w:w="5041"/>
       </w:tblGrid>
       <w:tr>
         <w:trPr>
@@ -10858,7 +10858,7 @@
         </w:tc>
         <w:tc>
           <w:tcPr>
-            <w:tcW w:type="dxa" w:w="4816"/>
+            <w:tcW w:type="dxa" w:w="5041"/>
             <w:tcBorders>
               <w:top w:val="single" w:color="BFBFBF" w:sz="4"/>
               <w:left w:val="single" w:color="BFBFBF" w:sz="4"/>
@@ -11003,7 +11003,7 @@
         </w:tc>
         <w:tc>
           <w:tcPr>
-            <w:tcW w:type="dxa" w:w="4816"/>
+            <w:tcW w:type="dxa" w:w="5041"/>
             <w:tcBorders>
               <w:top w:val="single" w:color="BFBFBF" w:sz="4"/>
               <w:left w:val="single" w:color="BFBFBF" w:sz="4"/>
@@ -11148,7 +11148,7 @@
         </w:tc>
         <w:tc>
           <w:tcPr>
-            <w:tcW w:type="dxa" w:w="4816"/>
+            <w:tcW w:type="dxa" w:w="5041"/>
             <w:tcBorders>
               <w:top w:val="single" w:color="BFBFBF" w:sz="4"/>
               <w:left w:val="single" w:color="BFBFBF" w:sz="4"/>
@@ -11293,7 +11293,7 @@
         </w:tc>
         <w:tc>
           <w:tcPr>
-            <w:tcW w:type="dxa" w:w="4816"/>
+            <w:tcW w:type="dxa" w:w="5041"/>
             <w:tcBorders>
               <w:top w:val="single" w:color="BFBFBF" w:sz="4"/>
               <w:left w:val="single" w:color="BFBFBF" w:sz="4"/>
@@ -11438,7 +11438,7 @@
         </w:tc>
         <w:tc>
           <w:tcPr>
-            <w:tcW w:type="dxa" w:w="4816"/>
+            <w:tcW w:type="dxa" w:w="5041"/>
             <w:tcBorders>
               <w:top w:val="single" w:color="BFBFBF" w:sz="4"/>
               <w:left w:val="single" w:color="BFBFBF" w:sz="4"/>
@@ -11583,7 +11583,7 @@
         </w:tc>
         <w:tc>
           <w:tcPr>
-            <w:tcW w:type="dxa" w:w="4816"/>
+            <w:tcW w:type="dxa" w:w="5041"/>
             <w:tcBorders>
               <w:top w:val="single" w:color="BFBFBF" w:sz="4"/>
               <w:left w:val="single" w:color="BFBFBF" w:sz="4"/>
@@ -11696,7 +11696,7 @@
     </w:p>
     <w:tbl>
       <w:tblPr>
-        <w:tblW w:type="dxa" w:w="8846"/>
+        <w:tblW w:type="dxa" w:w="9071"/>
         <w:tblBorders>
           <w:top w:val="single" w:color="auto" w:sz="4"/>
           <w:left w:val="single" w:color="auto" w:sz="4"/>
@@ -11709,7 +11709,7 @@
       <w:tblGrid>
         <w:gridCol w:w="2500"/>
         <w:gridCol w:w="2400"/>
-        <w:gridCol w:w="3946"/>
+        <w:gridCol w:w="4171"/>
       </w:tblGrid>
       <w:tr>
         <w:trPr>
@@ -11788,7 +11788,7 @@
         </w:tc>
         <w:tc>
           <w:tcPr>
-            <w:tcW w:type="dxa" w:w="3946"/>
+            <w:tcW w:type="dxa" w:w="4171"/>
             <w:tcBorders>
               <w:top w:val="single" w:color="BFBFBF" w:sz="4"/>
               <w:left w:val="single" w:color="BFBFBF" w:sz="4"/>
@@ -11898,7 +11898,7 @@
         </w:tc>
         <w:tc>
           <w:tcPr>
-            <w:tcW w:type="dxa" w:w="3946"/>
+            <w:tcW w:type="dxa" w:w="4171"/>
             <w:tcBorders>
               <w:top w:val="single" w:color="BFBFBF" w:sz="4"/>
               <w:left w:val="single" w:color="BFBFBF" w:sz="4"/>
@@ -12008,7 +12008,7 @@
         </w:tc>
         <w:tc>
           <w:tcPr>
-            <w:tcW w:type="dxa" w:w="3946"/>
+            <w:tcW w:type="dxa" w:w="4171"/>
             <w:tcBorders>
               <w:top w:val="single" w:color="BFBFBF" w:sz="4"/>
               <w:left w:val="single" w:color="BFBFBF" w:sz="4"/>
@@ -12118,7 +12118,7 @@
         </w:tc>
         <w:tc>
           <w:tcPr>
-            <w:tcW w:type="dxa" w:w="3946"/>
+            <w:tcW w:type="dxa" w:w="4171"/>
             <w:tcBorders>
               <w:top w:val="single" w:color="BFBFBF" w:sz="4"/>
               <w:left w:val="single" w:color="BFBFBF" w:sz="4"/>
@@ -12228,7 +12228,7 @@
         </w:tc>
         <w:tc>
           <w:tcPr>
-            <w:tcW w:type="dxa" w:w="3946"/>
+            <w:tcW w:type="dxa" w:w="4171"/>
             <w:tcBorders>
               <w:top w:val="single" w:color="BFBFBF" w:sz="4"/>
               <w:left w:val="single" w:color="BFBFBF" w:sz="4"/>
@@ -12338,7 +12338,7 @@
         </w:tc>
         <w:tc>
           <w:tcPr>
-            <w:tcW w:type="dxa" w:w="3946"/>
+            <w:tcW w:type="dxa" w:w="4171"/>
             <w:tcBorders>
               <w:top w:val="single" w:color="BFBFBF" w:sz="4"/>
               <w:left w:val="single" w:color="BFBFBF" w:sz="4"/>
@@ -12448,7 +12448,7 @@
         </w:tc>
         <w:tc>
           <w:tcPr>
-            <w:tcW w:type="dxa" w:w="3946"/>
+            <w:tcW w:type="dxa" w:w="4171"/>
             <w:tcBorders>
               <w:top w:val="single" w:color="BFBFBF" w:sz="4"/>
               <w:left w:val="single" w:color="BFBFBF" w:sz="4"/>
@@ -12558,7 +12558,7 @@
         </w:tc>
         <w:tc>
           <w:tcPr>
-            <w:tcW w:type="dxa" w:w="3946"/>
+            <w:tcW w:type="dxa" w:w="4171"/>
             <w:tcBorders>
               <w:top w:val="single" w:color="BFBFBF" w:sz="4"/>
               <w:left w:val="single" w:color="BFBFBF" w:sz="4"/>
@@ -13050,7 +13050,7 @@
     </w:p>
     <w:tbl>
       <w:tblPr>
-        <w:tblW w:type="dxa" w:w="8846"/>
+        <w:tblW w:type="dxa" w:w="9071"/>
         <w:tblBorders>
           <w:top w:val="single" w:color="auto" w:sz="4"/>
           <w:left w:val="single" w:color="auto" w:sz="4"/>
@@ -13063,7 +13063,7 @@
       <w:tblGrid>
         <w:gridCol w:w="2500"/>
         <w:gridCol w:w="2400"/>
-        <w:gridCol w:w="3946"/>
+        <w:gridCol w:w="4171"/>
       </w:tblGrid>
       <w:tr>
         <w:trPr>
@@ -13142,7 +13142,7 @@
         </w:tc>
         <w:tc>
           <w:tcPr>
-            <w:tcW w:type="dxa" w:w="3946"/>
+            <w:tcW w:type="dxa" w:w="4171"/>
             <w:tcBorders>
               <w:top w:val="single" w:color="BFBFBF" w:sz="4"/>
               <w:left w:val="single" w:color="BFBFBF" w:sz="4"/>
@@ -13252,7 +13252,7 @@
         </w:tc>
         <w:tc>
           <w:tcPr>
-            <w:tcW w:type="dxa" w:w="3946"/>
+            <w:tcW w:type="dxa" w:w="4171"/>
             <w:tcBorders>
               <w:top w:val="single" w:color="BFBFBF" w:sz="4"/>
               <w:left w:val="single" w:color="BFBFBF" w:sz="4"/>
@@ -13362,7 +13362,7 @@
         </w:tc>
         <w:tc>
           <w:tcPr>
-            <w:tcW w:type="dxa" w:w="3946"/>
+            <w:tcW w:type="dxa" w:w="4171"/>
             <w:tcBorders>
               <w:top w:val="single" w:color="BFBFBF" w:sz="4"/>
               <w:left w:val="single" w:color="BFBFBF" w:sz="4"/>
@@ -13472,7 +13472,7 @@
         </w:tc>
         <w:tc>
           <w:tcPr>
-            <w:tcW w:type="dxa" w:w="3946"/>
+            <w:tcW w:type="dxa" w:w="4171"/>
             <w:tcBorders>
               <w:top w:val="single" w:color="BFBFBF" w:sz="4"/>
               <w:left w:val="single" w:color="BFBFBF" w:sz="4"/>
@@ -13547,7 +13547,7 @@
     </w:p>
     <w:tbl>
       <w:tblPr>
-        <w:tblW w:type="dxa" w:w="8846"/>
+        <w:tblW w:type="dxa" w:w="9071"/>
         <w:tblBorders>
           <w:top w:val="single" w:color="auto" w:sz="4"/>
           <w:left w:val="single" w:color="auto" w:sz="4"/>
@@ -13561,7 +13561,7 @@
         <w:gridCol w:w="780"/>
         <w:gridCol w:w="2250"/>
         <w:gridCol w:w="1000"/>
-        <w:gridCol w:w="4816"/>
+        <w:gridCol w:w="5041"/>
       </w:tblGrid>
       <w:tr>
         <w:trPr>
@@ -13675,7 +13675,7 @@
         </w:tc>
         <w:tc>
           <w:tcPr>
-            <w:tcW w:type="dxa" w:w="4816"/>
+            <w:tcW w:type="dxa" w:w="5041"/>
             <w:tcBorders>
               <w:top w:val="single" w:color="BFBFBF" w:sz="4"/>
               <w:left w:val="single" w:color="BFBFBF" w:sz="4"/>
@@ -13820,7 +13820,7 @@
         </w:tc>
         <w:tc>
           <w:tcPr>
-            <w:tcW w:type="dxa" w:w="4816"/>
+            <w:tcW w:type="dxa" w:w="5041"/>
             <w:tcBorders>
               <w:top w:val="single" w:color="BFBFBF" w:sz="4"/>
               <w:left w:val="single" w:color="BFBFBF" w:sz="4"/>
@@ -13965,7 +13965,7 @@
         </w:tc>
         <w:tc>
           <w:tcPr>
-            <w:tcW w:type="dxa" w:w="4816"/>
+            <w:tcW w:type="dxa" w:w="5041"/>
             <w:tcBorders>
               <w:top w:val="single" w:color="BFBFBF" w:sz="4"/>
               <w:left w:val="single" w:color="BFBFBF" w:sz="4"/>
@@ -14110,7 +14110,7 @@
         </w:tc>
         <w:tc>
           <w:tcPr>
-            <w:tcW w:type="dxa" w:w="4816"/>
+            <w:tcW w:type="dxa" w:w="5041"/>
             <w:tcBorders>
               <w:top w:val="single" w:color="BFBFBF" w:sz="4"/>
               <w:left w:val="single" w:color="BFBFBF" w:sz="4"/>
@@ -14255,7 +14255,7 @@
         </w:tc>
         <w:tc>
           <w:tcPr>
-            <w:tcW w:type="dxa" w:w="4816"/>
+            <w:tcW w:type="dxa" w:w="5041"/>
             <w:tcBorders>
               <w:top w:val="single" w:color="BFBFBF" w:sz="4"/>
               <w:left w:val="single" w:color="BFBFBF" w:sz="4"/>
@@ -14400,7 +14400,7 @@
         </w:tc>
         <w:tc>
           <w:tcPr>
-            <w:tcW w:type="dxa" w:w="4816"/>
+            <w:tcW w:type="dxa" w:w="5041"/>
             <w:tcBorders>
               <w:top w:val="single" w:color="BFBFBF" w:sz="4"/>
               <w:left w:val="single" w:color="BFBFBF" w:sz="4"/>
@@ -14513,7 +14513,7 @@
     </w:p>
     <w:tbl>
       <w:tblPr>
-        <w:tblW w:type="dxa" w:w="8846"/>
+        <w:tblW w:type="dxa" w:w="9071"/>
         <w:tblBorders>
           <w:top w:val="single" w:color="auto" w:sz="4"/>
           <w:left w:val="single" w:color="auto" w:sz="4"/>
@@ -14526,7 +14526,7 @@
       <w:tblGrid>
         <w:gridCol w:w="1800"/>
         <w:gridCol w:w="2400"/>
-        <w:gridCol w:w="4646"/>
+        <w:gridCol w:w="4871"/>
       </w:tblGrid>
       <w:tr>
         <w:trPr>
@@ -14605,7 +14605,7 @@
         </w:tc>
         <w:tc>
           <w:tcPr>
-            <w:tcW w:type="dxa" w:w="4646"/>
+            <w:tcW w:type="dxa" w:w="4871"/>
             <w:tcBorders>
               <w:top w:val="single" w:color="BFBFBF" w:sz="4"/>
               <w:left w:val="single" w:color="BFBFBF" w:sz="4"/>
@@ -14715,7 +14715,7 @@
         </w:tc>
         <w:tc>
           <w:tcPr>
-            <w:tcW w:type="dxa" w:w="4646"/>
+            <w:tcW w:type="dxa" w:w="4871"/>
             <w:tcBorders>
               <w:top w:val="single" w:color="BFBFBF" w:sz="4"/>
               <w:left w:val="single" w:color="BFBFBF" w:sz="4"/>
@@ -14825,7 +14825,7 @@
         </w:tc>
         <w:tc>
           <w:tcPr>
-            <w:tcW w:type="dxa" w:w="4646"/>
+            <w:tcW w:type="dxa" w:w="4871"/>
             <w:tcBorders>
               <w:top w:val="single" w:color="BFBFBF" w:sz="4"/>
               <w:left w:val="single" w:color="BFBFBF" w:sz="4"/>
@@ -14935,7 +14935,7 @@
         </w:tc>
         <w:tc>
           <w:tcPr>
-            <w:tcW w:type="dxa" w:w="4646"/>
+            <w:tcW w:type="dxa" w:w="4871"/>
             <w:tcBorders>
               <w:top w:val="single" w:color="BFBFBF" w:sz="4"/>
               <w:left w:val="single" w:color="BFBFBF" w:sz="4"/>
@@ -15124,7 +15124,7 @@
     </w:p>
     <w:tbl>
       <w:tblPr>
-        <w:tblW w:type="dxa" w:w="8846"/>
+        <w:tblW w:type="dxa" w:w="9071"/>
         <w:tblBorders>
           <w:top w:val="single" w:color="auto" w:sz="4"/>
           <w:left w:val="single" w:color="auto" w:sz="4"/>
@@ -15137,7 +15137,7 @@
       <w:tblGrid>
         <w:gridCol w:w="1900"/>
         <w:gridCol w:w="2900"/>
-        <w:gridCol w:w="4046"/>
+        <w:gridCol w:w="4271"/>
       </w:tblGrid>
       <w:tr>
         <w:trPr>
@@ -15216,7 +15216,7 @@
         </w:tc>
         <w:tc>
           <w:tcPr>
-            <w:tcW w:type="dxa" w:w="4046"/>
+            <w:tcW w:type="dxa" w:w="4271"/>
             <w:tcBorders>
               <w:top w:val="single" w:color="BFBFBF" w:sz="4"/>
               <w:left w:val="single" w:color="BFBFBF" w:sz="4"/>
@@ -15326,7 +15326,7 @@
         </w:tc>
         <w:tc>
           <w:tcPr>
-            <w:tcW w:type="dxa" w:w="4046"/>
+            <w:tcW w:type="dxa" w:w="4271"/>
             <w:tcBorders>
               <w:top w:val="single" w:color="BFBFBF" w:sz="4"/>
               <w:left w:val="single" w:color="BFBFBF" w:sz="4"/>
@@ -15436,7 +15436,7 @@
         </w:tc>
         <w:tc>
           <w:tcPr>
-            <w:tcW w:type="dxa" w:w="4046"/>
+            <w:tcW w:type="dxa" w:w="4271"/>
             <w:tcBorders>
               <w:top w:val="single" w:color="BFBFBF" w:sz="4"/>
               <w:left w:val="single" w:color="BFBFBF" w:sz="4"/>
@@ -15546,7 +15546,7 @@
         </w:tc>
         <w:tc>
           <w:tcPr>
-            <w:tcW w:type="dxa" w:w="4046"/>
+            <w:tcW w:type="dxa" w:w="4271"/>
             <w:tcBorders>
               <w:top w:val="single" w:color="BFBFBF" w:sz="4"/>
               <w:left w:val="single" w:color="BFBFBF" w:sz="4"/>
@@ -15656,7 +15656,7 @@
         </w:tc>
         <w:tc>
           <w:tcPr>
-            <w:tcW w:type="dxa" w:w="4046"/>
+            <w:tcW w:type="dxa" w:w="4271"/>
             <w:tcBorders>
               <w:top w:val="single" w:color="BFBFBF" w:sz="4"/>
               <w:left w:val="single" w:color="BFBFBF" w:sz="4"/>
@@ -15955,7 +15955,7 @@
     </w:p>
     <w:tbl>
       <w:tblPr>
-        <w:tblW w:type="dxa" w:w="8846"/>
+        <w:tblW w:type="dxa" w:w="9071"/>
         <w:tblBorders>
           <w:top w:val="single" w:color="auto" w:sz="4"/>
           <w:left w:val="single" w:color="auto" w:sz="4"/>
@@ -15968,7 +15968,7 @@
       <w:tblGrid>
         <w:gridCol w:w="2200"/>
         <w:gridCol w:w="1800"/>
-        <w:gridCol w:w="4846"/>
+        <w:gridCol w:w="5071"/>
       </w:tblGrid>
       <w:tr>
         <w:trPr>
@@ -16047,7 +16047,7 @@
         </w:tc>
         <w:tc>
           <w:tcPr>
-            <w:tcW w:type="dxa" w:w="4846"/>
+            <w:tcW w:type="dxa" w:w="5071"/>
             <w:tcBorders>
               <w:top w:val="single" w:color="BFBFBF" w:sz="4"/>
               <w:left w:val="single" w:color="BFBFBF" w:sz="4"/>
@@ -16157,7 +16157,7 @@
         </w:tc>
         <w:tc>
           <w:tcPr>
-            <w:tcW w:type="dxa" w:w="4846"/>
+            <w:tcW w:type="dxa" w:w="5071"/>
             <w:tcBorders>
               <w:top w:val="single" w:color="BFBFBF" w:sz="4"/>
               <w:left w:val="single" w:color="BFBFBF" w:sz="4"/>
@@ -16267,7 +16267,7 @@
         </w:tc>
         <w:tc>
           <w:tcPr>
-            <w:tcW w:type="dxa" w:w="4846"/>
+            <w:tcW w:type="dxa" w:w="5071"/>
             <w:tcBorders>
               <w:top w:val="single" w:color="BFBFBF" w:sz="4"/>
               <w:left w:val="single" w:color="BFBFBF" w:sz="4"/>
@@ -16400,7 +16400,7 @@
     </w:p>
     <w:tbl>
       <w:tblPr>
-        <w:tblW w:type="dxa" w:w="8846"/>
+        <w:tblW w:type="dxa" w:w="9071"/>
         <w:tblBorders>
           <w:top w:val="single" w:color="auto" w:sz="4"/>
           <w:left w:val="single" w:color="auto" w:sz="4"/>
@@ -16412,7 +16412,7 @@
       </w:tblPr>
       <w:tblGrid>
         <w:gridCol w:w="3400"/>
-        <w:gridCol w:w="5446"/>
+        <w:gridCol w:w="5671"/>
       </w:tblGrid>
       <w:tr>
         <w:trPr>
@@ -16455,7 +16455,7 @@
         </w:tc>
         <w:tc>
           <w:tcPr>
-            <w:tcW w:type="dxa" w:w="5446"/>
+            <w:tcW w:type="dxa" w:w="5671"/>
             <w:tcBorders>
               <w:top w:val="single" w:color="BFBFBF" w:sz="4"/>
               <w:left w:val="single" w:color="BFBFBF" w:sz="4"/>
@@ -16530,7 +16530,7 @@
         </w:tc>
         <w:tc>
           <w:tcPr>
-            <w:tcW w:type="dxa" w:w="5446"/>
+            <w:tcW w:type="dxa" w:w="5671"/>
             <w:tcBorders>
               <w:top w:val="single" w:color="BFBFBF" w:sz="4"/>
               <w:left w:val="single" w:color="BFBFBF" w:sz="4"/>
@@ -16605,7 +16605,7 @@
         </w:tc>
         <w:tc>
           <w:tcPr>
-            <w:tcW w:type="dxa" w:w="5446"/>
+            <w:tcW w:type="dxa" w:w="5671"/>
             <w:tcBorders>
               <w:top w:val="single" w:color="BFBFBF" w:sz="4"/>
               <w:left w:val="single" w:color="BFBFBF" w:sz="4"/>
@@ -16725,7 +16725,7 @@
     </w:p>
     <w:tbl>
       <w:tblPr>
-        <w:tblW w:type="dxa" w:w="8846"/>
+        <w:tblW w:type="dxa" w:w="9071"/>
         <w:tblBorders>
           <w:top w:val="single" w:color="auto" w:sz="4"/>
           <w:left w:val="single" w:color="auto" w:sz="4"/>
@@ -16738,7 +16738,7 @@
       <w:tblGrid>
         <w:gridCol w:w="760"/>
         <w:gridCol w:w="3000"/>
-        <w:gridCol w:w="5086"/>
+        <w:gridCol w:w="5311"/>
       </w:tblGrid>
       <w:tr>
         <w:trPr>
@@ -16817,7 +16817,7 @@
         </w:tc>
         <w:tc>
           <w:tcPr>
-            <w:tcW w:type="dxa" w:w="5086"/>
+            <w:tcW w:type="dxa" w:w="5311"/>
             <w:tcBorders>
               <w:top w:val="single" w:color="BFBFBF" w:sz="4"/>
               <w:left w:val="single" w:color="BFBFBF" w:sz="4"/>
@@ -16927,7 +16927,7 @@
         </w:tc>
         <w:tc>
           <w:tcPr>
-            <w:tcW w:type="dxa" w:w="5086"/>
+            <w:tcW w:type="dxa" w:w="5311"/>
             <w:tcBorders>
               <w:top w:val="single" w:color="BFBFBF" w:sz="4"/>
               <w:left w:val="single" w:color="BFBFBF" w:sz="4"/>
@@ -17037,7 +17037,7 @@
         </w:tc>
         <w:tc>
           <w:tcPr>
-            <w:tcW w:type="dxa" w:w="5086"/>
+            <w:tcW w:type="dxa" w:w="5311"/>
             <w:tcBorders>
               <w:top w:val="single" w:color="BFBFBF" w:sz="4"/>
               <w:left w:val="single" w:color="BFBFBF" w:sz="4"/>
@@ -17147,7 +17147,7 @@
         </w:tc>
         <w:tc>
           <w:tcPr>
-            <w:tcW w:type="dxa" w:w="5086"/>
+            <w:tcW w:type="dxa" w:w="5311"/>
             <w:tcBorders>
               <w:top w:val="single" w:color="BFBFBF" w:sz="4"/>
               <w:left w:val="single" w:color="BFBFBF" w:sz="4"/>
@@ -17257,7 +17257,7 @@
         </w:tc>
         <w:tc>
           <w:tcPr>
-            <w:tcW w:type="dxa" w:w="5086"/>
+            <w:tcW w:type="dxa" w:w="5311"/>
             <w:tcBorders>
               <w:top w:val="single" w:color="BFBFBF" w:sz="4"/>
               <w:left w:val="single" w:color="BFBFBF" w:sz="4"/>
@@ -17367,7 +17367,7 @@
         </w:tc>
         <w:tc>
           <w:tcPr>
-            <w:tcW w:type="dxa" w:w="5086"/>
+            <w:tcW w:type="dxa" w:w="5311"/>
             <w:tcBorders>
               <w:top w:val="single" w:color="BFBFBF" w:sz="4"/>
               <w:left w:val="single" w:color="BFBFBF" w:sz="4"/>
@@ -17477,7 +17477,7 @@
         </w:tc>
         <w:tc>
           <w:tcPr>
-            <w:tcW w:type="dxa" w:w="5086"/>
+            <w:tcW w:type="dxa" w:w="5311"/>
             <w:tcBorders>
               <w:top w:val="single" w:color="BFBFBF" w:sz="4"/>
               <w:left w:val="single" w:color="BFBFBF" w:sz="4"/>
@@ -17587,7 +17587,7 @@
         </w:tc>
         <w:tc>
           <w:tcPr>
-            <w:tcW w:type="dxa" w:w="5086"/>
+            <w:tcW w:type="dxa" w:w="5311"/>
             <w:tcBorders>
               <w:top w:val="single" w:color="BFBFBF" w:sz="4"/>
               <w:left w:val="single" w:color="BFBFBF" w:sz="4"/>
@@ -17644,7 +17644,7 @@
     </w:p>
     <w:tbl>
       <w:tblPr>
-        <w:tblW w:type="dxa" w:w="8846"/>
+        <w:tblW w:type="dxa" w:w="9071"/>
         <w:tblBorders>
           <w:top w:val="single" w:color="auto" w:sz="4"/>
           <w:left w:val="single" w:color="auto" w:sz="4"/>
@@ -17658,7 +17658,7 @@
         <w:gridCol w:w="780"/>
         <w:gridCol w:w="2250"/>
         <w:gridCol w:w="1000"/>
-        <w:gridCol w:w="4816"/>
+        <w:gridCol w:w="5041"/>
       </w:tblGrid>
       <w:tr>
         <w:trPr>
@@ -17772,7 +17772,7 @@
         </w:tc>
         <w:tc>
           <w:tcPr>
-            <w:tcW w:type="dxa" w:w="4816"/>
+            <w:tcW w:type="dxa" w:w="5041"/>
             <w:tcBorders>
               <w:top w:val="single" w:color="BFBFBF" w:sz="4"/>
               <w:left w:val="single" w:color="BFBFBF" w:sz="4"/>
@@ -17917,7 +17917,7 @@
         </w:tc>
         <w:tc>
           <w:tcPr>
-            <w:tcW w:type="dxa" w:w="4816"/>
+            <w:tcW w:type="dxa" w:w="5041"/>
             <w:tcBorders>
               <w:top w:val="single" w:color="BFBFBF" w:sz="4"/>
               <w:left w:val="single" w:color="BFBFBF" w:sz="4"/>
@@ -18062,7 +18062,7 @@
         </w:tc>
         <w:tc>
           <w:tcPr>
-            <w:tcW w:type="dxa" w:w="4816"/>
+            <w:tcW w:type="dxa" w:w="5041"/>
             <w:tcBorders>
               <w:top w:val="single" w:color="BFBFBF" w:sz="4"/>
               <w:left w:val="single" w:color="BFBFBF" w:sz="4"/>
@@ -18207,7 +18207,7 @@
         </w:tc>
         <w:tc>
           <w:tcPr>
-            <w:tcW w:type="dxa" w:w="4816"/>
+            <w:tcW w:type="dxa" w:w="5041"/>
             <w:tcBorders>
               <w:top w:val="single" w:color="BFBFBF" w:sz="4"/>
               <w:left w:val="single" w:color="BFBFBF" w:sz="4"/>
@@ -18352,7 +18352,7 @@
         </w:tc>
         <w:tc>
           <w:tcPr>
-            <w:tcW w:type="dxa" w:w="4816"/>
+            <w:tcW w:type="dxa" w:w="5041"/>
             <w:tcBorders>
               <w:top w:val="single" w:color="BFBFBF" w:sz="4"/>
               <w:left w:val="single" w:color="BFBFBF" w:sz="4"/>
@@ -18497,7 +18497,7 @@
         </w:tc>
         <w:tc>
           <w:tcPr>
-            <w:tcW w:type="dxa" w:w="4816"/>
+            <w:tcW w:type="dxa" w:w="5041"/>
             <w:tcBorders>
               <w:top w:val="single" w:color="BFBFBF" w:sz="4"/>
               <w:left w:val="single" w:color="BFBFBF" w:sz="4"/>
@@ -18610,7 +18610,7 @@
     </w:p>
     <w:tbl>
       <w:tblPr>
-        <w:tblW w:type="dxa" w:w="8846"/>
+        <w:tblW w:type="dxa" w:w="9071"/>
         <w:tblBorders>
           <w:top w:val="single" w:color="auto" w:sz="4"/>
           <w:left w:val="single" w:color="auto" w:sz="4"/>
@@ -18623,7 +18623,7 @@
       <w:tblGrid>
         <w:gridCol w:w="1900"/>
         <w:gridCol w:w="1200"/>
-        <w:gridCol w:w="5746"/>
+        <w:gridCol w:w="5971"/>
       </w:tblGrid>
       <w:tr>
         <w:trPr>
@@ -18702,7 +18702,7 @@
         </w:tc>
         <w:tc>
           <w:tcPr>
-            <w:tcW w:type="dxa" w:w="5746"/>
+            <w:tcW w:type="dxa" w:w="5971"/>
             <w:tcBorders>
               <w:top w:val="single" w:color="BFBFBF" w:sz="4"/>
               <w:left w:val="single" w:color="BFBFBF" w:sz="4"/>
@@ -18812,7 +18812,7 @@
         </w:tc>
         <w:tc>
           <w:tcPr>
-            <w:tcW w:type="dxa" w:w="5746"/>
+            <w:tcW w:type="dxa" w:w="5971"/>
             <w:tcBorders>
               <w:top w:val="single" w:color="BFBFBF" w:sz="4"/>
               <w:left w:val="single" w:color="BFBFBF" w:sz="4"/>
@@ -18922,7 +18922,7 @@
         </w:tc>
         <w:tc>
           <w:tcPr>
-            <w:tcW w:type="dxa" w:w="5746"/>
+            <w:tcW w:type="dxa" w:w="5971"/>
             <w:tcBorders>
               <w:top w:val="single" w:color="BFBFBF" w:sz="4"/>
               <w:left w:val="single" w:color="BFBFBF" w:sz="4"/>
@@ -19032,7 +19032,7 @@
         </w:tc>
         <w:tc>
           <w:tcPr>
-            <w:tcW w:type="dxa" w:w="5746"/>
+            <w:tcW w:type="dxa" w:w="5971"/>
             <w:tcBorders>
               <w:top w:val="single" w:color="BFBFBF" w:sz="4"/>
               <w:left w:val="single" w:color="BFBFBF" w:sz="4"/>
@@ -19142,7 +19142,7 @@
         </w:tc>
         <w:tc>
           <w:tcPr>
-            <w:tcW w:type="dxa" w:w="5746"/>
+            <w:tcW w:type="dxa" w:w="5971"/>
             <w:tcBorders>
               <w:top w:val="single" w:color="BFBFBF" w:sz="4"/>
               <w:left w:val="single" w:color="BFBFBF" w:sz="4"/>
@@ -19252,7 +19252,7 @@
         </w:tc>
         <w:tc>
           <w:tcPr>
-            <w:tcW w:type="dxa" w:w="5746"/>
+            <w:tcW w:type="dxa" w:w="5971"/>
             <w:tcBorders>
               <w:top w:val="single" w:color="BFBFBF" w:sz="4"/>
               <w:left w:val="single" w:color="BFBFBF" w:sz="4"/>
@@ -19362,7 +19362,7 @@
         </w:tc>
         <w:tc>
           <w:tcPr>
-            <w:tcW w:type="dxa" w:w="5746"/>
+            <w:tcW w:type="dxa" w:w="5971"/>
             <w:tcBorders>
               <w:top w:val="single" w:color="BFBFBF" w:sz="4"/>
               <w:left w:val="single" w:color="BFBFBF" w:sz="4"/>
@@ -19472,7 +19472,7 @@
         </w:tc>
         <w:tc>
           <w:tcPr>
-            <w:tcW w:type="dxa" w:w="5746"/>
+            <w:tcW w:type="dxa" w:w="5971"/>
             <w:tcBorders>
               <w:top w:val="single" w:color="BFBFBF" w:sz="4"/>
               <w:left w:val="single" w:color="BFBFBF" w:sz="4"/>
@@ -19582,7 +19582,7 @@
         </w:tc>
         <w:tc>
           <w:tcPr>
-            <w:tcW w:type="dxa" w:w="5746"/>
+            <w:tcW w:type="dxa" w:w="5971"/>
             <w:tcBorders>
               <w:top w:val="single" w:color="BFBFBF" w:sz="4"/>
               <w:left w:val="single" w:color="BFBFBF" w:sz="4"/>
@@ -19829,7 +19829,7 @@
     </w:p>
     <w:tbl>
       <w:tblPr>
-        <w:tblW w:type="dxa" w:w="8846"/>
+        <w:tblW w:type="dxa" w:w="9071"/>
         <w:tblBorders>
           <w:top w:val="single" w:color="auto" w:sz="4"/>
           <w:left w:val="single" w:color="auto" w:sz="4"/>
@@ -19842,7 +19842,7 @@
       <w:tblGrid>
         <w:gridCol w:w="2100"/>
         <w:gridCol w:w="2200"/>
-        <w:gridCol w:w="4546"/>
+        <w:gridCol w:w="4771"/>
       </w:tblGrid>
       <w:tr>
         <w:trPr>
@@ -19921,7 +19921,7 @@
         </w:tc>
         <w:tc>
           <w:tcPr>
-            <w:tcW w:type="dxa" w:w="4546"/>
+            <w:tcW w:type="dxa" w:w="4771"/>
             <w:tcBorders>
               <w:top w:val="single" w:color="BFBFBF" w:sz="4"/>
               <w:left w:val="single" w:color="BFBFBF" w:sz="4"/>
@@ -20031,7 +20031,7 @@
         </w:tc>
         <w:tc>
           <w:tcPr>
-            <w:tcW w:type="dxa" w:w="4546"/>
+            <w:tcW w:type="dxa" w:w="4771"/>
             <w:tcBorders>
               <w:top w:val="single" w:color="BFBFBF" w:sz="4"/>
               <w:left w:val="single" w:color="BFBFBF" w:sz="4"/>
@@ -20141,7 +20141,7 @@
         </w:tc>
         <w:tc>
           <w:tcPr>
-            <w:tcW w:type="dxa" w:w="4546"/>
+            <w:tcW w:type="dxa" w:w="4771"/>
             <w:tcBorders>
               <w:top w:val="single" w:color="BFBFBF" w:sz="4"/>
               <w:left w:val="single" w:color="BFBFBF" w:sz="4"/>
@@ -20251,7 +20251,7 @@
         </w:tc>
         <w:tc>
           <w:tcPr>
-            <w:tcW w:type="dxa" w:w="4546"/>
+            <w:tcW w:type="dxa" w:w="4771"/>
             <w:tcBorders>
               <w:top w:val="single" w:color="BFBFBF" w:sz="4"/>
               <w:left w:val="single" w:color="BFBFBF" w:sz="4"/>
@@ -20361,7 +20361,7 @@
         </w:tc>
         <w:tc>
           <w:tcPr>
-            <w:tcW w:type="dxa" w:w="4546"/>
+            <w:tcW w:type="dxa" w:w="4771"/>
             <w:tcBorders>
               <w:top w:val="single" w:color="BFBFBF" w:sz="4"/>
               <w:left w:val="single" w:color="BFBFBF" w:sz="4"/>
@@ -20611,7 +20611,7 @@
     </w:p>
     <w:tbl>
       <w:tblPr>
-        <w:tblW w:type="dxa" w:w="8846"/>
+        <w:tblW w:type="dxa" w:w="9071"/>
         <w:tblBorders>
           <w:top w:val="single" w:color="auto" w:sz="4"/>
           <w:left w:val="single" w:color="auto" w:sz="4"/>
@@ -20624,7 +20624,7 @@
       <w:tblGrid>
         <w:gridCol w:w="2000"/>
         <w:gridCol w:w="2700"/>
-        <w:gridCol w:w="4146"/>
+        <w:gridCol w:w="4371"/>
       </w:tblGrid>
       <w:tr>
         <w:trPr>
@@ -20703,7 +20703,7 @@
         </w:tc>
         <w:tc>
           <w:tcPr>
-            <w:tcW w:type="dxa" w:w="4146"/>
+            <w:tcW w:type="dxa" w:w="4371"/>
             <w:tcBorders>
               <w:top w:val="single" w:color="BFBFBF" w:sz="4"/>
               <w:left w:val="single" w:color="BFBFBF" w:sz="4"/>
@@ -20813,7 +20813,7 @@
         </w:tc>
         <w:tc>
           <w:tcPr>
-            <w:tcW w:type="dxa" w:w="4146"/>
+            <w:tcW w:type="dxa" w:w="4371"/>
             <w:tcBorders>
               <w:top w:val="single" w:color="BFBFBF" w:sz="4"/>
               <w:left w:val="single" w:color="BFBFBF" w:sz="4"/>
@@ -20923,7 +20923,7 @@
         </w:tc>
         <w:tc>
           <w:tcPr>
-            <w:tcW w:type="dxa" w:w="4146"/>
+            <w:tcW w:type="dxa" w:w="4371"/>
             <w:tcBorders>
               <w:top w:val="single" w:color="BFBFBF" w:sz="4"/>
               <w:left w:val="single" w:color="BFBFBF" w:sz="4"/>
@@ -21033,7 +21033,7 @@
         </w:tc>
         <w:tc>
           <w:tcPr>
-            <w:tcW w:type="dxa" w:w="4146"/>
+            <w:tcW w:type="dxa" w:w="4371"/>
             <w:tcBorders>
               <w:top w:val="single" w:color="BFBFBF" w:sz="4"/>
               <w:left w:val="single" w:color="BFBFBF" w:sz="4"/>
@@ -21143,7 +21143,7 @@
         </w:tc>
         <w:tc>
           <w:tcPr>
-            <w:tcW w:type="dxa" w:w="4146"/>
+            <w:tcW w:type="dxa" w:w="4371"/>
             <w:tcBorders>
               <w:top w:val="single" w:color="BFBFBF" w:sz="4"/>
               <w:left w:val="single" w:color="BFBFBF" w:sz="4"/>
@@ -21218,7 +21218,7 @@
     </w:p>
     <w:tbl>
       <w:tblPr>
-        <w:tblW w:type="dxa" w:w="8846"/>
+        <w:tblW w:type="dxa" w:w="9071"/>
         <w:tblBorders>
           <w:top w:val="single" w:color="auto" w:sz="4"/>
           <w:left w:val="single" w:color="auto" w:sz="4"/>
@@ -21232,7 +21232,7 @@
         <w:gridCol w:w="780"/>
         <w:gridCol w:w="2250"/>
         <w:gridCol w:w="1000"/>
-        <w:gridCol w:w="4816"/>
+        <w:gridCol w:w="5041"/>
       </w:tblGrid>
       <w:tr>
         <w:trPr>
@@ -21346,7 +21346,7 @@
         </w:tc>
         <w:tc>
           <w:tcPr>
-            <w:tcW w:type="dxa" w:w="4816"/>
+            <w:tcW w:type="dxa" w:w="5041"/>
             <w:tcBorders>
               <w:top w:val="single" w:color="BFBFBF" w:sz="4"/>
               <w:left w:val="single" w:color="BFBFBF" w:sz="4"/>
@@ -21491,7 +21491,7 @@
         </w:tc>
         <w:tc>
           <w:tcPr>
-            <w:tcW w:type="dxa" w:w="4816"/>
+            <w:tcW w:type="dxa" w:w="5041"/>
             <w:tcBorders>
               <w:top w:val="single" w:color="BFBFBF" w:sz="4"/>
               <w:left w:val="single" w:color="BFBFBF" w:sz="4"/>
@@ -21636,7 +21636,7 @@
         </w:tc>
         <w:tc>
           <w:tcPr>
-            <w:tcW w:type="dxa" w:w="4816"/>
+            <w:tcW w:type="dxa" w:w="5041"/>
             <w:tcBorders>
               <w:top w:val="single" w:color="BFBFBF" w:sz="4"/>
               <w:left w:val="single" w:color="BFBFBF" w:sz="4"/>
@@ -21781,7 +21781,7 @@
         </w:tc>
         <w:tc>
           <w:tcPr>
-            <w:tcW w:type="dxa" w:w="4816"/>
+            <w:tcW w:type="dxa" w:w="5041"/>
             <w:tcBorders>
               <w:top w:val="single" w:color="BFBFBF" w:sz="4"/>
               <w:left w:val="single" w:color="BFBFBF" w:sz="4"/>
@@ -21926,7 +21926,7 @@
         </w:tc>
         <w:tc>
           <w:tcPr>
-            <w:tcW w:type="dxa" w:w="4816"/>
+            <w:tcW w:type="dxa" w:w="5041"/>
             <w:tcBorders>
               <w:top w:val="single" w:color="BFBFBF" w:sz="4"/>
               <w:left w:val="single" w:color="BFBFBF" w:sz="4"/>
@@ -22071,7 +22071,7 @@
         </w:tc>
         <w:tc>
           <w:tcPr>
-            <w:tcW w:type="dxa" w:w="4816"/>
+            <w:tcW w:type="dxa" w:w="5041"/>
             <w:tcBorders>
               <w:top w:val="single" w:color="BFBFBF" w:sz="4"/>
               <w:left w:val="single" w:color="BFBFBF" w:sz="4"/>
@@ -22141,7 +22141,7 @@
       <w:headerReference w:type="default" r:id="rId7"/>
       <w:footerReference w:type="default" r:id="rId8"/>
       <w:pgSz w:w="11906" w:h="16838" w:orient="portrait"/>
-      <w:pgMar w:top="1440" w:right="1260" w:bottom="1440" w:left="1800" w:header="708" w:footer="708" w:gutter="0"/>
+      <w:pgMar w:top="1134" w:right="1134" w:bottom="1134" w:left="1701" w:header="708" w:footer="708" w:gutter="0"/>
       <w:pgNumType/>
       <w:docGrid w:linePitch="360"/>
     </w:sectPr>
